--- a/public/legal/FoodNinja_服務條款_ZH.docx
+++ b/public/legal/FoodNinja_服務條款_ZH.docx
@@ -21,7 +21,19 @@
           <w:szCs w:val="52"/>
           <w:lang w:eastAsia="zh-TW"/>
         </w:rPr>
-        <w:t>Food Ninja</w:t>
+        <w:t>F</w:t>
+      </w:r>
+      <w:r>
+        <w:rPr>
+          <w:rFonts w:ascii="MISANS TC VF MEDIUM" w:eastAsia="MISANS TC VF MEDIUM" w:hAnsi="MISANS TC VF MEDIUM"/>
+          <w:b/>
+          <w:bCs/>
+          <w:color w:val="1B5E20"/>
+          <w:sz w:val="52"/>
+          <w:szCs w:val="52"/>
+          <w:lang w:eastAsia="zh-TW"/>
+        </w:rPr>
+        <w:t>OOD NINJA</w:t>
       </w:r>
     </w:p>
     <w:p>
@@ -63,7 +75,117 @@
           <w:szCs w:val="20"/>
           <w:lang w:eastAsia="zh-TW"/>
         </w:rPr>
-        <w:t>生效日期：2025年3月1日 / March 1, 2025</w:t>
+        <w:t>生效日期：202</w:t>
+      </w:r>
+      <w:r>
+        <w:rPr>
+          <w:rFonts w:ascii="MISANS TC VF MEDIUM" w:eastAsia="MISANS TC VF MEDIUM" w:hAnsi="MISANS TC VF MEDIUM"/>
+          <w:color w:val="555555"/>
+          <w:sz w:val="20"/>
+          <w:szCs w:val="20"/>
+          <w:lang w:eastAsia="zh-TW"/>
+        </w:rPr>
+        <w:t>6</w:t>
+      </w:r>
+      <w:r>
+        <w:rPr>
+          <w:rFonts w:ascii="MISANS TC VF MEDIUM" w:eastAsia="MISANS TC VF MEDIUM" w:hAnsi="MISANS TC VF MEDIUM"/>
+          <w:color w:val="555555"/>
+          <w:sz w:val="20"/>
+          <w:szCs w:val="20"/>
+          <w:lang w:eastAsia="zh-TW"/>
+        </w:rPr>
+        <w:t>年</w:t>
+      </w:r>
+      <w:r>
+        <w:rPr>
+          <w:rFonts w:ascii="MISANS TC VF MEDIUM" w:eastAsia="MISANS TC VF MEDIUM" w:hAnsi="MISANS TC VF MEDIUM"/>
+          <w:color w:val="555555"/>
+          <w:sz w:val="20"/>
+          <w:szCs w:val="20"/>
+          <w:lang w:eastAsia="zh-TW"/>
+        </w:rPr>
+        <w:t>4</w:t>
+      </w:r>
+      <w:r>
+        <w:rPr>
+          <w:rFonts w:ascii="MISANS TC VF MEDIUM" w:eastAsia="MISANS TC VF MEDIUM" w:hAnsi="MISANS TC VF MEDIUM"/>
+          <w:color w:val="555555"/>
+          <w:sz w:val="20"/>
+          <w:szCs w:val="20"/>
+          <w:lang w:eastAsia="zh-TW"/>
+        </w:rPr>
+        <w:t>月</w:t>
+      </w:r>
+      <w:r>
+        <w:rPr>
+          <w:rFonts w:ascii="MISANS TC VF MEDIUM" w:eastAsia="MISANS TC VF MEDIUM" w:hAnsi="MISANS TC VF MEDIUM"/>
+          <w:color w:val="555555"/>
+          <w:sz w:val="20"/>
+          <w:szCs w:val="20"/>
+          <w:lang w:eastAsia="zh-TW"/>
+        </w:rPr>
+        <w:t>25</w:t>
+      </w:r>
+      <w:r>
+        <w:rPr>
+          <w:rFonts w:ascii="MISANS TC VF MEDIUM" w:eastAsia="MISANS TC VF MEDIUM" w:hAnsi="MISANS TC VF MEDIUM"/>
+          <w:color w:val="555555"/>
+          <w:sz w:val="20"/>
+          <w:szCs w:val="20"/>
+          <w:lang w:eastAsia="zh-TW"/>
+        </w:rPr>
+        <w:t xml:space="preserve">日 / </w:t>
+      </w:r>
+      <w:r>
+        <w:rPr>
+          <w:rFonts w:ascii="MISANS TC VF MEDIUM" w:eastAsia="MISANS TC VF MEDIUM" w:hAnsi="MISANS TC VF MEDIUM"/>
+          <w:color w:val="555555"/>
+          <w:sz w:val="20"/>
+          <w:szCs w:val="20"/>
+          <w:lang w:eastAsia="zh-TW"/>
+        </w:rPr>
+        <w:t>April</w:t>
+      </w:r>
+      <w:r>
+        <w:rPr>
+          <w:rFonts w:ascii="MISANS TC VF MEDIUM" w:eastAsia="MISANS TC VF MEDIUM" w:hAnsi="MISANS TC VF MEDIUM"/>
+          <w:color w:val="555555"/>
+          <w:sz w:val="20"/>
+          <w:szCs w:val="20"/>
+          <w:lang w:eastAsia="zh-TW"/>
+        </w:rPr>
+        <w:t xml:space="preserve"> </w:t>
+      </w:r>
+      <w:r>
+        <w:rPr>
+          <w:rFonts w:ascii="MISANS TC VF MEDIUM" w:eastAsia="MISANS TC VF MEDIUM" w:hAnsi="MISANS TC VF MEDIUM"/>
+          <w:color w:val="555555"/>
+          <w:sz w:val="20"/>
+          <w:szCs w:val="20"/>
+          <w:lang w:eastAsia="zh-TW"/>
+        </w:rPr>
+        <w:t>25</w:t>
+      </w:r>
+      <w:r>
+        <w:rPr>
+          <w:rFonts w:ascii="MISANS TC VF MEDIUM" w:eastAsia="MISANS TC VF MEDIUM" w:hAnsi="MISANS TC VF MEDIUM"/>
+          <w:color w:val="555555"/>
+          <w:sz w:val="20"/>
+          <w:szCs w:val="20"/>
+          <w:lang w:eastAsia="zh-TW"/>
+        </w:rPr>
+        <w:t>, 202</w:t>
+      </w:r>
+      <w:r>
+        <w:rPr>
+          <w:rFonts w:ascii="MISANS TC VF MEDIUM" w:eastAsia="MISANS TC VF MEDIUM" w:hAnsi="MISANS TC VF MEDIUM"/>
+          <w:color w:val="555555"/>
+          <w:sz w:val="20"/>
+          <w:szCs w:val="20"/>
+          <w:lang w:eastAsia="zh-TW"/>
+        </w:rPr>
+        <w:t>6</w:t>
       </w:r>
     </w:p>
     <w:p>
@@ -261,151 +383,15 @@
         <w:spacing w:after="80"/>
         <w:rPr>
           <w:rFonts w:ascii="MISANS TC VF MEDIUM" w:eastAsia="MISANS TC VF MEDIUM" w:hAnsi="MISANS TC VF MEDIUM"/>
-        </w:rPr>
-      </w:pPr>
-      <w:r>
-        <w:rPr>
-          <w:rFonts w:ascii="MISANS TC VF MEDIUM" w:eastAsia="MISANS TC VF MEDIUM" w:hAnsi="MISANS TC VF MEDIUM"/>
-        </w:rPr>
-        <w:t>App 內購及訂閱方案</w:t>
-      </w:r>
-    </w:p>
-    <w:p>
-      <w:pPr>
-        <w:spacing w:after="80"/>
-        <w:rPr>
-          <w:rFonts w:ascii="MISANS TC VF MEDIUM" w:eastAsia="MISANS TC VF MEDIUM" w:hAnsi="MISANS TC VF MEDIUM"/>
-        </w:rPr>
-      </w:pPr>
-    </w:p>
-    <w:p>
-      <w:pPr>
-        <w:spacing w:after="120"/>
-        <w:rPr>
-          <w:rFonts w:ascii="MISANS TC VF MEDIUM" w:eastAsia="MISANS TC VF MEDIUM" w:hAnsi="MISANS TC VF MEDIUM"/>
-          <w:lang w:eastAsia="zh-TW"/>
-        </w:rPr>
-      </w:pPr>
-      <w:r>
-        <w:rPr>
-          <w:rFonts w:ascii="MISANS TC VF MEDIUM" w:eastAsia="MISANS TC VF MEDIUM" w:hAnsi="MISANS TC VF MEDIUM"/>
-          <w:lang w:eastAsia="zh-TW"/>
-        </w:rPr>
-        <w:t>我們保留在任何時候修改、暫停或終止任何功能或整體服務的權利，並得不另行通知。</w:t>
-      </w:r>
-    </w:p>
-    <w:p>
-      <w:pPr>
-        <w:pStyle w:val="Heading1"/>
-        <w:spacing w:before="400" w:after="160"/>
-        <w:rPr>
-          <w:rFonts w:ascii="MISANS TC VF MEDIUM" w:eastAsia="MISANS TC VF MEDIUM" w:hAnsi="MISANS TC VF MEDIUM"/>
-          <w:lang w:eastAsia="zh-TW"/>
-        </w:rPr>
-      </w:pPr>
-      <w:r>
-        <w:rPr>
-          <w:rFonts w:ascii="MISANS TC VF MEDIUM" w:eastAsia="MISANS TC VF MEDIUM" w:hAnsi="MISANS TC VF MEDIUM"/>
-          <w:lang w:eastAsia="zh-TW"/>
-        </w:rPr>
-        <w:t>3. 使用資格與帳號註冊</w:t>
-      </w:r>
-    </w:p>
-    <w:p>
-      <w:pPr>
-        <w:spacing w:after="120"/>
-        <w:rPr>
-          <w:rFonts w:ascii="MISANS TC VF MEDIUM" w:eastAsia="MISANS TC VF MEDIUM" w:hAnsi="MISANS TC VF MEDIUM"/>
-          <w:lang w:eastAsia="zh-TW"/>
-        </w:rPr>
-      </w:pPr>
-      <w:r>
-        <w:rPr>
-          <w:rFonts w:ascii="MISANS TC VF MEDIUM" w:eastAsia="MISANS TC VF MEDIUM" w:hAnsi="MISANS TC VF MEDIUM"/>
-          <w:lang w:eastAsia="zh-TW"/>
-        </w:rPr>
-        <w:lastRenderedPageBreak/>
-        <w:t>本服務適合所有年齡層使用。13 歲以下（或依其所在地法律規定之數位同意年齡以下）之使用者，應在父母或監護人的可驗證同意下使用本服務，以符合《兒童網路隱私保護法》（COPPA）及相關當地法律之規定。</w:t>
-      </w:r>
-    </w:p>
-    <w:p>
-      <w:pPr>
-        <w:spacing w:after="120"/>
-        <w:rPr>
-          <w:rFonts w:ascii="MISANS TC VF MEDIUM" w:eastAsia="MISANS TC VF MEDIUM" w:hAnsi="MISANS TC VF MEDIUM"/>
-        </w:rPr>
-      </w:pPr>
-      <w:r>
-        <w:rPr>
-          <w:rFonts w:ascii="MISANS TC VF MEDIUM" w:eastAsia="MISANS TC VF MEDIUM" w:hAnsi="MISANS TC VF MEDIUM"/>
-        </w:rPr>
-        <w:t>如需使用個人化功能，您必須透過 Apple ID（「使用 Apple 登入」）或 Google 帳號（「使用 Google 登入」）建立帳號。目前不提供其他註冊方式。</w:t>
-      </w:r>
-    </w:p>
-    <w:p>
-      <w:pPr>
-        <w:spacing w:after="120"/>
-        <w:rPr>
-          <w:rFonts w:ascii="MISANS TC VF MEDIUM" w:eastAsia="MISANS TC VF MEDIUM" w:hAnsi="MISANS TC VF MEDIUM"/>
-          <w:lang w:eastAsia="zh-TW"/>
-        </w:rPr>
-      </w:pPr>
-      <w:r>
-        <w:rPr>
-          <w:rFonts w:ascii="MISANS TC VF MEDIUM" w:eastAsia="MISANS TC VF MEDIUM" w:hAnsi="MISANS TC VF MEDIUM"/>
-          <w:lang w:eastAsia="zh-TW"/>
-        </w:rPr>
-        <w:t>建立帳號即表示您確認所提供資訊均屬正確，且您將負責維護登入憑證之安全。您的帳號下所發生的一切活動，均由您自行負責。</w:t>
-      </w:r>
-    </w:p>
-    <w:p>
-      <w:pPr>
-        <w:pStyle w:val="Heading1"/>
-        <w:spacing w:before="400" w:after="160"/>
-        <w:rPr>
-          <w:rFonts w:ascii="MISANS TC VF MEDIUM" w:eastAsia="MISANS TC VF MEDIUM" w:hAnsi="MISANS TC VF MEDIUM"/>
-          <w:lang w:eastAsia="zh-TW"/>
-        </w:rPr>
-      </w:pPr>
-      <w:r>
-        <w:rPr>
-          <w:rFonts w:ascii="MISANS TC VF MEDIUM" w:eastAsia="MISANS TC VF MEDIUM" w:hAnsi="MISANS TC VF MEDIUM"/>
-          <w:lang w:eastAsia="zh-TW"/>
-        </w:rPr>
-        <w:t>4. 使用者帳號與資料</w:t>
-      </w:r>
-    </w:p>
-    <w:p>
-      <w:pPr>
-        <w:pStyle w:val="Heading2"/>
-        <w:spacing w:before="280" w:after="100"/>
-        <w:rPr>
-          <w:rFonts w:ascii="MISANS TC VF MEDIUM" w:eastAsia="MISANS TC VF MEDIUM" w:hAnsi="MISANS TC VF MEDIUM"/>
-          <w:lang w:eastAsia="zh-TW"/>
-        </w:rPr>
-      </w:pPr>
-      <w:r>
-        <w:rPr>
-          <w:rFonts w:ascii="MISANS TC VF MEDIUM" w:eastAsia="MISANS TC VF MEDIUM" w:hAnsi="MISANS TC VF MEDIUM"/>
-          <w:lang w:eastAsia="zh-TW"/>
-        </w:rPr>
-        <w:t>4.1 我們收集及儲存的資料</w:t>
-      </w:r>
-    </w:p>
-    <w:p>
-      <w:pPr>
-        <w:spacing w:after="120"/>
-        <w:rPr>
-          <w:rFonts w:ascii="MISANS TC VF MEDIUM" w:eastAsia="MISANS TC VF MEDIUM" w:hAnsi="MISANS TC VF MEDIUM"/>
-          <w:lang w:eastAsia="zh-TW"/>
-        </w:rPr>
-      </w:pPr>
-      <w:r>
-        <w:rPr>
-          <w:rFonts w:ascii="MISANS TC VF MEDIUM" w:eastAsia="MISANS TC VF MEDIUM" w:hAnsi="MISANS TC VF MEDIUM"/>
-          <w:lang w:eastAsia="zh-TW"/>
-        </w:rPr>
-        <w:t>我們的伺服器僅儲存與您帳號相關的以下資訊：</w:t>
+          <w:lang w:eastAsia="zh-TW"/>
+        </w:rPr>
+      </w:pPr>
+      <w:r>
+        <w:rPr>
+          <w:rFonts w:ascii="MISANS TC VF MEDIUM" w:eastAsia="MISANS TC VF MEDIUM" w:hAnsi="MISANS TC VF MEDIUM" w:hint="eastAsia"/>
+          <w:lang w:eastAsia="zh-TW"/>
+        </w:rPr>
+        <w:t>目標達成時種植樹木</w:t>
       </w:r>
     </w:p>
     <w:p>
@@ -424,7 +410,145 @@
         <w:rPr>
           <w:rFonts w:ascii="MISANS TC VF MEDIUM" w:eastAsia="MISANS TC VF MEDIUM" w:hAnsi="MISANS TC VF MEDIUM"/>
         </w:rPr>
-        <w:t>您的電子郵件地址</w:t>
+        <w:t>App 內購及訂閱方案</w:t>
+      </w:r>
+    </w:p>
+    <w:p>
+      <w:pPr>
+        <w:spacing w:after="80"/>
+        <w:rPr>
+          <w:rFonts w:ascii="MISANS TC VF MEDIUM" w:eastAsia="MISANS TC VF MEDIUM" w:hAnsi="MISANS TC VF MEDIUM"/>
+        </w:rPr>
+      </w:pPr>
+    </w:p>
+    <w:p>
+      <w:pPr>
+        <w:spacing w:after="120"/>
+        <w:rPr>
+          <w:rFonts w:ascii="MISANS TC VF MEDIUM" w:eastAsia="MISANS TC VF MEDIUM" w:hAnsi="MISANS TC VF MEDIUM"/>
+          <w:lang w:eastAsia="zh-TW"/>
+        </w:rPr>
+      </w:pPr>
+      <w:r>
+        <w:rPr>
+          <w:rFonts w:ascii="MISANS TC VF MEDIUM" w:eastAsia="MISANS TC VF MEDIUM" w:hAnsi="MISANS TC VF MEDIUM"/>
+          <w:lang w:eastAsia="zh-TW"/>
+        </w:rPr>
+        <w:t>我們保留在任何時候修改、暫停或終止任何功能或整體服務的權利，並得不另行通知。</w:t>
+      </w:r>
+    </w:p>
+    <w:p>
+      <w:pPr>
+        <w:pStyle w:val="Heading1"/>
+        <w:spacing w:before="400" w:after="160"/>
+        <w:rPr>
+          <w:rFonts w:ascii="MISANS TC VF MEDIUM" w:eastAsia="MISANS TC VF MEDIUM" w:hAnsi="MISANS TC VF MEDIUM"/>
+          <w:lang w:eastAsia="zh-TW"/>
+        </w:rPr>
+      </w:pPr>
+      <w:r>
+        <w:rPr>
+          <w:rFonts w:ascii="MISANS TC VF MEDIUM" w:eastAsia="MISANS TC VF MEDIUM" w:hAnsi="MISANS TC VF MEDIUM"/>
+          <w:lang w:eastAsia="zh-TW"/>
+        </w:rPr>
+        <w:t>3. 使用資格與帳號註冊</w:t>
+      </w:r>
+    </w:p>
+    <w:p>
+      <w:pPr>
+        <w:spacing w:after="120"/>
+        <w:rPr>
+          <w:rFonts w:ascii="MISANS TC VF MEDIUM" w:eastAsia="MISANS TC VF MEDIUM" w:hAnsi="MISANS TC VF MEDIUM"/>
+          <w:lang w:eastAsia="zh-TW"/>
+        </w:rPr>
+      </w:pPr>
+      <w:r>
+        <w:rPr>
+          <w:rFonts w:ascii="MISANS TC VF MEDIUM" w:eastAsia="MISANS TC VF MEDIUM" w:hAnsi="MISANS TC VF MEDIUM"/>
+          <w:lang w:eastAsia="zh-TW"/>
+        </w:rPr>
+        <w:lastRenderedPageBreak/>
+        <w:t>本服務適合所有年齡層使用。13 歲以下（或依其所在地法律規定之數位同意年齡以下）之使用者，應在父母或監護人的可驗證同意下使用本服務，以符合《兒童網路隱私保護法》（COPPA）及相關當地法律之規定。</w:t>
+      </w:r>
+    </w:p>
+    <w:p>
+      <w:pPr>
+        <w:spacing w:after="120"/>
+        <w:rPr>
+          <w:rFonts w:ascii="MISANS TC VF MEDIUM" w:eastAsia="MISANS TC VF MEDIUM" w:hAnsi="MISANS TC VF MEDIUM"/>
+        </w:rPr>
+      </w:pPr>
+      <w:r>
+        <w:rPr>
+          <w:rFonts w:ascii="MISANS TC VF MEDIUM" w:eastAsia="MISANS TC VF MEDIUM" w:hAnsi="MISANS TC VF MEDIUM"/>
+        </w:rPr>
+        <w:t>如需使用個人化功能，您必須透過 Apple ID（「使用 Apple 登入」）或 Google 帳號（「使用 Google 登入」）建立帳號。目前不提供其他註冊方式。</w:t>
+      </w:r>
+    </w:p>
+    <w:p>
+      <w:pPr>
+        <w:spacing w:after="120"/>
+        <w:rPr>
+          <w:rFonts w:ascii="MISANS TC VF MEDIUM" w:eastAsia="MISANS TC VF MEDIUM" w:hAnsi="MISANS TC VF MEDIUM"/>
+          <w:lang w:eastAsia="zh-TW"/>
+        </w:rPr>
+      </w:pPr>
+      <w:r>
+        <w:rPr>
+          <w:rFonts w:ascii="MISANS TC VF MEDIUM" w:eastAsia="MISANS TC VF MEDIUM" w:hAnsi="MISANS TC VF MEDIUM"/>
+          <w:lang w:eastAsia="zh-TW"/>
+        </w:rPr>
+        <w:t>建立帳號即表示您確認所提供資訊均屬正確，且您將負責維護登入憑證之安全。您的帳號下所發生的一切活動，均由您自行負責。</w:t>
+      </w:r>
+    </w:p>
+    <w:p>
+      <w:pPr>
+        <w:pStyle w:val="Heading1"/>
+        <w:spacing w:before="400" w:after="160"/>
+        <w:rPr>
+          <w:rFonts w:ascii="MISANS TC VF MEDIUM" w:eastAsia="MISANS TC VF MEDIUM" w:hAnsi="MISANS TC VF MEDIUM"/>
+          <w:lang w:eastAsia="zh-TW"/>
+        </w:rPr>
+      </w:pPr>
+      <w:r>
+        <w:rPr>
+          <w:rFonts w:ascii="MISANS TC VF MEDIUM" w:eastAsia="MISANS TC VF MEDIUM" w:hAnsi="MISANS TC VF MEDIUM"/>
+          <w:lang w:eastAsia="zh-TW"/>
+        </w:rPr>
+        <w:t>4. 使用者帳號與資料</w:t>
+      </w:r>
+    </w:p>
+    <w:p>
+      <w:pPr>
+        <w:pStyle w:val="Heading2"/>
+        <w:spacing w:before="280" w:after="100"/>
+        <w:rPr>
+          <w:rFonts w:ascii="MISANS TC VF MEDIUM" w:eastAsia="MISANS TC VF MEDIUM" w:hAnsi="MISANS TC VF MEDIUM"/>
+          <w:lang w:eastAsia="zh-TW"/>
+        </w:rPr>
+      </w:pPr>
+      <w:r>
+        <w:rPr>
+          <w:rFonts w:ascii="MISANS TC VF MEDIUM" w:eastAsia="MISANS TC VF MEDIUM" w:hAnsi="MISANS TC VF MEDIUM"/>
+          <w:lang w:eastAsia="zh-TW"/>
+        </w:rPr>
+        <w:t>4.1 我們收集及儲存的資料</w:t>
+      </w:r>
+    </w:p>
+    <w:p>
+      <w:pPr>
+        <w:spacing w:after="120"/>
+        <w:rPr>
+          <w:rFonts w:ascii="MISANS TC VF MEDIUM" w:eastAsia="MISANS TC VF MEDIUM" w:hAnsi="MISANS TC VF MEDIUM"/>
+          <w:lang w:eastAsia="zh-TW"/>
+        </w:rPr>
+      </w:pPr>
+      <w:r>
+        <w:rPr>
+          <w:rFonts w:ascii="MISANS TC VF MEDIUM" w:eastAsia="MISANS TC VF MEDIUM" w:hAnsi="MISANS TC VF MEDIUM"/>
+          <w:lang w:eastAsia="zh-TW"/>
+        </w:rPr>
+        <w:t>我們的伺服器僅儲存與您帳號相關的以下資訊：</w:t>
       </w:r>
     </w:p>
     <w:p>
@@ -443,7 +567,7 @@
         <w:rPr>
           <w:rFonts w:ascii="MISANS TC VF MEDIUM" w:eastAsia="MISANS TC VF MEDIUM" w:hAnsi="MISANS TC VF MEDIUM"/>
         </w:rPr>
-        <w:t>您的顯示名稱</w:t>
+        <w:t>您的電子郵件地址</w:t>
       </w:r>
     </w:p>
     <w:p>
@@ -462,7 +586,7 @@
         <w:rPr>
           <w:rFonts w:ascii="MISANS TC VF MEDIUM" w:eastAsia="MISANS TC VF MEDIUM" w:hAnsi="MISANS TC VF MEDIUM"/>
         </w:rPr>
-        <w:t>您的 Food Ninja 訂閱狀態</w:t>
+        <w:t>您的顯示名稱</w:t>
       </w:r>
     </w:p>
     <w:p>
@@ -481,7 +605,7 @@
         <w:rPr>
           <w:rFonts w:ascii="MISANS TC VF MEDIUM" w:eastAsia="MISANS TC VF MEDIUM" w:hAnsi="MISANS TC VF MEDIUM"/>
         </w:rPr>
-        <w:t>您的 AI 點數使用量</w:t>
+        <w:t>您的 Food Ninja 訂閱狀態</w:t>
       </w:r>
     </w:p>
     <w:p>
@@ -500,120 +624,7 @@
         <w:rPr>
           <w:rFonts w:ascii="MISANS TC VF MEDIUM" w:eastAsia="MISANS TC VF MEDIUM" w:hAnsi="MISANS TC VF MEDIUM"/>
         </w:rPr>
-        <w:t>您的 Google OAuth 重新整理權杖（僅限使用 Google 登入的使用者）——僅用於以下兩項用途：（1）若您啟用同步功能，用於將食物效期紀錄同步至 Google 日曆及 Google Tasks；（2）帳號刪除時撤銷我們的 OAuth 授權。除此之外，絕不用於任何其他目的。</w:t>
-      </w:r>
-    </w:p>
-    <w:p>
-      <w:pPr>
-        <w:spacing w:after="120"/>
-        <w:rPr>
-          <w:rFonts w:ascii="MISANS TC VF MEDIUM" w:eastAsia="MISANS TC VF MEDIUM" w:hAnsi="MISANS TC VF MEDIUM"/>
-          <w:lang w:eastAsia="zh-TW"/>
-        </w:rPr>
-      </w:pPr>
-      <w:r>
-        <w:rPr>
-          <w:rFonts w:ascii="MISANS TC VF MEDIUM" w:eastAsia="MISANS TC VF MEDIUM" w:hAnsi="MISANS TC VF MEDIUM"/>
-          <w:lang w:eastAsia="zh-TW"/>
-        </w:rPr>
-        <w:t>除上述資料外，我們不在伺服器儲存任何其他個人資料。您的食物紀錄、效期資料及其他本機產生的內容，均保留於您的裝置上，除第 4.2 條及第 8 條說明之情況外，不會傳輸至或儲存於我們的伺服器。</w:t>
-      </w:r>
-    </w:p>
-    <w:p>
-      <w:pPr>
-        <w:pStyle w:val="Heading2"/>
-        <w:spacing w:before="280" w:after="100"/>
-        <w:rPr>
-          <w:rFonts w:ascii="MISANS TC VF MEDIUM" w:eastAsia="MISANS TC VF MEDIUM" w:hAnsi="MISANS TC VF MEDIUM"/>
-          <w:lang w:eastAsia="zh-TW"/>
-        </w:rPr>
-      </w:pPr>
-      <w:r>
-        <w:rPr>
-          <w:rFonts w:ascii="MISANS TC VF MEDIUM" w:eastAsia="MISANS TC VF MEDIUM" w:hAnsi="MISANS TC VF MEDIUM"/>
-          <w:lang w:eastAsia="zh-TW"/>
-        </w:rPr>
-        <w:t>4.2 裝置端處理</w:t>
-      </w:r>
-    </w:p>
-    <w:p>
-      <w:pPr>
-        <w:spacing w:after="120"/>
-        <w:rPr>
-          <w:rFonts w:ascii="MISANS TC VF MEDIUM" w:eastAsia="MISANS TC VF MEDIUM" w:hAnsi="MISANS TC VF MEDIUM"/>
-          <w:lang w:eastAsia="zh-TW"/>
-        </w:rPr>
-      </w:pPr>
-      <w:r>
-        <w:rPr>
-          <w:rFonts w:ascii="MISANS TC VF MEDIUM" w:eastAsia="MISANS TC VF MEDIUM" w:hAnsi="MISANS TC VF MEDIUM"/>
-          <w:lang w:eastAsia="zh-TW"/>
-        </w:rPr>
-        <w:t>相機輸入、OCR 處理、影像分類及語音輸入均完全在您的裝置端進行。我們不儲存原始影像、音訊錄音或任何中間處理結果。</w:t>
-      </w:r>
-    </w:p>
-    <w:p>
-      <w:pPr>
-        <w:spacing w:after="120"/>
-        <w:rPr>
-          <w:rFonts w:ascii="MISANS TC VF MEDIUM" w:eastAsia="MISANS TC VF MEDIUM" w:hAnsi="MISANS TC VF MEDIUM"/>
-          <w:lang w:eastAsia="zh-TW"/>
-        </w:rPr>
-      </w:pPr>
-      <w:r>
-        <w:rPr>
-          <w:rFonts w:ascii="MISANS TC VF MEDIUM" w:eastAsia="MISANS TC VF MEDIUM" w:hAnsi="MISANS TC VF MEDIUM"/>
-          <w:lang w:eastAsia="zh-TW"/>
-        </w:rPr>
-        <w:t>當您使用 AI 功能時，您的提示訊息、相關食物紀錄及相關捐贈中心資料，將傳輸至我們的伺服器以產生 AI 回應。這些資料僅進行即時處理，回應傳回您的裝置後，我們不以任何形式儲存、記錄或保留相關資料。</w:t>
-      </w:r>
-    </w:p>
-    <w:p>
-      <w:pPr>
-        <w:pStyle w:val="Heading2"/>
-        <w:spacing w:before="280" w:after="100"/>
-        <w:rPr>
-          <w:rFonts w:ascii="MISANS TC VF MEDIUM" w:eastAsia="MISANS TC VF MEDIUM" w:hAnsi="MISANS TC VF MEDIUM"/>
-          <w:lang w:eastAsia="zh-TW"/>
-        </w:rPr>
-      </w:pPr>
-      <w:r>
-        <w:rPr>
-          <w:rFonts w:ascii="MISANS TC VF MEDIUM" w:eastAsia="MISANS TC VF MEDIUM" w:hAnsi="MISANS TC VF MEDIUM"/>
-          <w:lang w:eastAsia="zh-TW"/>
-        </w:rPr>
-        <w:t>4.3 帳號刪除</w:t>
-      </w:r>
-    </w:p>
-    <w:p>
-      <w:pPr>
-        <w:spacing w:after="120"/>
-        <w:rPr>
-          <w:rFonts w:ascii="MISANS TC VF MEDIUM" w:eastAsia="MISANS TC VF MEDIUM" w:hAnsi="MISANS TC VF MEDIUM"/>
-          <w:lang w:eastAsia="zh-TW"/>
-        </w:rPr>
-      </w:pPr>
-      <w:r>
-        <w:rPr>
-          <w:rFonts w:ascii="MISANS TC VF MEDIUM" w:eastAsia="MISANS TC VF MEDIUM" w:hAnsi="MISANS TC VF MEDIUM"/>
-          <w:lang w:eastAsia="zh-TW"/>
-        </w:rPr>
-        <w:lastRenderedPageBreak/>
-        <w:t>您可隨時在應用程式中前往「設定 &gt; 帳號」，確認刪除操作以永久刪除您的帳號。確認時需輸入您社交帳號登入時所使用的電子郵件地址，及／或通過 Face ID 驗證。</w:t>
-      </w:r>
-    </w:p>
-    <w:p>
-      <w:pPr>
-        <w:spacing w:after="120"/>
-        <w:rPr>
-          <w:rFonts w:ascii="MISANS TC VF MEDIUM" w:eastAsia="MISANS TC VF MEDIUM" w:hAnsi="MISANS TC VF MEDIUM"/>
-        </w:rPr>
-      </w:pPr>
-      <w:r>
-        <w:rPr>
-          <w:rFonts w:ascii="MISANS TC VF MEDIUM" w:eastAsia="MISANS TC VF MEDIUM" w:hAnsi="MISANS TC VF MEDIUM"/>
-        </w:rPr>
-        <w:t>確認刪除後，我們將：</w:t>
+        <w:t>您的 AI 點數使用量</w:t>
       </w:r>
     </w:p>
     <w:p>
@@ -626,15 +637,126 @@
         <w:spacing w:after="80"/>
         <w:rPr>
           <w:rFonts w:ascii="MISANS TC VF MEDIUM" w:eastAsia="MISANS TC VF MEDIUM" w:hAnsi="MISANS TC VF MEDIUM"/>
-          <w:lang w:eastAsia="zh-TW"/>
-        </w:rPr>
-      </w:pPr>
-      <w:r>
-        <w:rPr>
-          <w:rFonts w:ascii="MISANS TC VF MEDIUM" w:eastAsia="MISANS TC VF MEDIUM" w:hAnsi="MISANS TC VF MEDIUM"/>
-          <w:lang w:eastAsia="zh-TW"/>
-        </w:rPr>
-        <w:t>永久且不可逆地從我們的伺服器中刪除您的所有資料</w:t>
+        </w:rPr>
+      </w:pPr>
+      <w:r>
+        <w:rPr>
+          <w:rFonts w:ascii="MISANS TC VF MEDIUM" w:eastAsia="MISANS TC VF MEDIUM" w:hAnsi="MISANS TC VF MEDIUM"/>
+        </w:rPr>
+        <w:t>您的 Google OAuth 重新整理權杖（僅限使用 Google 登入的使用者）——僅用於以下兩項用途：（1）若您啟用同步功能，用於將食物效期紀錄同步至 Google 日曆及 Google Tasks；（2）帳號刪除時撤銷我們的 OAuth 授權。除此之外，絕不用於任何其他目的。</w:t>
+      </w:r>
+    </w:p>
+    <w:p>
+      <w:pPr>
+        <w:spacing w:after="120"/>
+        <w:rPr>
+          <w:rFonts w:ascii="MISANS TC VF MEDIUM" w:eastAsia="MISANS TC VF MEDIUM" w:hAnsi="MISANS TC VF MEDIUM"/>
+          <w:lang w:eastAsia="zh-TW"/>
+        </w:rPr>
+      </w:pPr>
+      <w:r>
+        <w:rPr>
+          <w:rFonts w:ascii="MISANS TC VF MEDIUM" w:eastAsia="MISANS TC VF MEDIUM" w:hAnsi="MISANS TC VF MEDIUM"/>
+          <w:lang w:eastAsia="zh-TW"/>
+        </w:rPr>
+        <w:t>除上述資料外，我們不在伺服器儲存任何其他個人資料。您的食物紀錄、效期資料及其他本機產生的內容，均保留於您的裝置上，除第 4.2 條及第 8 條說明之情況外，不會傳輸至或儲存於我們的伺服器。</w:t>
+      </w:r>
+    </w:p>
+    <w:p>
+      <w:pPr>
+        <w:pStyle w:val="Heading2"/>
+        <w:spacing w:before="280" w:after="100"/>
+        <w:rPr>
+          <w:rFonts w:ascii="MISANS TC VF MEDIUM" w:eastAsia="MISANS TC VF MEDIUM" w:hAnsi="MISANS TC VF MEDIUM"/>
+          <w:lang w:eastAsia="zh-TW"/>
+        </w:rPr>
+      </w:pPr>
+      <w:r>
+        <w:rPr>
+          <w:rFonts w:ascii="MISANS TC VF MEDIUM" w:eastAsia="MISANS TC VF MEDIUM" w:hAnsi="MISANS TC VF MEDIUM"/>
+          <w:lang w:eastAsia="zh-TW"/>
+        </w:rPr>
+        <w:t>4.2 裝置端處理</w:t>
+      </w:r>
+    </w:p>
+    <w:p>
+      <w:pPr>
+        <w:spacing w:after="120"/>
+        <w:rPr>
+          <w:rFonts w:ascii="MISANS TC VF MEDIUM" w:eastAsia="MISANS TC VF MEDIUM" w:hAnsi="MISANS TC VF MEDIUM"/>
+          <w:lang w:eastAsia="zh-TW"/>
+        </w:rPr>
+      </w:pPr>
+      <w:r>
+        <w:rPr>
+          <w:rFonts w:ascii="MISANS TC VF MEDIUM" w:eastAsia="MISANS TC VF MEDIUM" w:hAnsi="MISANS TC VF MEDIUM"/>
+          <w:lang w:eastAsia="zh-TW"/>
+        </w:rPr>
+        <w:t>相機輸入、OCR 處理、影像分類及語音輸入均完全在您的裝置端進行。我們不儲存原始影像、音訊錄音或任何中間處理結果。</w:t>
+      </w:r>
+    </w:p>
+    <w:p>
+      <w:pPr>
+        <w:spacing w:after="120"/>
+        <w:rPr>
+          <w:rFonts w:ascii="MISANS TC VF MEDIUM" w:eastAsia="MISANS TC VF MEDIUM" w:hAnsi="MISANS TC VF MEDIUM"/>
+          <w:lang w:eastAsia="zh-TW"/>
+        </w:rPr>
+      </w:pPr>
+      <w:r>
+        <w:rPr>
+          <w:rFonts w:ascii="MISANS TC VF MEDIUM" w:eastAsia="MISANS TC VF MEDIUM" w:hAnsi="MISANS TC VF MEDIUM"/>
+          <w:lang w:eastAsia="zh-TW"/>
+        </w:rPr>
+        <w:t>當您使用 AI 功能時，您的提示訊息、相關食物紀錄及相關捐贈中心資料，將傳輸至我們的伺服器以產生 AI 回應。這些資料僅進行即時處理，回應傳回您的裝置後，我們不以任何形式儲存、記錄或保留相關資料。</w:t>
+      </w:r>
+    </w:p>
+    <w:p>
+      <w:pPr>
+        <w:pStyle w:val="Heading2"/>
+        <w:spacing w:before="280" w:after="100"/>
+        <w:rPr>
+          <w:rFonts w:ascii="MISANS TC VF MEDIUM" w:eastAsia="MISANS TC VF MEDIUM" w:hAnsi="MISANS TC VF MEDIUM"/>
+          <w:lang w:eastAsia="zh-TW"/>
+        </w:rPr>
+      </w:pPr>
+      <w:r>
+        <w:rPr>
+          <w:rFonts w:ascii="MISANS TC VF MEDIUM" w:eastAsia="MISANS TC VF MEDIUM" w:hAnsi="MISANS TC VF MEDIUM"/>
+          <w:lang w:eastAsia="zh-TW"/>
+        </w:rPr>
+        <w:t>4.3 帳號刪除</w:t>
+      </w:r>
+    </w:p>
+    <w:p>
+      <w:pPr>
+        <w:spacing w:after="120"/>
+        <w:rPr>
+          <w:rFonts w:ascii="MISANS TC VF MEDIUM" w:eastAsia="MISANS TC VF MEDIUM" w:hAnsi="MISANS TC VF MEDIUM"/>
+          <w:lang w:eastAsia="zh-TW"/>
+        </w:rPr>
+      </w:pPr>
+      <w:r>
+        <w:rPr>
+          <w:rFonts w:ascii="MISANS TC VF MEDIUM" w:eastAsia="MISANS TC VF MEDIUM" w:hAnsi="MISANS TC VF MEDIUM"/>
+          <w:lang w:eastAsia="zh-TW"/>
+        </w:rPr>
+        <w:lastRenderedPageBreak/>
+        <w:t>您可隨時在應用程式中前往「設定 &gt; 帳號」，確認刪除操作以永久刪除您的帳號。確認時需輸入您社交帳號登入時所使用的電子郵件地址，及／或通過 Face ID 驗證。</w:t>
+      </w:r>
+    </w:p>
+    <w:p>
+      <w:pPr>
+        <w:spacing w:after="120"/>
+        <w:rPr>
+          <w:rFonts w:ascii="MISANS TC VF MEDIUM" w:eastAsia="MISANS TC VF MEDIUM" w:hAnsi="MISANS TC VF MEDIUM"/>
+        </w:rPr>
+      </w:pPr>
+      <w:r>
+        <w:rPr>
+          <w:rFonts w:ascii="MISANS TC VF MEDIUM" w:eastAsia="MISANS TC VF MEDIUM" w:hAnsi="MISANS TC VF MEDIUM"/>
+        </w:rPr>
+        <w:t>確認刪除後，我們將：</w:t>
       </w:r>
     </w:p>
     <w:p>
@@ -655,7 +777,7 @@
           <w:rFonts w:ascii="MISANS TC VF MEDIUM" w:eastAsia="MISANS TC VF MEDIUM" w:hAnsi="MISANS TC VF MEDIUM"/>
           <w:lang w:eastAsia="zh-TW"/>
         </w:rPr>
-        <w:t>透過 Google OAuth 撤銷端點，自動撤銷我們對您 Google 帳號的存取授權</w:t>
+        <w:t>永久且不可逆地從我們的伺服器中刪除您的所有資料</w:t>
       </w:r>
     </w:p>
     <w:p>
@@ -676,302 +798,7 @@
           <w:rFonts w:ascii="MISANS TC VF MEDIUM" w:eastAsia="MISANS TC VF MEDIUM" w:hAnsi="MISANS TC VF MEDIUM"/>
           <w:lang w:eastAsia="zh-TW"/>
         </w:rPr>
-        <w:t>終止您目前的工作階段及所有相關 JWT 權杖</w:t>
-      </w:r>
-    </w:p>
-    <w:p>
-      <w:pPr>
-        <w:spacing w:after="120"/>
-        <w:rPr>
-          <w:rFonts w:ascii="MISANS TC VF MEDIUM" w:eastAsia="MISANS TC VF MEDIUM" w:hAnsi="MISANS TC VF MEDIUM"/>
-          <w:lang w:eastAsia="zh-TW"/>
-        </w:rPr>
-      </w:pPr>
-      <w:r>
-        <w:rPr>
-          <w:rFonts w:ascii="MISANS TC VF MEDIUM" w:eastAsia="MISANS TC VF MEDIUM" w:hAnsi="MISANS TC VF MEDIUM"/>
-          <w:lang w:eastAsia="zh-TW"/>
-        </w:rPr>
-        <w:t>帳號刪除為不可逆操作，已刪除的資料無法復原。</w:t>
-      </w:r>
-    </w:p>
-    <w:p>
-      <w:pPr>
-        <w:pStyle w:val="Heading1"/>
-        <w:spacing w:before="400" w:after="160"/>
-        <w:rPr>
-          <w:rFonts w:ascii="MISANS TC VF MEDIUM" w:eastAsia="MISANS TC VF MEDIUM" w:hAnsi="MISANS TC VF MEDIUM"/>
-          <w:lang w:eastAsia="zh-TW"/>
-        </w:rPr>
-      </w:pPr>
-      <w:r>
-        <w:rPr>
-          <w:rFonts w:ascii="MISANS TC VF MEDIUM" w:eastAsia="MISANS TC VF MEDIUM" w:hAnsi="MISANS TC VF MEDIUM"/>
-          <w:lang w:eastAsia="zh-TW"/>
-        </w:rPr>
-        <w:t>5. 訂閱與 App 內購</w:t>
-      </w:r>
-    </w:p>
-    <w:p>
-      <w:pPr>
-        <w:spacing w:after="120"/>
-        <w:rPr>
-          <w:rFonts w:ascii="MISANS TC VF MEDIUM" w:eastAsia="MISANS TC VF MEDIUM" w:hAnsi="MISANS TC VF MEDIUM"/>
-          <w:lang w:eastAsia="zh-TW"/>
-        </w:rPr>
-      </w:pPr>
-      <w:r>
-        <w:rPr>
-          <w:rFonts w:ascii="MISANS TC VF MEDIUM" w:eastAsia="MISANS TC VF MEDIUM" w:hAnsi="MISANS TC VF MEDIUM"/>
-          <w:lang w:eastAsia="zh-TW"/>
-        </w:rPr>
-        <w:t>Food Ninja 透過 Apple App Store 提供可選的進階功能，包括 App 內購買及自動續訂訂閱。所有帳單、續訂及退款事宜，均由 Apple 依其《銷售條款》及訂閱條款全權處理。</w:t>
-      </w:r>
-    </w:p>
-    <w:p>
-      <w:pPr>
-        <w:spacing w:after="120"/>
-        <w:rPr>
-          <w:rFonts w:ascii="MISANS TC VF MEDIUM" w:eastAsia="MISANS TC VF MEDIUM" w:hAnsi="MISANS TC VF MEDIUM"/>
-          <w:lang w:eastAsia="zh-TW"/>
-        </w:rPr>
-      </w:pPr>
-      <w:r>
-        <w:rPr>
-          <w:rFonts w:ascii="MISANS TC VF MEDIUM" w:eastAsia="MISANS TC VF MEDIUM" w:hAnsi="MISANS TC VF MEDIUM"/>
-          <w:lang w:eastAsia="zh-TW"/>
-        </w:rPr>
-        <w:t>訂閱即表示您授權 Apple 定期向您的 Apple ID 帳號扣款。您可隨時透過裝置的 App Store 訂閱設定管理或取消訂閱；取消於當前帳單週期結束時生效。</w:t>
-      </w:r>
-    </w:p>
-    <w:p>
-      <w:pPr>
-        <w:spacing w:after="120"/>
-        <w:rPr>
-          <w:rFonts w:ascii="MISANS TC VF MEDIUM" w:eastAsia="MISANS TC VF MEDIUM" w:hAnsi="MISANS TC VF MEDIUM"/>
-          <w:lang w:eastAsia="zh-TW"/>
-        </w:rPr>
-      </w:pPr>
-      <w:r>
-        <w:rPr>
-          <w:rFonts w:ascii="MISANS TC VF MEDIUM" w:eastAsia="MISANS TC VF MEDIUM" w:hAnsi="MISANS TC VF MEDIUM"/>
-          <w:lang w:eastAsia="zh-TW"/>
-        </w:rPr>
-        <w:t>我們不收集、處理或儲存任何支付卡資訊，所有付款處理均由 Apple 全權執行。</w:t>
-      </w:r>
-    </w:p>
-    <w:p>
-      <w:pPr>
-        <w:pStyle w:val="Heading1"/>
-        <w:spacing w:before="400" w:after="160"/>
-        <w:rPr>
-          <w:rFonts w:ascii="MISANS TC VF MEDIUM" w:eastAsia="MISANS TC VF MEDIUM" w:hAnsi="MISANS TC VF MEDIUM"/>
-          <w:lang w:eastAsia="zh-TW"/>
-        </w:rPr>
-      </w:pPr>
-      <w:r>
-        <w:rPr>
-          <w:rFonts w:ascii="MISANS TC VF MEDIUM" w:eastAsia="MISANS TC VF MEDIUM" w:hAnsi="MISANS TC VF MEDIUM"/>
-          <w:lang w:eastAsia="zh-TW"/>
-        </w:rPr>
-        <w:t>6. AI 功能與免責聲明</w:t>
-      </w:r>
-    </w:p>
-    <w:p>
-      <w:pPr>
-        <w:spacing w:after="120"/>
-        <w:rPr>
-          <w:rFonts w:ascii="MISANS TC VF MEDIUM" w:eastAsia="MISANS TC VF MEDIUM" w:hAnsi="MISANS TC VF MEDIUM"/>
-          <w:lang w:eastAsia="zh-TW"/>
-        </w:rPr>
-      </w:pPr>
-      <w:r>
-        <w:rPr>
-          <w:rFonts w:ascii="MISANS TC VF MEDIUM" w:eastAsia="MISANS TC VF MEDIUM" w:hAnsi="MISANS TC VF MEDIUM"/>
-          <w:lang w:eastAsia="zh-TW"/>
-        </w:rPr>
-        <w:t>Food Ninja 包含 AI 驅動功能，包括食譜生成、餐點規劃建議及捐贈資格評估。這些功能僅供資訊參考及便利使用。</w:t>
-      </w:r>
-    </w:p>
-    <w:p>
-      <w:pPr>
-        <w:spacing w:after="120"/>
-        <w:rPr>
-          <w:rFonts w:ascii="MISANS TC VF MEDIUM" w:eastAsia="MISANS TC VF MEDIUM" w:hAnsi="MISANS TC VF MEDIUM"/>
-          <w:lang w:eastAsia="zh-TW"/>
-        </w:rPr>
-      </w:pPr>
-      <w:r>
-        <w:rPr>
-          <w:rFonts w:ascii="MISANS TC VF MEDIUM" w:eastAsia="MISANS TC VF MEDIUM" w:hAnsi="MISANS TC VF MEDIUM"/>
-          <w:b/>
-          <w:bCs/>
-          <w:lang w:eastAsia="zh-TW"/>
-        </w:rPr>
-        <w:t>重要免責聲明：</w:t>
-      </w:r>
-      <w:r>
-        <w:rPr>
-          <w:rFonts w:ascii="MISANS TC VF MEDIUM" w:eastAsia="MISANS TC VF MEDIUM" w:hAnsi="MISANS TC VF MEDIUM"/>
-          <w:lang w:eastAsia="zh-TW"/>
-        </w:rPr>
-        <w:t>AI 生成的內容，包括食譜建議、餐點規劃及捐贈資格評估，可能存在不準確、不完整或不適合您特定情況的情形。對於任何 AI 生成輸出的準確性、可靠性、完整性或特定用途適用性，我們不作任何明示或默示之聲明或保證。</w:t>
-      </w:r>
-    </w:p>
-    <w:p>
-      <w:pPr>
-        <w:spacing w:after="120"/>
-        <w:rPr>
-          <w:rFonts w:ascii="MISANS TC VF MEDIUM" w:eastAsia="MISANS TC VF MEDIUM" w:hAnsi="MISANS TC VF MEDIUM"/>
-          <w:lang w:eastAsia="zh-TW"/>
-        </w:rPr>
-      </w:pPr>
-      <w:r>
-        <w:rPr>
-          <w:rFonts w:ascii="MISANS TC VF MEDIUM" w:eastAsia="MISANS TC VF MEDIUM" w:hAnsi="MISANS TC VF MEDIUM"/>
-          <w:b/>
-          <w:bCs/>
-          <w:lang w:eastAsia="zh-TW"/>
-        </w:rPr>
-        <w:t>AI 責任全面排除：</w:t>
-      </w:r>
-      <w:r>
-        <w:rPr>
-          <w:rFonts w:ascii="MISANS TC VF MEDIUM" w:eastAsia="MISANS TC VF MEDIUM" w:hAnsi="MISANS TC VF MEDIUM"/>
-          <w:lang w:eastAsia="zh-TW"/>
-        </w:rPr>
-        <w:t>在適用法律允許的最大範圍內，Albert Huang 對於因使用或依賴任何 AI 生成內容而導致的任何傷害、損失、疾病、受傷、死亡、財務損害、財產損害或其他任何性質之不良後果，概不負任何責任，無論該索賠基於何種法律理論（包括合約、侵權、過失、嚴格責任或其他），且即使已被告知此類損害之可能性亦然。本排除條款完全適用，且不受第 12 條一般責任上限之約束。</w:t>
-      </w:r>
-    </w:p>
-    <w:p>
-      <w:pPr>
-        <w:spacing w:after="120"/>
-        <w:rPr>
-          <w:rFonts w:ascii="MISANS TC VF MEDIUM" w:eastAsia="MISANS TC VF MEDIUM" w:hAnsi="MISANS TC VF MEDIUM"/>
-          <w:lang w:eastAsia="zh-TW"/>
-        </w:rPr>
-      </w:pPr>
-      <w:r>
-        <w:rPr>
-          <w:rFonts w:ascii="MISANS TC VF MEDIUM" w:eastAsia="MISANS TC VF MEDIUM" w:hAnsi="MISANS TC VF MEDIUM"/>
-          <w:lang w:eastAsia="zh-TW"/>
-        </w:rPr>
-        <w:t>在採取任何行動前，請務必獨立判斷，並視情況諮詢合格專業人士（包括醫療、營養或食品安全專業人士）。</w:t>
-      </w:r>
-    </w:p>
-    <w:p>
-      <w:pPr>
-        <w:spacing w:after="120"/>
-        <w:rPr>
-          <w:rFonts w:ascii="MISANS TC VF MEDIUM" w:eastAsia="MISANS TC VF MEDIUM" w:hAnsi="MISANS TC VF MEDIUM"/>
-          <w:lang w:eastAsia="zh-TW"/>
-        </w:rPr>
-      </w:pPr>
-      <w:r>
-        <w:rPr>
-          <w:rFonts w:ascii="MISANS TC VF MEDIUM" w:eastAsia="MISANS TC VF MEDIUM" w:hAnsi="MISANS TC VF MEDIUM"/>
-          <w:lang w:eastAsia="zh-TW"/>
-        </w:rPr>
-        <w:t>AI 提供的捐贈資格資訊僅供參考，最終資格認定由各捐贈中心自行決定。</w:t>
-      </w:r>
-    </w:p>
-    <w:p>
-      <w:pPr>
-        <w:pStyle w:val="Heading1"/>
-        <w:spacing w:before="400" w:after="160"/>
-        <w:rPr>
-          <w:rFonts w:ascii="MISANS TC VF MEDIUM" w:eastAsia="MISANS TC VF MEDIUM" w:hAnsi="MISANS TC VF MEDIUM"/>
-          <w:lang w:eastAsia="zh-TW"/>
-        </w:rPr>
-      </w:pPr>
-      <w:r>
-        <w:rPr>
-          <w:rFonts w:ascii="MISANS TC VF MEDIUM" w:eastAsia="MISANS TC VF MEDIUM" w:hAnsi="MISANS TC VF MEDIUM"/>
-          <w:lang w:eastAsia="zh-TW"/>
-        </w:rPr>
-        <w:lastRenderedPageBreak/>
-        <w:t>7. 地圖、定位服務與捐贈中心資料庫</w:t>
-      </w:r>
-    </w:p>
-    <w:p>
-      <w:pPr>
-        <w:spacing w:after="120"/>
-        <w:rPr>
-          <w:rFonts w:ascii="MISANS TC VF MEDIUM" w:eastAsia="MISANS TC VF MEDIUM" w:hAnsi="MISANS TC VF MEDIUM"/>
-          <w:lang w:eastAsia="zh-TW"/>
-        </w:rPr>
-      </w:pPr>
-      <w:r>
-        <w:rPr>
-          <w:rFonts w:ascii="MISANS TC VF MEDIUM" w:eastAsia="MISANS TC VF MEDIUM" w:hAnsi="MISANS TC VF MEDIUM"/>
-          <w:lang w:eastAsia="zh-TW"/>
-        </w:rPr>
-        <w:t>本服務使用 Apple Maps（MapKit）顯示捐贈中心位置。用於地圖顯示的定位資料依 Apple 隱私政策處理，我們不在伺服器儲存您的精確位置。</w:t>
-      </w:r>
-    </w:p>
-    <w:p>
-      <w:pPr>
-        <w:spacing w:after="120"/>
-        <w:rPr>
-          <w:rFonts w:ascii="MISANS TC VF MEDIUM" w:eastAsia="MISANS TC VF MEDIUM" w:hAnsi="MISANS TC VF MEDIUM"/>
-          <w:lang w:eastAsia="zh-TW"/>
-        </w:rPr>
-      </w:pPr>
-      <w:r>
-        <w:rPr>
-          <w:rFonts w:ascii="MISANS TC VF MEDIUM" w:eastAsia="MISANS TC VF MEDIUM" w:hAnsi="MISANS TC VF MEDIUM"/>
-          <w:lang w:eastAsia="zh-TW"/>
-        </w:rPr>
-        <w:t>定位存取權限僅用於提供應用程式內的地圖功能。您可在裝置設定中拒絕定位權限，但部分地圖功能可能因此受限。</w:t>
-      </w:r>
-    </w:p>
-    <w:p>
-      <w:pPr>
-        <w:spacing w:after="120"/>
-        <w:rPr>
-          <w:rFonts w:ascii="MISANS TC VF MEDIUM" w:eastAsia="MISANS TC VF MEDIUM" w:hAnsi="MISANS TC VF MEDIUM"/>
-          <w:lang w:eastAsia="zh-TW"/>
-        </w:rPr>
-      </w:pPr>
-      <w:r>
-        <w:rPr>
-          <w:rFonts w:ascii="MISANS TC VF MEDIUM" w:eastAsia="MISANS TC VF MEDIUM" w:hAnsi="MISANS TC VF MEDIUM"/>
-          <w:lang w:eastAsia="zh-TW"/>
-        </w:rPr>
-        <w:t>Food Ninja 的捐贈中心資料庫由開發者人工整理及維護。雖然我們致力確保資料的準確性及時效性，但我們對任何列出的捐贈中心之準確性、完整性、目前營運狀態或收受標準，不作任何聲明或保證。資料可能已過時或有誤，建議您在前往捐贈或進行捐贈前，自行向相關捐贈中心確認最新資訊。</w:t>
-      </w:r>
-    </w:p>
-    <w:p>
-      <w:pPr>
-        <w:pStyle w:val="Heading1"/>
-        <w:spacing w:before="400" w:after="160"/>
-        <w:rPr>
-          <w:rFonts w:ascii="MISANS TC VF MEDIUM" w:eastAsia="MISANS TC VF MEDIUM" w:hAnsi="MISANS TC VF MEDIUM"/>
-          <w:lang w:eastAsia="zh-TW"/>
-        </w:rPr>
-      </w:pPr>
-      <w:r>
-        <w:rPr>
-          <w:rFonts w:ascii="MISANS TC VF MEDIUM" w:eastAsia="MISANS TC VF MEDIUM" w:hAnsi="MISANS TC VF MEDIUM"/>
-          <w:lang w:eastAsia="zh-TW"/>
-        </w:rPr>
-        <w:t>8. 第三方服務與日曆整合</w:t>
-      </w:r>
-    </w:p>
-    <w:p>
-      <w:pPr>
-        <w:spacing w:after="120"/>
-        <w:rPr>
-          <w:rFonts w:ascii="MISANS TC VF MEDIUM" w:eastAsia="MISANS TC VF MEDIUM" w:hAnsi="MISANS TC VF MEDIUM"/>
-          <w:lang w:eastAsia="zh-TW"/>
-        </w:rPr>
-      </w:pPr>
-      <w:r>
-        <w:rPr>
-          <w:rFonts w:ascii="MISANS TC VF MEDIUM" w:eastAsia="MISANS TC VF MEDIUM" w:hAnsi="MISANS TC VF MEDIUM"/>
-          <w:lang w:eastAsia="zh-TW"/>
-        </w:rPr>
-        <w:t>本服務整合以下第三方服務：</w:t>
+        <w:t>透過 Google OAuth 撤銷端點，自動撤銷我們對您 Google 帳號的存取授權</w:t>
       </w:r>
     </w:p>
     <w:p>
@@ -984,13 +811,310 @@
         <w:spacing w:after="80"/>
         <w:rPr>
           <w:rFonts w:ascii="MISANS TC VF MEDIUM" w:eastAsia="MISANS TC VF MEDIUM" w:hAnsi="MISANS TC VF MEDIUM"/>
-        </w:rPr>
-      </w:pPr>
-      <w:r>
-        <w:rPr>
-          <w:rFonts w:ascii="MISANS TC VF MEDIUM" w:eastAsia="MISANS TC VF MEDIUM" w:hAnsi="MISANS TC VF MEDIUM"/>
-        </w:rPr>
-        <w:t>使用 Apple 登入——受 Apple 服務條款及隱私政策約束</w:t>
+          <w:lang w:eastAsia="zh-TW"/>
+        </w:rPr>
+      </w:pPr>
+      <w:r>
+        <w:rPr>
+          <w:rFonts w:ascii="MISANS TC VF MEDIUM" w:eastAsia="MISANS TC VF MEDIUM" w:hAnsi="MISANS TC VF MEDIUM"/>
+          <w:lang w:eastAsia="zh-TW"/>
+        </w:rPr>
+        <w:t>終止您目前的工作階段及所有相關 JWT 權杖</w:t>
+      </w:r>
+    </w:p>
+    <w:p>
+      <w:pPr>
+        <w:spacing w:after="120"/>
+        <w:rPr>
+          <w:rFonts w:ascii="MISANS TC VF MEDIUM" w:eastAsia="MISANS TC VF MEDIUM" w:hAnsi="MISANS TC VF MEDIUM"/>
+          <w:lang w:eastAsia="zh-TW"/>
+        </w:rPr>
+      </w:pPr>
+      <w:r>
+        <w:rPr>
+          <w:rFonts w:ascii="MISANS TC VF MEDIUM" w:eastAsia="MISANS TC VF MEDIUM" w:hAnsi="MISANS TC VF MEDIUM"/>
+          <w:lang w:eastAsia="zh-TW"/>
+        </w:rPr>
+        <w:t>帳號刪除為不可逆操作，已刪除的資料無法復原。</w:t>
+      </w:r>
+    </w:p>
+    <w:p>
+      <w:pPr>
+        <w:pStyle w:val="Heading1"/>
+        <w:spacing w:before="400" w:after="160"/>
+        <w:rPr>
+          <w:rFonts w:ascii="MISANS TC VF MEDIUM" w:eastAsia="MISANS TC VF MEDIUM" w:hAnsi="MISANS TC VF MEDIUM"/>
+          <w:lang w:eastAsia="zh-TW"/>
+        </w:rPr>
+      </w:pPr>
+      <w:r>
+        <w:rPr>
+          <w:rFonts w:ascii="MISANS TC VF MEDIUM" w:eastAsia="MISANS TC VF MEDIUM" w:hAnsi="MISANS TC VF MEDIUM"/>
+          <w:lang w:eastAsia="zh-TW"/>
+        </w:rPr>
+        <w:t>5. 訂閱與 App 內購</w:t>
+      </w:r>
+    </w:p>
+    <w:p>
+      <w:pPr>
+        <w:spacing w:after="120"/>
+        <w:rPr>
+          <w:rFonts w:ascii="MISANS TC VF MEDIUM" w:eastAsia="MISANS TC VF MEDIUM" w:hAnsi="MISANS TC VF MEDIUM"/>
+          <w:lang w:eastAsia="zh-TW"/>
+        </w:rPr>
+      </w:pPr>
+      <w:r>
+        <w:rPr>
+          <w:rFonts w:ascii="MISANS TC VF MEDIUM" w:eastAsia="MISANS TC VF MEDIUM" w:hAnsi="MISANS TC VF MEDIUM"/>
+          <w:lang w:eastAsia="zh-TW"/>
+        </w:rPr>
+        <w:t>Food Ninja 透過 Apple App Store 提供可選的進階功能，包括 App 內購買及自動續訂訂閱。所有帳單、續訂及退款事宜，均由 Apple 依其《銷售條款》及訂閱條款全權處理。</w:t>
+      </w:r>
+    </w:p>
+    <w:p>
+      <w:pPr>
+        <w:spacing w:after="120"/>
+        <w:rPr>
+          <w:rFonts w:ascii="MISANS TC VF MEDIUM" w:eastAsia="MISANS TC VF MEDIUM" w:hAnsi="MISANS TC VF MEDIUM"/>
+          <w:lang w:eastAsia="zh-TW"/>
+        </w:rPr>
+      </w:pPr>
+      <w:r>
+        <w:rPr>
+          <w:rFonts w:ascii="MISANS TC VF MEDIUM" w:eastAsia="MISANS TC VF MEDIUM" w:hAnsi="MISANS TC VF MEDIUM"/>
+          <w:lang w:eastAsia="zh-TW"/>
+        </w:rPr>
+        <w:t>訂閱即表示您授權 Apple 定期向您的 Apple ID 帳號扣款。您可隨時透過裝置的 App Store 訂閱設定管理或取消訂閱；取消於當前帳單週期結束時生效。</w:t>
+      </w:r>
+    </w:p>
+    <w:p>
+      <w:pPr>
+        <w:spacing w:after="120"/>
+        <w:rPr>
+          <w:rFonts w:ascii="MISANS TC VF MEDIUM" w:eastAsia="MISANS TC VF MEDIUM" w:hAnsi="MISANS TC VF MEDIUM"/>
+          <w:lang w:eastAsia="zh-TW"/>
+        </w:rPr>
+      </w:pPr>
+      <w:r>
+        <w:rPr>
+          <w:rFonts w:ascii="MISANS TC VF MEDIUM" w:eastAsia="MISANS TC VF MEDIUM" w:hAnsi="MISANS TC VF MEDIUM"/>
+          <w:lang w:eastAsia="zh-TW"/>
+        </w:rPr>
+        <w:t>我們不收集、處理或儲存任何支付卡資訊，所有付款處理均由 Apple 全權執行。</w:t>
+      </w:r>
+    </w:p>
+    <w:p>
+      <w:pPr>
+        <w:pStyle w:val="Heading1"/>
+        <w:spacing w:before="400" w:after="160"/>
+        <w:rPr>
+          <w:rFonts w:ascii="MISANS TC VF MEDIUM" w:eastAsia="MISANS TC VF MEDIUM" w:hAnsi="MISANS TC VF MEDIUM"/>
+          <w:lang w:eastAsia="zh-TW"/>
+        </w:rPr>
+      </w:pPr>
+      <w:r>
+        <w:rPr>
+          <w:rFonts w:ascii="MISANS TC VF MEDIUM" w:eastAsia="MISANS TC VF MEDIUM" w:hAnsi="MISANS TC VF MEDIUM"/>
+          <w:lang w:eastAsia="zh-TW"/>
+        </w:rPr>
+        <w:t>6. AI 功能與免責聲明</w:t>
+      </w:r>
+    </w:p>
+    <w:p>
+      <w:pPr>
+        <w:spacing w:after="120"/>
+        <w:rPr>
+          <w:rFonts w:ascii="MISANS TC VF MEDIUM" w:eastAsia="MISANS TC VF MEDIUM" w:hAnsi="MISANS TC VF MEDIUM"/>
+          <w:lang w:eastAsia="zh-TW"/>
+        </w:rPr>
+      </w:pPr>
+      <w:r>
+        <w:rPr>
+          <w:rFonts w:ascii="MISANS TC VF MEDIUM" w:eastAsia="MISANS TC VF MEDIUM" w:hAnsi="MISANS TC VF MEDIUM"/>
+          <w:lang w:eastAsia="zh-TW"/>
+        </w:rPr>
+        <w:t>Food Ninja 包含 AI 驅動功能，包括食譜生成、餐點規劃建議及捐贈資格評估。這些功能僅供資訊參考及便利使用。</w:t>
+      </w:r>
+    </w:p>
+    <w:p>
+      <w:pPr>
+        <w:spacing w:after="120"/>
+        <w:rPr>
+          <w:rFonts w:ascii="MISANS TC VF MEDIUM" w:eastAsia="MISANS TC VF MEDIUM" w:hAnsi="MISANS TC VF MEDIUM"/>
+          <w:lang w:eastAsia="zh-TW"/>
+        </w:rPr>
+      </w:pPr>
+      <w:r>
+        <w:rPr>
+          <w:rFonts w:ascii="MISANS TC VF MEDIUM" w:eastAsia="MISANS TC VF MEDIUM" w:hAnsi="MISANS TC VF MEDIUM"/>
+          <w:b/>
+          <w:bCs/>
+          <w:lang w:eastAsia="zh-TW"/>
+        </w:rPr>
+        <w:t>重要免責聲明：</w:t>
+      </w:r>
+      <w:r>
+        <w:rPr>
+          <w:rFonts w:ascii="MISANS TC VF MEDIUM" w:eastAsia="MISANS TC VF MEDIUM" w:hAnsi="MISANS TC VF MEDIUM"/>
+          <w:lang w:eastAsia="zh-TW"/>
+        </w:rPr>
+        <w:t>AI 生成的內容，包括食譜建議、餐點規劃及捐贈資格評估，可能存在不準確、不完整或不適合您特定情況的情形。對於任何 AI 生成輸出的準確性、可靠性、完整性或特定用途適用性，我們不作任何明示或默示之聲明或保證。</w:t>
+      </w:r>
+    </w:p>
+    <w:p>
+      <w:pPr>
+        <w:spacing w:after="120"/>
+        <w:rPr>
+          <w:rFonts w:ascii="MISANS TC VF MEDIUM" w:eastAsia="MISANS TC VF MEDIUM" w:hAnsi="MISANS TC VF MEDIUM"/>
+          <w:lang w:eastAsia="zh-TW"/>
+        </w:rPr>
+      </w:pPr>
+      <w:r>
+        <w:rPr>
+          <w:rFonts w:ascii="MISANS TC VF MEDIUM" w:eastAsia="MISANS TC VF MEDIUM" w:hAnsi="MISANS TC VF MEDIUM"/>
+          <w:b/>
+          <w:bCs/>
+          <w:lang w:eastAsia="zh-TW"/>
+        </w:rPr>
+        <w:t>AI 責任全面排除：</w:t>
+      </w:r>
+      <w:r>
+        <w:rPr>
+          <w:rFonts w:ascii="MISANS TC VF MEDIUM" w:eastAsia="MISANS TC VF MEDIUM" w:hAnsi="MISANS TC VF MEDIUM"/>
+          <w:lang w:eastAsia="zh-TW"/>
+        </w:rPr>
+        <w:t>在適用法律允許的最大範圍內，Albert Huang 對於因使用或依賴任何 AI 生成內容而導致的任何傷害、損失、疾病、受傷、死亡、財務損害、財產損害或其他任何性質之不良後果，概不負任何責任，無論該索賠基於何種法律理論（包括合約、侵權、過失、嚴格責任或其他），且即使已被告知此類損害之可能性亦然。本排除條款完全適用，且不受第 12 條一般責任上限之約束。</w:t>
+      </w:r>
+    </w:p>
+    <w:p>
+      <w:pPr>
+        <w:spacing w:after="120"/>
+        <w:rPr>
+          <w:rFonts w:ascii="MISANS TC VF MEDIUM" w:eastAsia="MISANS TC VF MEDIUM" w:hAnsi="MISANS TC VF MEDIUM"/>
+          <w:lang w:eastAsia="zh-TW"/>
+        </w:rPr>
+      </w:pPr>
+      <w:r>
+        <w:rPr>
+          <w:rFonts w:ascii="MISANS TC VF MEDIUM" w:eastAsia="MISANS TC VF MEDIUM" w:hAnsi="MISANS TC VF MEDIUM"/>
+          <w:lang w:eastAsia="zh-TW"/>
+        </w:rPr>
+        <w:t>在採取任何行動前，請務必獨立判斷，並視情況諮詢合格專業人士（包括醫療、營養或食品安全專業人士）。</w:t>
+      </w:r>
+    </w:p>
+    <w:p>
+      <w:pPr>
+        <w:spacing w:after="120"/>
+        <w:rPr>
+          <w:rFonts w:ascii="MISANS TC VF MEDIUM" w:eastAsia="MISANS TC VF MEDIUM" w:hAnsi="MISANS TC VF MEDIUM"/>
+          <w:lang w:eastAsia="zh-TW"/>
+        </w:rPr>
+      </w:pPr>
+      <w:r>
+        <w:rPr>
+          <w:rFonts w:ascii="MISANS TC VF MEDIUM" w:eastAsia="MISANS TC VF MEDIUM" w:hAnsi="MISANS TC VF MEDIUM"/>
+          <w:lang w:eastAsia="zh-TW"/>
+        </w:rPr>
+        <w:t>AI 提供的捐贈資格資訊僅供參考，最終資格認定由各捐贈中心自行決定。</w:t>
+      </w:r>
+    </w:p>
+    <w:p>
+      <w:pPr>
+        <w:pStyle w:val="Heading1"/>
+        <w:spacing w:before="400" w:after="160"/>
+        <w:rPr>
+          <w:rFonts w:ascii="MISANS TC VF MEDIUM" w:eastAsia="MISANS TC VF MEDIUM" w:hAnsi="MISANS TC VF MEDIUM"/>
+          <w:lang w:eastAsia="zh-TW"/>
+        </w:rPr>
+      </w:pPr>
+      <w:r>
+        <w:rPr>
+          <w:rFonts w:ascii="MISANS TC VF MEDIUM" w:eastAsia="MISANS TC VF MEDIUM" w:hAnsi="MISANS TC VF MEDIUM"/>
+          <w:lang w:eastAsia="zh-TW"/>
+        </w:rPr>
+        <w:lastRenderedPageBreak/>
+        <w:t>7. 地圖、定位服務與捐贈中心資料庫</w:t>
+      </w:r>
+    </w:p>
+    <w:p>
+      <w:pPr>
+        <w:spacing w:after="120"/>
+        <w:rPr>
+          <w:rFonts w:ascii="MISANS TC VF MEDIUM" w:eastAsia="MISANS TC VF MEDIUM" w:hAnsi="MISANS TC VF MEDIUM"/>
+          <w:lang w:eastAsia="zh-TW"/>
+        </w:rPr>
+      </w:pPr>
+      <w:r>
+        <w:rPr>
+          <w:rFonts w:ascii="MISANS TC VF MEDIUM" w:eastAsia="MISANS TC VF MEDIUM" w:hAnsi="MISANS TC VF MEDIUM"/>
+          <w:lang w:eastAsia="zh-TW"/>
+        </w:rPr>
+        <w:t>本服務使用 Apple Maps（MapKit）顯示捐贈中心位置。用於地圖顯示的定位資料依 Apple 隱私政策處理，我們不在伺服器儲存您的精確位置。</w:t>
+      </w:r>
+    </w:p>
+    <w:p>
+      <w:pPr>
+        <w:spacing w:after="120"/>
+        <w:rPr>
+          <w:rFonts w:ascii="MISANS TC VF MEDIUM" w:eastAsia="MISANS TC VF MEDIUM" w:hAnsi="MISANS TC VF MEDIUM"/>
+          <w:lang w:eastAsia="zh-TW"/>
+        </w:rPr>
+      </w:pPr>
+      <w:r>
+        <w:rPr>
+          <w:rFonts w:ascii="MISANS TC VF MEDIUM" w:eastAsia="MISANS TC VF MEDIUM" w:hAnsi="MISANS TC VF MEDIUM"/>
+          <w:lang w:eastAsia="zh-TW"/>
+        </w:rPr>
+        <w:t>定位存取權限僅用於提供應用程式內的地圖功能。您可在裝置設定中拒絕定位權限，但部分地圖功能可能因此受限。</w:t>
+      </w:r>
+    </w:p>
+    <w:p>
+      <w:pPr>
+        <w:spacing w:after="120"/>
+        <w:rPr>
+          <w:rFonts w:ascii="MISANS TC VF MEDIUM" w:eastAsia="MISANS TC VF MEDIUM" w:hAnsi="MISANS TC VF MEDIUM"/>
+          <w:lang w:eastAsia="zh-TW"/>
+        </w:rPr>
+      </w:pPr>
+      <w:r>
+        <w:rPr>
+          <w:rFonts w:ascii="MISANS TC VF MEDIUM" w:eastAsia="MISANS TC VF MEDIUM" w:hAnsi="MISANS TC VF MEDIUM"/>
+          <w:lang w:eastAsia="zh-TW"/>
+        </w:rPr>
+        <w:t>Food Ninja 的捐贈中心資料庫由開發者人工整理及維護。雖然我們致力確保資料的準確性及時效性，但我們對任何列出的捐贈中心之準確性、完整性、目前營運狀態或收受標準，不作任何聲明或保證。資料可能已過時或有誤，建議您在前往捐贈或進行捐贈前，自行向相關捐贈中心確認最新資訊。</w:t>
+      </w:r>
+    </w:p>
+    <w:p>
+      <w:pPr>
+        <w:pStyle w:val="Heading1"/>
+        <w:spacing w:before="400" w:after="160"/>
+        <w:rPr>
+          <w:rFonts w:ascii="MISANS TC VF MEDIUM" w:eastAsia="MISANS TC VF MEDIUM" w:hAnsi="MISANS TC VF MEDIUM"/>
+          <w:lang w:eastAsia="zh-TW"/>
+        </w:rPr>
+      </w:pPr>
+      <w:r>
+        <w:rPr>
+          <w:rFonts w:ascii="MISANS TC VF MEDIUM" w:eastAsia="MISANS TC VF MEDIUM" w:hAnsi="MISANS TC VF MEDIUM"/>
+          <w:lang w:eastAsia="zh-TW"/>
+        </w:rPr>
+        <w:t>8. 第三方服務與日曆整合</w:t>
+      </w:r>
+    </w:p>
+    <w:p>
+      <w:pPr>
+        <w:spacing w:after="120"/>
+        <w:rPr>
+          <w:rFonts w:ascii="MISANS TC VF MEDIUM" w:eastAsia="MISANS TC VF MEDIUM" w:hAnsi="MISANS TC VF MEDIUM"/>
+          <w:lang w:eastAsia="zh-TW"/>
+        </w:rPr>
+      </w:pPr>
+      <w:r>
+        <w:rPr>
+          <w:rFonts w:ascii="MISANS TC VF MEDIUM" w:eastAsia="MISANS TC VF MEDIUM" w:hAnsi="MISANS TC VF MEDIUM"/>
+          <w:lang w:eastAsia="zh-TW"/>
+        </w:rPr>
+        <w:t>本服務整合以下第三方服務：</w:t>
       </w:r>
     </w:p>
     <w:p>
@@ -1009,7 +1133,7 @@
         <w:rPr>
           <w:rFonts w:ascii="MISANS TC VF MEDIUM" w:eastAsia="MISANS TC VF MEDIUM" w:hAnsi="MISANS TC VF MEDIUM"/>
         </w:rPr>
-        <w:t>使用 Google 登入——受 Google 服務條款及隱私政策約束</w:t>
+        <w:t>使用 Apple 登入——受 Apple 服務條款及隱私政策約束</w:t>
       </w:r>
     </w:p>
     <w:p>
@@ -1028,7 +1152,7 @@
         <w:rPr>
           <w:rFonts w:ascii="MISANS TC VF MEDIUM" w:eastAsia="MISANS TC VF MEDIUM" w:hAnsi="MISANS TC VF MEDIUM"/>
         </w:rPr>
-        <w:t>Apple Maps（MapKit）——受 Apple 服務條款約束</w:t>
+        <w:t>使用 Google 登入——受 Google 服務條款及隱私政策約束</w:t>
       </w:r>
     </w:p>
     <w:p>
@@ -1047,7 +1171,7 @@
         <w:rPr>
           <w:rFonts w:ascii="MISANS TC VF MEDIUM" w:eastAsia="MISANS TC VF MEDIUM" w:hAnsi="MISANS TC VF MEDIUM"/>
         </w:rPr>
-        <w:t>Google 日曆及 Google Tasks（可選，由使用者自行啟用）——受 Google 服務條款及隱私政策約束</w:t>
+        <w:t>Apple Maps（MapKit）——受 Apple 服務條款約束</w:t>
       </w:r>
     </w:p>
     <w:p>
@@ -1066,130 +1190,7 @@
         <w:rPr>
           <w:rFonts w:ascii="MISANS TC VF MEDIUM" w:eastAsia="MISANS TC VF MEDIUM" w:hAnsi="MISANS TC VF MEDIUM"/>
         </w:rPr>
-        <w:t>Apple 日曆及 Apple 提醒事項（可選，由使用者自行啟用）——受 Apple 服務條款及隱私政策約束</w:t>
-      </w:r>
-    </w:p>
-    <w:p>
-      <w:pPr>
-        <w:spacing w:after="80"/>
-        <w:rPr>
-          <w:rFonts w:ascii="MISANS TC VF MEDIUM" w:eastAsia="MISANS TC VF MEDIUM" w:hAnsi="MISANS TC VF MEDIUM"/>
-        </w:rPr>
-      </w:pPr>
-    </w:p>
-    <w:p>
-      <w:pPr>
-        <w:spacing w:after="120"/>
-        <w:rPr>
-          <w:rFonts w:ascii="MISANS TC VF MEDIUM" w:eastAsia="MISANS TC VF MEDIUM" w:hAnsi="MISANS TC VF MEDIUM"/>
-          <w:lang w:eastAsia="zh-TW"/>
-        </w:rPr>
-      </w:pPr>
-      <w:r>
-        <w:rPr>
-          <w:rFonts w:ascii="MISANS TC VF MEDIUM" w:eastAsia="MISANS TC VF MEDIUM" w:hAnsi="MISANS TC VF MEDIUM"/>
-          <w:lang w:eastAsia="zh-TW"/>
-        </w:rPr>
-        <w:t>日曆與提醒事項同步：您可選擇啟用將食物效期紀錄同步至 Google 日曆、Google Tasks、Apple 日曆及／或 Apple 提醒事項的功能。啟用此功能需在您的裝置上授予應用程式相應權限。針對 Google 日曆及 Google Tasks 同步，我們僅使用您儲存的 Google OAuth 重新整理權杖代表您執行同步操作，該權杖不作其他任何用途。您可隨時在應用程式中停用同步功能，或透過刪除帳號來撤銷此項授權。</w:t>
-      </w:r>
-    </w:p>
-    <w:p>
-      <w:pPr>
-        <w:spacing w:after="120"/>
-        <w:rPr>
-          <w:rFonts w:ascii="MISANS TC VF MEDIUM" w:eastAsia="MISANS TC VF MEDIUM" w:hAnsi="MISANS TC VF MEDIUM"/>
-          <w:lang w:eastAsia="zh-TW"/>
-        </w:rPr>
-      </w:pPr>
-      <w:r>
-        <w:rPr>
-          <w:rFonts w:ascii="MISANS TC VF MEDIUM" w:eastAsia="MISANS TC VF MEDIUM" w:hAnsi="MISANS TC VF MEDIUM"/>
-          <w:lang w:eastAsia="zh-TW"/>
-        </w:rPr>
-        <w:t>我們對上述第三方服務的隱私實踐或內容不負任何責任，您使用這些服務須遵守其各自的條款及政策。</w:t>
-      </w:r>
-    </w:p>
-    <w:p>
-      <w:pPr>
-        <w:pStyle w:val="Heading1"/>
-        <w:spacing w:before="400" w:after="160"/>
-        <w:rPr>
-          <w:rFonts w:ascii="MISANS TC VF MEDIUM" w:eastAsia="MISANS TC VF MEDIUM" w:hAnsi="MISANS TC VF MEDIUM"/>
-          <w:lang w:eastAsia="zh-TW"/>
-        </w:rPr>
-      </w:pPr>
-      <w:r>
-        <w:rPr>
-          <w:rFonts w:ascii="MISANS TC VF MEDIUM" w:eastAsia="MISANS TC VF MEDIUM" w:hAnsi="MISANS TC VF MEDIUM"/>
-          <w:lang w:eastAsia="zh-TW"/>
-        </w:rPr>
-        <w:t>9. 智慧財產權</w:t>
-      </w:r>
-    </w:p>
-    <w:p>
-      <w:pPr>
-        <w:spacing w:after="120"/>
-        <w:rPr>
-          <w:rFonts w:ascii="MISANS TC VF MEDIUM" w:eastAsia="MISANS TC VF MEDIUM" w:hAnsi="MISANS TC VF MEDIUM"/>
-          <w:lang w:eastAsia="zh-TW"/>
-        </w:rPr>
-      </w:pPr>
-      <w:r>
-        <w:rPr>
-          <w:rFonts w:ascii="MISANS TC VF MEDIUM" w:eastAsia="MISANS TC VF MEDIUM" w:hAnsi="MISANS TC VF MEDIUM"/>
-          <w:lang w:eastAsia="zh-TW"/>
-        </w:rPr>
-        <w:lastRenderedPageBreak/>
-        <w:t>服務內的所有內容、設計、程式碼、商標及資料，包括但不限於 Food Ninja 名稱、標誌、使用者介面及原創文字，均為 Albert Huang 的專屬智慧財產，受適用著作權法、商標法及智慧財產法律保護。</w:t>
-      </w:r>
-    </w:p>
-    <w:p>
-      <w:pPr>
-        <w:spacing w:after="120"/>
-        <w:rPr>
-          <w:rFonts w:ascii="MISANS TC VF MEDIUM" w:eastAsia="MISANS TC VF MEDIUM" w:hAnsi="MISANS TC VF MEDIUM"/>
-          <w:lang w:eastAsia="zh-TW"/>
-        </w:rPr>
-      </w:pPr>
-      <w:r>
-        <w:rPr>
-          <w:rFonts w:ascii="MISANS TC VF MEDIUM" w:eastAsia="MISANS TC VF MEDIUM" w:hAnsi="MISANS TC VF MEDIUM"/>
-          <w:lang w:eastAsia="zh-TW"/>
-        </w:rPr>
-        <w:t>您獲授予有限、非獨家、不可轉讓、可撤銷的授權，得依本條款為個人非商業目的使用本服務。未經我們事先書面同意，您不得複製、修改、散布、銷售、再授權或就本服務任何部分創作衍生著作。</w:t>
-      </w:r>
-    </w:p>
-    <w:p>
-      <w:pPr>
-        <w:pStyle w:val="Heading1"/>
-        <w:spacing w:before="400" w:after="160"/>
-        <w:rPr>
-          <w:rFonts w:ascii="MISANS TC VF MEDIUM" w:eastAsia="MISANS TC VF MEDIUM" w:hAnsi="MISANS TC VF MEDIUM"/>
-          <w:lang w:eastAsia="zh-TW"/>
-        </w:rPr>
-      </w:pPr>
-      <w:r>
-        <w:rPr>
-          <w:rFonts w:ascii="MISANS TC VF MEDIUM" w:eastAsia="MISANS TC VF MEDIUM" w:hAnsi="MISANS TC VF MEDIUM"/>
-          <w:lang w:eastAsia="zh-TW"/>
-        </w:rPr>
-        <w:t>10. 禁止行為</w:t>
-      </w:r>
-    </w:p>
-    <w:p>
-      <w:pPr>
-        <w:spacing w:after="120"/>
-        <w:rPr>
-          <w:rFonts w:ascii="MISANS TC VF MEDIUM" w:eastAsia="MISANS TC VF MEDIUM" w:hAnsi="MISANS TC VF MEDIUM"/>
-          <w:lang w:eastAsia="zh-TW"/>
-        </w:rPr>
-      </w:pPr>
-      <w:r>
-        <w:rPr>
-          <w:rFonts w:ascii="MISANS TC VF MEDIUM" w:eastAsia="MISANS TC VF MEDIUM" w:hAnsi="MISANS TC VF MEDIUM"/>
-          <w:lang w:eastAsia="zh-TW"/>
-        </w:rPr>
-        <w:t>您同意不得進行以下行為：</w:t>
+        <w:t>Google 日曆及 Google Tasks（可選，由使用者自行啟用）——受 Google 服務條款及隱私政策約束</w:t>
       </w:r>
     </w:p>
     <w:p>
@@ -1202,15 +1203,13 @@
         <w:spacing w:after="80"/>
         <w:rPr>
           <w:rFonts w:ascii="MISANS TC VF MEDIUM" w:eastAsia="MISANS TC VF MEDIUM" w:hAnsi="MISANS TC VF MEDIUM"/>
-          <w:lang w:eastAsia="zh-TW"/>
-        </w:rPr>
-      </w:pPr>
-      <w:r>
-        <w:rPr>
-          <w:rFonts w:ascii="MISANS TC VF MEDIUM" w:eastAsia="MISANS TC VF MEDIUM" w:hAnsi="MISANS TC VF MEDIUM"/>
-          <w:lang w:eastAsia="zh-TW"/>
-        </w:rPr>
-        <w:t>以任何非法目的或違反本條款的方式使用本服務</w:t>
+        </w:rPr>
+      </w:pPr>
+      <w:r>
+        <w:rPr>
+          <w:rFonts w:ascii="MISANS TC VF MEDIUM" w:eastAsia="MISANS TC VF MEDIUM" w:hAnsi="MISANS TC VF MEDIUM"/>
+        </w:rPr>
+        <w:t>Apple 日曆及 Apple 提醒事項（可選，由使用者自行啟用）——受 Apple 服務條款及隱私政策約束</w:t>
       </w:r>
     </w:p>
     <w:p>
@@ -1222,16 +1221,188 @@
         </w:numPr>
         <w:spacing w:after="80"/>
         <w:rPr>
-          <w:rFonts w:ascii="MISANS TC VF MEDIUM" w:eastAsia="MISANS TC VF MEDIUM" w:hAnsi="MISANS TC VF MEDIUM"/>
-          <w:lang w:eastAsia="zh-TW"/>
-        </w:rPr>
-      </w:pPr>
-      <w:r>
-        <w:rPr>
-          <w:rFonts w:ascii="MISANS TC VF MEDIUM" w:eastAsia="MISANS TC VF MEDIUM" w:hAnsi="MISANS TC VF MEDIUM"/>
-          <w:lang w:eastAsia="zh-TW"/>
-        </w:rPr>
-        <w:t>嘗試對本服務的任何部分進行逆向工程、反組譯或反編譯</w:t>
+          <w:rFonts w:ascii="MISANS TC VF MEDIUM" w:eastAsia="MISANS TC VF MEDIUM" w:hAnsi="MISANS TC VF MEDIUM" w:hint="eastAsia"/>
+          <w:lang w:eastAsia="zh-TW"/>
+        </w:rPr>
+      </w:pPr>
+      <w:proofErr w:type="spellStart"/>
+      <w:r>
+        <w:rPr>
+          <w:rFonts w:ascii="MISANS TC VF MEDIUM" w:eastAsia="MISANS TC VF MEDIUM" w:hAnsi="MISANS TC VF MEDIUM"/>
+          <w:lang w:val="en-US" w:eastAsia="zh-TW"/>
+        </w:rPr>
+        <w:t>TheGoodAPI</w:t>
+      </w:r>
+      <w:proofErr w:type="spellEnd"/>
+      <w:r>
+        <w:rPr>
+          <w:rFonts w:ascii="MISANS TC VF MEDIUM" w:eastAsia="MISANS TC VF MEDIUM" w:hAnsi="MISANS TC VF MEDIUM"/>
+          <w:lang w:val="en-US" w:eastAsia="zh-TW"/>
+        </w:rPr>
+        <w:t xml:space="preserve"> </w:t>
+      </w:r>
+      <w:r>
+        <w:rPr>
+          <w:rFonts w:ascii="MISANS TC VF MEDIUM" w:eastAsia="MISANS TC VF MEDIUM" w:hAnsi="MISANS TC VF MEDIUM"/>
+        </w:rPr>
+        <w:t>——</w:t>
+      </w:r>
+      <w:r>
+        <w:rPr>
+          <w:rFonts w:ascii="MISANS TC VF MEDIUM" w:eastAsia="MISANS TC VF MEDIUM" w:hAnsi="MISANS TC VF MEDIUM" w:hint="eastAsia"/>
+          <w:lang w:eastAsia="zh-TW"/>
+        </w:rPr>
+        <w:t xml:space="preserve"> </w:t>
+      </w:r>
+      <w:r>
+        <w:rPr>
+          <w:rFonts w:ascii="MISANS TC VF MEDIUM" w:eastAsia="MISANS TC VF MEDIUM" w:hAnsi="MISANS TC VF MEDIUM" w:hint="eastAsia"/>
+          <w:lang w:val="en-US" w:eastAsia="zh-TW"/>
+        </w:rPr>
+        <w:t>服務內種樹的功能合作方</w:t>
+      </w:r>
+      <w:r>
+        <w:rPr>
+          <w:rFonts w:ascii="MISANS TC VF MEDIUM" w:eastAsia="MISANS TC VF MEDIUM" w:hAnsi="MISANS TC VF MEDIUM" w:hint="eastAsia"/>
+          <w:lang w:eastAsia="zh-TW"/>
+        </w:rPr>
+        <w:t xml:space="preserve"> </w:t>
+      </w:r>
+      <w:r>
+        <w:rPr>
+          <w:rFonts w:ascii="MISANS TC VF MEDIUM" w:eastAsia="MISANS TC VF MEDIUM" w:hAnsi="MISANS TC VF MEDIUM"/>
+        </w:rPr>
+        <w:t>——</w:t>
+      </w:r>
+      <w:r>
+        <w:rPr>
+          <w:rFonts w:ascii="MISANS TC VF MEDIUM" w:eastAsia="MISANS TC VF MEDIUM" w:hAnsi="MISANS TC VF MEDIUM" w:hint="eastAsia"/>
+          <w:lang w:eastAsia="zh-TW"/>
+        </w:rPr>
+        <w:t>不分享資料</w:t>
+      </w:r>
+    </w:p>
+    <w:p>
+      <w:pPr>
+        <w:spacing w:after="80"/>
+        <w:rPr>
+          <w:rFonts w:ascii="MISANS TC VF MEDIUM" w:eastAsia="MISANS TC VF MEDIUM" w:hAnsi="MISANS TC VF MEDIUM"/>
+        </w:rPr>
+      </w:pPr>
+    </w:p>
+    <w:p>
+      <w:pPr>
+        <w:spacing w:after="120"/>
+        <w:rPr>
+          <w:rFonts w:ascii="MISANS TC VF MEDIUM" w:eastAsia="MISANS TC VF MEDIUM" w:hAnsi="MISANS TC VF MEDIUM"/>
+          <w:lang w:eastAsia="zh-TW"/>
+        </w:rPr>
+      </w:pPr>
+      <w:r>
+        <w:rPr>
+          <w:rFonts w:ascii="MISANS TC VF MEDIUM" w:eastAsia="MISANS TC VF MEDIUM" w:hAnsi="MISANS TC VF MEDIUM"/>
+          <w:lang w:eastAsia="zh-TW"/>
+        </w:rPr>
+        <w:t>日曆與提醒事項同步：您可選擇啟用將食物效期紀錄同步至 Google 日曆、Google Tasks、Apple 日曆及／或 Apple 提醒事項的功能。啟用此功能需在您的裝置上授予應用程式相應權限。針對 Google 日曆及 Google Tasks 同步，我們僅使用您儲存的 Google OAuth 重新整理權杖代表您執行同步操作，該權杖不作其他任何用途。您可隨時在應用程式中停用同步功能，或透過刪除帳號來撤銷此項授權。</w:t>
+      </w:r>
+    </w:p>
+    <w:p>
+      <w:pPr>
+        <w:spacing w:after="120"/>
+        <w:rPr>
+          <w:rFonts w:ascii="MISANS TC VF MEDIUM" w:eastAsia="MISANS TC VF MEDIUM" w:hAnsi="MISANS TC VF MEDIUM"/>
+          <w:lang w:eastAsia="zh-TW"/>
+        </w:rPr>
+      </w:pPr>
+      <w:r>
+        <w:rPr>
+          <w:rFonts w:ascii="MISANS TC VF MEDIUM" w:eastAsia="MISANS TC VF MEDIUM" w:hAnsi="MISANS TC VF MEDIUM"/>
+          <w:lang w:eastAsia="zh-TW"/>
+        </w:rPr>
+        <w:t>我們對上述第三方服務的隱私實踐或內容不負任何責任，您使用這些服務須遵守其各自的條款及政策。</w:t>
+      </w:r>
+    </w:p>
+    <w:p>
+      <w:pPr>
+        <w:pStyle w:val="Heading1"/>
+        <w:spacing w:before="400" w:after="160"/>
+        <w:rPr>
+          <w:rFonts w:ascii="MISANS TC VF MEDIUM" w:eastAsia="MISANS TC VF MEDIUM" w:hAnsi="MISANS TC VF MEDIUM"/>
+          <w:lang w:eastAsia="zh-TW"/>
+        </w:rPr>
+      </w:pPr>
+      <w:r>
+        <w:rPr>
+          <w:rFonts w:ascii="MISANS TC VF MEDIUM" w:eastAsia="MISANS TC VF MEDIUM" w:hAnsi="MISANS TC VF MEDIUM"/>
+          <w:lang w:eastAsia="zh-TW"/>
+        </w:rPr>
+        <w:lastRenderedPageBreak/>
+        <w:t>9. 智慧財產權</w:t>
+      </w:r>
+    </w:p>
+    <w:p>
+      <w:pPr>
+        <w:spacing w:after="120"/>
+        <w:rPr>
+          <w:rFonts w:ascii="MISANS TC VF MEDIUM" w:eastAsia="MISANS TC VF MEDIUM" w:hAnsi="MISANS TC VF MEDIUM"/>
+          <w:lang w:eastAsia="zh-TW"/>
+        </w:rPr>
+      </w:pPr>
+      <w:r>
+        <w:rPr>
+          <w:rFonts w:ascii="MISANS TC VF MEDIUM" w:eastAsia="MISANS TC VF MEDIUM" w:hAnsi="MISANS TC VF MEDIUM"/>
+          <w:lang w:eastAsia="zh-TW"/>
+        </w:rPr>
+        <w:t>服務內的所有內容、設計、程式碼、商標及資料，包括但不限於 Food Ninja 名稱、標誌、使用者介面及原創文字，均為 Albert Huang 的專屬智慧財產，受適用著作權法、商標法及智慧財產法律保護。</w:t>
+      </w:r>
+    </w:p>
+    <w:p>
+      <w:pPr>
+        <w:spacing w:after="120"/>
+        <w:rPr>
+          <w:rFonts w:ascii="MISANS TC VF MEDIUM" w:eastAsia="MISANS TC VF MEDIUM" w:hAnsi="MISANS TC VF MEDIUM"/>
+          <w:lang w:eastAsia="zh-TW"/>
+        </w:rPr>
+      </w:pPr>
+      <w:r>
+        <w:rPr>
+          <w:rFonts w:ascii="MISANS TC VF MEDIUM" w:eastAsia="MISANS TC VF MEDIUM" w:hAnsi="MISANS TC VF MEDIUM"/>
+          <w:lang w:eastAsia="zh-TW"/>
+        </w:rPr>
+        <w:t>您獲授予有限、非獨家、不可轉讓、可撤銷的授權，得依本條款為個人非商業目的使用本服務。未經我們事先書面同意，您不得複製、修改、散布、銷售、再授權或就本服務任何部分創作衍生著作。</w:t>
+      </w:r>
+    </w:p>
+    <w:p>
+      <w:pPr>
+        <w:pStyle w:val="Heading1"/>
+        <w:spacing w:before="400" w:after="160"/>
+        <w:rPr>
+          <w:rFonts w:ascii="MISANS TC VF MEDIUM" w:eastAsia="MISANS TC VF MEDIUM" w:hAnsi="MISANS TC VF MEDIUM"/>
+          <w:lang w:eastAsia="zh-TW"/>
+        </w:rPr>
+      </w:pPr>
+      <w:r>
+        <w:rPr>
+          <w:rFonts w:ascii="MISANS TC VF MEDIUM" w:eastAsia="MISANS TC VF MEDIUM" w:hAnsi="MISANS TC VF MEDIUM"/>
+          <w:lang w:eastAsia="zh-TW"/>
+        </w:rPr>
+        <w:t>10. 禁止行為</w:t>
+      </w:r>
+    </w:p>
+    <w:p>
+      <w:pPr>
+        <w:spacing w:after="120"/>
+        <w:rPr>
+          <w:rFonts w:ascii="MISANS TC VF MEDIUM" w:eastAsia="MISANS TC VF MEDIUM" w:hAnsi="MISANS TC VF MEDIUM"/>
+          <w:lang w:eastAsia="zh-TW"/>
+        </w:rPr>
+      </w:pPr>
+      <w:r>
+        <w:rPr>
+          <w:rFonts w:ascii="MISANS TC VF MEDIUM" w:eastAsia="MISANS TC VF MEDIUM" w:hAnsi="MISANS TC VF MEDIUM"/>
+          <w:lang w:eastAsia="zh-TW"/>
+        </w:rPr>
+        <w:t>您同意不得進行以下行為：</w:t>
       </w:r>
     </w:p>
     <w:p>
@@ -1252,7 +1423,7 @@
           <w:rFonts w:ascii="MISANS TC VF MEDIUM" w:eastAsia="MISANS TC VF MEDIUM" w:hAnsi="MISANS TC VF MEDIUM"/>
           <w:lang w:eastAsia="zh-TW"/>
         </w:rPr>
-        <w:t>干擾或破壞本服務或其伺服器的完整性或效能</w:t>
+        <w:t>以任何非法目的或違反本條款的方式使用本服務</w:t>
       </w:r>
     </w:p>
     <w:p>
@@ -1273,7 +1444,7 @@
           <w:rFonts w:ascii="MISANS TC VF MEDIUM" w:eastAsia="MISANS TC VF MEDIUM" w:hAnsi="MISANS TC VF MEDIUM"/>
           <w:lang w:eastAsia="zh-TW"/>
         </w:rPr>
-        <w:t>使用自動化腳本、機器人或其他手段未經授權存取本服務</w:t>
+        <w:t>嘗試對本服務的任何部分進行逆向工程、反組譯或反編譯</w:t>
       </w:r>
     </w:p>
     <w:p>
@@ -1294,7 +1465,7 @@
           <w:rFonts w:ascii="MISANS TC VF MEDIUM" w:eastAsia="MISANS TC VF MEDIUM" w:hAnsi="MISANS TC VF MEDIUM"/>
           <w:lang w:eastAsia="zh-TW"/>
         </w:rPr>
-        <w:t>冒充任何個人或實體，或虛偽陳述您與任何個人或實體的關係</w:t>
+        <w:t>干擾或破壞本服務或其伺服器的完整性或效能</w:t>
       </w:r>
     </w:p>
     <w:p>
@@ -1315,7 +1486,7 @@
           <w:rFonts w:ascii="MISANS TC VF MEDIUM" w:eastAsia="MISANS TC VF MEDIUM" w:hAnsi="MISANS TC VF MEDIUM"/>
           <w:lang w:eastAsia="zh-TW"/>
         </w:rPr>
-        <w:t>上傳或傳輸任何惡意程式碼、病毒或有害資料</w:t>
+        <w:t>使用自動化腳本、機器人或其他手段未經授權存取本服務</w:t>
       </w:r>
     </w:p>
     <w:p>
@@ -1336,6 +1507,48 @@
           <w:rFonts w:ascii="MISANS TC VF MEDIUM" w:eastAsia="MISANS TC VF MEDIUM" w:hAnsi="MISANS TC VF MEDIUM"/>
           <w:lang w:eastAsia="zh-TW"/>
         </w:rPr>
+        <w:t>冒充任何個人或實體，或虛偽陳述您與任何個人或實體的關係</w:t>
+      </w:r>
+    </w:p>
+    <w:p>
+      <w:pPr>
+        <w:pStyle w:val="ListParagraph"/>
+        <w:numPr>
+          <w:ilvl w:val="0"/>
+          <w:numId w:val="2"/>
+        </w:numPr>
+        <w:spacing w:after="80"/>
+        <w:rPr>
+          <w:rFonts w:ascii="MISANS TC VF MEDIUM" w:eastAsia="MISANS TC VF MEDIUM" w:hAnsi="MISANS TC VF MEDIUM"/>
+          <w:lang w:eastAsia="zh-TW"/>
+        </w:rPr>
+      </w:pPr>
+      <w:r>
+        <w:rPr>
+          <w:rFonts w:ascii="MISANS TC VF MEDIUM" w:eastAsia="MISANS TC VF MEDIUM" w:hAnsi="MISANS TC VF MEDIUM"/>
+          <w:lang w:eastAsia="zh-TW"/>
+        </w:rPr>
+        <w:t>上傳或傳輸任何惡意程式碼、病毒或有害資料</w:t>
+      </w:r>
+    </w:p>
+    <w:p>
+      <w:pPr>
+        <w:pStyle w:val="ListParagraph"/>
+        <w:numPr>
+          <w:ilvl w:val="0"/>
+          <w:numId w:val="2"/>
+        </w:numPr>
+        <w:spacing w:after="80"/>
+        <w:rPr>
+          <w:rFonts w:ascii="MISANS TC VF MEDIUM" w:eastAsia="MISANS TC VF MEDIUM" w:hAnsi="MISANS TC VF MEDIUM"/>
+          <w:lang w:eastAsia="zh-TW"/>
+        </w:rPr>
+      </w:pPr>
+      <w:r>
+        <w:rPr>
+          <w:rFonts w:ascii="MISANS TC VF MEDIUM" w:eastAsia="MISANS TC VF MEDIUM" w:hAnsi="MISANS TC VF MEDIUM"/>
+          <w:lang w:eastAsia="zh-TW"/>
+        </w:rPr>
         <w:t>嘗試未經授權存取本服務的任何部分或功能</w:t>
       </w:r>
     </w:p>
@@ -1434,6 +1647,7 @@
           <w:rFonts w:ascii="MISANS TC VF MEDIUM" w:eastAsia="MISANS TC VF MEDIUM" w:hAnsi="MISANS TC VF MEDIUM"/>
           <w:lang w:eastAsia="zh-TW"/>
         </w:rPr>
+        <w:lastRenderedPageBreak/>
         <w:t>我們對您因本條款所生任何索賠的全部責任，不超過您在索賠前六（6）個月內支付給我們的金額，或新台幣 1,000 元，以較高者為準。</w:t>
       </w:r>
     </w:p>
@@ -1451,7 +1665,6 @@
           <w:rFonts w:ascii="MISANS TC VF MEDIUM" w:eastAsia="MISANS TC VF MEDIUM" w:hAnsi="MISANS TC VF MEDIUM"/>
           <w:lang w:eastAsia="zh-TW"/>
         </w:rPr>
-        <w:lastRenderedPageBreak/>
         <w:t>13. 賠償</w:t>
       </w:r>
     </w:p>
@@ -1664,6 +1877,7 @@
           <w:rFonts w:ascii="MISANS TC VF MEDIUM" w:eastAsia="MISANS TC VF MEDIUM" w:hAnsi="MISANS TC VF MEDIUM"/>
           <w:lang w:eastAsia="zh-TW"/>
         </w:rPr>
+        <w:lastRenderedPageBreak/>
         <w:t>若您對本條款有任何疑問、疑慮或意見，請透過以下方式聯絡我們：</w:t>
       </w:r>
     </w:p>
@@ -1689,7 +1903,6 @@
           <w:b/>
           <w:bCs/>
         </w:rPr>
-        <w:lastRenderedPageBreak/>
         <w:t>Albert Huang — Food Ninja 開發者</w:t>
       </w:r>
     </w:p>
@@ -2110,7 +2323,7 @@
   <w:docDefaults>
     <w:rPrDefault>
       <w:rPr>
-        <w:rFonts w:ascii="Arial" w:eastAsia="Arial" w:hAnsi="Arial" w:cs="Arial"/>
+        <w:rFonts w:ascii="Arial" w:eastAsia="PMingLiU" w:hAnsi="Arial" w:cs="Arial"/>
         <w:sz w:val="22"/>
         <w:szCs w:val="22"/>
         <w:lang w:val="en-TW" w:eastAsia="zh-CN" w:bidi="ar-SA"/>

--- a/public/legal/FoodNinja_服務條款_ZH.docx
+++ b/public/legal/FoodNinja_服務條款_ZH.docx
@@ -105,7 +105,7 @@
           <w:szCs w:val="20"/>
           <w:lang w:eastAsia="zh-TW"/>
         </w:rPr>
-        <w:t>4</w:t>
+        <w:t>5</w:t>
       </w:r>
       <w:r>
         <w:rPr>
@@ -145,7 +145,7 @@
           <w:szCs w:val="20"/>
           <w:lang w:eastAsia="zh-TW"/>
         </w:rPr>
-        <w:t>April</w:t>
+        <w:t>May</w:t>
       </w:r>
       <w:r>
         <w:rPr>
@@ -1221,7 +1221,7 @@
         </w:numPr>
         <w:spacing w:after="80"/>
         <w:rPr>
-          <w:rFonts w:ascii="MISANS TC VF MEDIUM" w:eastAsia="MISANS TC VF MEDIUM" w:hAnsi="MISANS TC VF MEDIUM" w:hint="eastAsia"/>
+          <w:rFonts w:ascii="MISANS TC VF MEDIUM" w:eastAsia="MISANS TC VF MEDIUM" w:hAnsi="MISANS TC VF MEDIUM"/>
           <w:lang w:eastAsia="zh-TW"/>
         </w:rPr>
       </w:pPr>
@@ -1244,6 +1244,7 @@
       <w:r>
         <w:rPr>
           <w:rFonts w:ascii="MISANS TC VF MEDIUM" w:eastAsia="MISANS TC VF MEDIUM" w:hAnsi="MISANS TC VF MEDIUM"/>
+          <w:lang w:eastAsia="zh-TW"/>
         </w:rPr>
         <w:t>——</w:t>
       </w:r>
@@ -1271,6 +1272,7 @@
       <w:r>
         <w:rPr>
           <w:rFonts w:ascii="MISANS TC VF MEDIUM" w:eastAsia="MISANS TC VF MEDIUM" w:hAnsi="MISANS TC VF MEDIUM"/>
+          <w:lang w:eastAsia="zh-TW"/>
         </w:rPr>
         <w:t>——</w:t>
       </w:r>
@@ -1287,6 +1289,7 @@
         <w:spacing w:after="80"/>
         <w:rPr>
           <w:rFonts w:ascii="MISANS TC VF MEDIUM" w:eastAsia="MISANS TC VF MEDIUM" w:hAnsi="MISANS TC VF MEDIUM"/>
+          <w:lang w:eastAsia="zh-TW"/>
         </w:rPr>
       </w:pPr>
     </w:p>

--- a/public/legal/FoodNinja_服務條款_ZH.docx
+++ b/public/legal/FoodNinja_服務條款_ZH.docx
@@ -21,19 +21,7 @@
           <w:szCs w:val="52"/>
           <w:lang w:eastAsia="zh-TW"/>
         </w:rPr>
-        <w:t>F</w:t>
-      </w:r>
-      <w:r>
-        <w:rPr>
-          <w:rFonts w:ascii="MISANS TC VF MEDIUM" w:eastAsia="MISANS TC VF MEDIUM" w:hAnsi="MISANS TC VF MEDIUM"/>
-          <w:b/>
-          <w:bCs/>
-          <w:color w:val="1B5E20"/>
-          <w:sz w:val="52"/>
-          <w:szCs w:val="52"/>
-          <w:lang w:eastAsia="zh-TW"/>
-        </w:rPr>
-        <w:t>OOD NINJA</w:t>
+        <w:t>FOOD NINJA</w:t>
       </w:r>
     </w:p>
     <w:p>
@@ -75,7 +63,7 @@
           <w:szCs w:val="20"/>
           <w:lang w:eastAsia="zh-TW"/>
         </w:rPr>
-        <w:t>生效日期：202</w:t>
+        <w:t>生效日期：2026年</w:t>
       </w:r>
       <w:r>
         <w:rPr>
@@ -95,7 +83,7 @@
           <w:szCs w:val="20"/>
           <w:lang w:eastAsia="zh-TW"/>
         </w:rPr>
-        <w:t>年</w:t>
+        <w:t>月2</w:t>
       </w:r>
       <w:r>
         <w:rPr>
@@ -105,7 +93,7 @@
           <w:szCs w:val="20"/>
           <w:lang w:eastAsia="zh-TW"/>
         </w:rPr>
-        <w:t>5</w:t>
+        <w:t>4</w:t>
       </w:r>
       <w:r>
         <w:rPr>
@@ -115,7 +103,7 @@
           <w:szCs w:val="20"/>
           <w:lang w:eastAsia="zh-TW"/>
         </w:rPr>
-        <w:t>月</w:t>
+        <w:t xml:space="preserve">日 / </w:t>
       </w:r>
       <w:r>
         <w:rPr>
@@ -125,7 +113,7 @@
           <w:szCs w:val="20"/>
           <w:lang w:eastAsia="zh-TW"/>
         </w:rPr>
-        <w:t>25</w:t>
+        <w:t>June</w:t>
       </w:r>
       <w:r>
         <w:rPr>
@@ -135,7 +123,7 @@
           <w:szCs w:val="20"/>
           <w:lang w:eastAsia="zh-TW"/>
         </w:rPr>
-        <w:t xml:space="preserve">日 / </w:t>
+        <w:t xml:space="preserve"> 2</w:t>
       </w:r>
       <w:r>
         <w:rPr>
@@ -145,7 +133,7 @@
           <w:szCs w:val="20"/>
           <w:lang w:eastAsia="zh-TW"/>
         </w:rPr>
-        <w:t>May</w:t>
+        <w:t>4</w:t>
       </w:r>
       <w:r>
         <w:rPr>
@@ -155,37 +143,7 @@
           <w:szCs w:val="20"/>
           <w:lang w:eastAsia="zh-TW"/>
         </w:rPr>
-        <w:t xml:space="preserve"> </w:t>
-      </w:r>
-      <w:r>
-        <w:rPr>
-          <w:rFonts w:ascii="MISANS TC VF MEDIUM" w:eastAsia="MISANS TC VF MEDIUM" w:hAnsi="MISANS TC VF MEDIUM"/>
-          <w:color w:val="555555"/>
-          <w:sz w:val="20"/>
-          <w:szCs w:val="20"/>
-          <w:lang w:eastAsia="zh-TW"/>
-        </w:rPr>
-        <w:t>25</w:t>
-      </w:r>
-      <w:r>
-        <w:rPr>
-          <w:rFonts w:ascii="MISANS TC VF MEDIUM" w:eastAsia="MISANS TC VF MEDIUM" w:hAnsi="MISANS TC VF MEDIUM"/>
-          <w:color w:val="555555"/>
-          <w:sz w:val="20"/>
-          <w:szCs w:val="20"/>
-          <w:lang w:eastAsia="zh-TW"/>
-        </w:rPr>
-        <w:t>, 202</w:t>
-      </w:r>
-      <w:r>
-        <w:rPr>
-          <w:rFonts w:ascii="MISANS TC VF MEDIUM" w:eastAsia="MISANS TC VF MEDIUM" w:hAnsi="MISANS TC VF MEDIUM"/>
-          <w:color w:val="555555"/>
-          <w:sz w:val="20"/>
-          <w:szCs w:val="20"/>
-          <w:lang w:eastAsia="zh-TW"/>
-        </w:rPr>
-        <w:t>6</w:t>
+        <w:t>, 2026</w:t>
       </w:r>
     </w:p>
     <w:p>
@@ -415,144 +373,6 @@
     </w:p>
     <w:p>
       <w:pPr>
-        <w:spacing w:after="80"/>
-        <w:rPr>
-          <w:rFonts w:ascii="MISANS TC VF MEDIUM" w:eastAsia="MISANS TC VF MEDIUM" w:hAnsi="MISANS TC VF MEDIUM"/>
-        </w:rPr>
-      </w:pPr>
-    </w:p>
-    <w:p>
-      <w:pPr>
-        <w:spacing w:after="120"/>
-        <w:rPr>
-          <w:rFonts w:ascii="MISANS TC VF MEDIUM" w:eastAsia="MISANS TC VF MEDIUM" w:hAnsi="MISANS TC VF MEDIUM"/>
-          <w:lang w:eastAsia="zh-TW"/>
-        </w:rPr>
-      </w:pPr>
-      <w:r>
-        <w:rPr>
-          <w:rFonts w:ascii="MISANS TC VF MEDIUM" w:eastAsia="MISANS TC VF MEDIUM" w:hAnsi="MISANS TC VF MEDIUM"/>
-          <w:lang w:eastAsia="zh-TW"/>
-        </w:rPr>
-        <w:t>我們保留在任何時候修改、暫停或終止任何功能或整體服務的權利，並得不另行通知。</w:t>
-      </w:r>
-    </w:p>
-    <w:p>
-      <w:pPr>
-        <w:pStyle w:val="Heading1"/>
-        <w:spacing w:before="400" w:after="160"/>
-        <w:rPr>
-          <w:rFonts w:ascii="MISANS TC VF MEDIUM" w:eastAsia="MISANS TC VF MEDIUM" w:hAnsi="MISANS TC VF MEDIUM"/>
-          <w:lang w:eastAsia="zh-TW"/>
-        </w:rPr>
-      </w:pPr>
-      <w:r>
-        <w:rPr>
-          <w:rFonts w:ascii="MISANS TC VF MEDIUM" w:eastAsia="MISANS TC VF MEDIUM" w:hAnsi="MISANS TC VF MEDIUM"/>
-          <w:lang w:eastAsia="zh-TW"/>
-        </w:rPr>
-        <w:t>3. 使用資格與帳號註冊</w:t>
-      </w:r>
-    </w:p>
-    <w:p>
-      <w:pPr>
-        <w:spacing w:after="120"/>
-        <w:rPr>
-          <w:rFonts w:ascii="MISANS TC VF MEDIUM" w:eastAsia="MISANS TC VF MEDIUM" w:hAnsi="MISANS TC VF MEDIUM"/>
-          <w:lang w:eastAsia="zh-TW"/>
-        </w:rPr>
-      </w:pPr>
-      <w:r>
-        <w:rPr>
-          <w:rFonts w:ascii="MISANS TC VF MEDIUM" w:eastAsia="MISANS TC VF MEDIUM" w:hAnsi="MISANS TC VF MEDIUM"/>
-          <w:lang w:eastAsia="zh-TW"/>
-        </w:rPr>
-        <w:lastRenderedPageBreak/>
-        <w:t>本服務適合所有年齡層使用。13 歲以下（或依其所在地法律規定之數位同意年齡以下）之使用者，應在父母或監護人的可驗證同意下使用本服務，以符合《兒童網路隱私保護法》（COPPA）及相關當地法律之規定。</w:t>
-      </w:r>
-    </w:p>
-    <w:p>
-      <w:pPr>
-        <w:spacing w:after="120"/>
-        <w:rPr>
-          <w:rFonts w:ascii="MISANS TC VF MEDIUM" w:eastAsia="MISANS TC VF MEDIUM" w:hAnsi="MISANS TC VF MEDIUM"/>
-        </w:rPr>
-      </w:pPr>
-      <w:r>
-        <w:rPr>
-          <w:rFonts w:ascii="MISANS TC VF MEDIUM" w:eastAsia="MISANS TC VF MEDIUM" w:hAnsi="MISANS TC VF MEDIUM"/>
-        </w:rPr>
-        <w:t>如需使用個人化功能，您必須透過 Apple ID（「使用 Apple 登入」）或 Google 帳號（「使用 Google 登入」）建立帳號。目前不提供其他註冊方式。</w:t>
-      </w:r>
-    </w:p>
-    <w:p>
-      <w:pPr>
-        <w:spacing w:after="120"/>
-        <w:rPr>
-          <w:rFonts w:ascii="MISANS TC VF MEDIUM" w:eastAsia="MISANS TC VF MEDIUM" w:hAnsi="MISANS TC VF MEDIUM"/>
-          <w:lang w:eastAsia="zh-TW"/>
-        </w:rPr>
-      </w:pPr>
-      <w:r>
-        <w:rPr>
-          <w:rFonts w:ascii="MISANS TC VF MEDIUM" w:eastAsia="MISANS TC VF MEDIUM" w:hAnsi="MISANS TC VF MEDIUM"/>
-          <w:lang w:eastAsia="zh-TW"/>
-        </w:rPr>
-        <w:t>建立帳號即表示您確認所提供資訊均屬正確，且您將負責維護登入憑證之安全。您的帳號下所發生的一切活動，均由您自行負責。</w:t>
-      </w:r>
-    </w:p>
-    <w:p>
-      <w:pPr>
-        <w:pStyle w:val="Heading1"/>
-        <w:spacing w:before="400" w:after="160"/>
-        <w:rPr>
-          <w:rFonts w:ascii="MISANS TC VF MEDIUM" w:eastAsia="MISANS TC VF MEDIUM" w:hAnsi="MISANS TC VF MEDIUM"/>
-          <w:lang w:eastAsia="zh-TW"/>
-        </w:rPr>
-      </w:pPr>
-      <w:r>
-        <w:rPr>
-          <w:rFonts w:ascii="MISANS TC VF MEDIUM" w:eastAsia="MISANS TC VF MEDIUM" w:hAnsi="MISANS TC VF MEDIUM"/>
-          <w:lang w:eastAsia="zh-TW"/>
-        </w:rPr>
-        <w:t>4. 使用者帳號與資料</w:t>
-      </w:r>
-    </w:p>
-    <w:p>
-      <w:pPr>
-        <w:pStyle w:val="Heading2"/>
-        <w:spacing w:before="280" w:after="100"/>
-        <w:rPr>
-          <w:rFonts w:ascii="MISANS TC VF MEDIUM" w:eastAsia="MISANS TC VF MEDIUM" w:hAnsi="MISANS TC VF MEDIUM"/>
-          <w:lang w:eastAsia="zh-TW"/>
-        </w:rPr>
-      </w:pPr>
-      <w:r>
-        <w:rPr>
-          <w:rFonts w:ascii="MISANS TC VF MEDIUM" w:eastAsia="MISANS TC VF MEDIUM" w:hAnsi="MISANS TC VF MEDIUM"/>
-          <w:lang w:eastAsia="zh-TW"/>
-        </w:rPr>
-        <w:t>4.1 我們收集及儲存的資料</w:t>
-      </w:r>
-    </w:p>
-    <w:p>
-      <w:pPr>
-        <w:spacing w:after="120"/>
-        <w:rPr>
-          <w:rFonts w:ascii="MISANS TC VF MEDIUM" w:eastAsia="MISANS TC VF MEDIUM" w:hAnsi="MISANS TC VF MEDIUM"/>
-          <w:lang w:eastAsia="zh-TW"/>
-        </w:rPr>
-      </w:pPr>
-      <w:r>
-        <w:rPr>
-          <w:rFonts w:ascii="MISANS TC VF MEDIUM" w:eastAsia="MISANS TC VF MEDIUM" w:hAnsi="MISANS TC VF MEDIUM"/>
-          <w:lang w:eastAsia="zh-TW"/>
-        </w:rPr>
-        <w:t>我們的伺服器僅儲存與您帳號相關的以下資訊：</w:t>
-      </w:r>
-    </w:p>
-    <w:p>
-      <w:pPr>
         <w:pStyle w:val="ListParagraph"/>
         <w:numPr>
           <w:ilvl w:val="0"/>
@@ -561,13 +381,154 @@
         <w:spacing w:after="80"/>
         <w:rPr>
           <w:rFonts w:ascii="MISANS TC VF MEDIUM" w:eastAsia="MISANS TC VF MEDIUM" w:hAnsi="MISANS TC VF MEDIUM"/>
-        </w:rPr>
-      </w:pPr>
-      <w:r>
-        <w:rPr>
-          <w:rFonts w:ascii="MISANS TC VF MEDIUM" w:eastAsia="MISANS TC VF MEDIUM" w:hAnsi="MISANS TC VF MEDIUM"/>
-        </w:rPr>
-        <w:t>您的電子郵件地址</w:t>
+          <w:lang w:eastAsia="zh-TW"/>
+        </w:rPr>
+      </w:pPr>
+      <w:r>
+        <w:rPr>
+          <w:rFonts w:ascii="MISANS TC VF MEDIUM" w:eastAsia="MISANS TC VF MEDIUM" w:hAnsi="MISANS TC VF MEDIUM" w:cs="MS Gothic"/>
+          <w:lang w:eastAsia="zh-TW"/>
+        </w:rPr>
+        <w:t>藥物提醒功能，透過裝置端鬧鐘排程協助減少藥物浪費</w:t>
+      </w:r>
+    </w:p>
+    <w:p>
+      <w:pPr>
+        <w:spacing w:after="80"/>
+        <w:rPr>
+          <w:rFonts w:ascii="MISANS TC VF MEDIUM" w:eastAsia="MISANS TC VF MEDIUM" w:hAnsi="MISANS TC VF MEDIUM"/>
+          <w:lang w:eastAsia="zh-TW"/>
+        </w:rPr>
+      </w:pPr>
+    </w:p>
+    <w:p>
+      <w:pPr>
+        <w:spacing w:after="120"/>
+        <w:rPr>
+          <w:rFonts w:ascii="MISANS TC VF MEDIUM" w:eastAsia="MISANS TC VF MEDIUM" w:hAnsi="MISANS TC VF MEDIUM"/>
+          <w:lang w:eastAsia="zh-TW"/>
+        </w:rPr>
+      </w:pPr>
+      <w:r>
+        <w:rPr>
+          <w:rFonts w:ascii="MISANS TC VF MEDIUM" w:eastAsia="MISANS TC VF MEDIUM" w:hAnsi="MISANS TC VF MEDIUM"/>
+          <w:lang w:eastAsia="zh-TW"/>
+        </w:rPr>
+        <w:t>我們保留在任何時候修改、暫停或終止任何功能或整體服務的權利，並得不另行通知。</w:t>
+      </w:r>
+    </w:p>
+    <w:p>
+      <w:pPr>
+        <w:pStyle w:val="Heading1"/>
+        <w:spacing w:before="400" w:after="160"/>
+        <w:rPr>
+          <w:rFonts w:ascii="MISANS TC VF MEDIUM" w:eastAsia="MISANS TC VF MEDIUM" w:hAnsi="MISANS TC VF MEDIUM"/>
+          <w:lang w:eastAsia="zh-TW"/>
+        </w:rPr>
+      </w:pPr>
+      <w:r>
+        <w:rPr>
+          <w:rFonts w:ascii="MISANS TC VF MEDIUM" w:eastAsia="MISANS TC VF MEDIUM" w:hAnsi="MISANS TC VF MEDIUM"/>
+          <w:lang w:eastAsia="zh-TW"/>
+        </w:rPr>
+        <w:t>3. 使用資格與帳號註冊</w:t>
+      </w:r>
+    </w:p>
+    <w:p>
+      <w:pPr>
+        <w:spacing w:after="120"/>
+        <w:rPr>
+          <w:rFonts w:ascii="MISANS TC VF MEDIUM" w:eastAsia="MISANS TC VF MEDIUM" w:hAnsi="MISANS TC VF MEDIUM"/>
+          <w:lang w:eastAsia="zh-TW"/>
+        </w:rPr>
+      </w:pPr>
+      <w:r>
+        <w:rPr>
+          <w:rFonts w:ascii="MISANS TC VF MEDIUM" w:eastAsia="MISANS TC VF MEDIUM" w:hAnsi="MISANS TC VF MEDIUM"/>
+          <w:lang w:eastAsia="zh-TW"/>
+        </w:rPr>
+        <w:lastRenderedPageBreak/>
+        <w:t>本服務適合所有年齡層使用。13 歲以下（或依其所在地法律規定之數位同意年齡以下）之使用者，應在父母或監護人的可驗證同意下使用本服務，以符合《兒童網路隱私保護法》（COPPA）及相關當地法律之規定。</w:t>
+      </w:r>
+    </w:p>
+    <w:p>
+      <w:pPr>
+        <w:spacing w:after="120"/>
+        <w:rPr>
+          <w:rFonts w:ascii="MISANS TC VF MEDIUM" w:eastAsia="MISANS TC VF MEDIUM" w:hAnsi="MISANS TC VF MEDIUM"/>
+        </w:rPr>
+      </w:pPr>
+      <w:r>
+        <w:rPr>
+          <w:rFonts w:ascii="MISANS TC VF MEDIUM" w:eastAsia="MISANS TC VF MEDIUM" w:hAnsi="MISANS TC VF MEDIUM"/>
+        </w:rPr>
+        <w:t>如需使用個人化功能，您必須透過 Apple ID（「使用 Apple 登入」）或 Google 帳號（「使用 Google 登入」）建立帳號。目前不提供其他註冊方式。</w:t>
+      </w:r>
+    </w:p>
+    <w:p>
+      <w:pPr>
+        <w:spacing w:after="120"/>
+        <w:rPr>
+          <w:rFonts w:ascii="MISANS TC VF MEDIUM" w:eastAsia="MISANS TC VF MEDIUM" w:hAnsi="MISANS TC VF MEDIUM"/>
+          <w:lang w:eastAsia="zh-TW"/>
+        </w:rPr>
+      </w:pPr>
+      <w:r>
+        <w:rPr>
+          <w:rFonts w:ascii="MISANS TC VF MEDIUM" w:eastAsia="MISANS TC VF MEDIUM" w:hAnsi="MISANS TC VF MEDIUM"/>
+          <w:lang w:eastAsia="zh-TW"/>
+        </w:rPr>
+        <w:t>建立帳號即表示您確認所提供資訊均屬正確，且您將負責維護登入憑證之安全。您的帳號下所發生的一切活動，均由您自行負責。</w:t>
+      </w:r>
+    </w:p>
+    <w:p>
+      <w:pPr>
+        <w:pStyle w:val="Heading1"/>
+        <w:spacing w:before="400" w:after="160"/>
+        <w:rPr>
+          <w:rFonts w:ascii="MISANS TC VF MEDIUM" w:eastAsia="MISANS TC VF MEDIUM" w:hAnsi="MISANS TC VF MEDIUM"/>
+          <w:lang w:eastAsia="zh-TW"/>
+        </w:rPr>
+      </w:pPr>
+      <w:r>
+        <w:rPr>
+          <w:rFonts w:ascii="MISANS TC VF MEDIUM" w:eastAsia="MISANS TC VF MEDIUM" w:hAnsi="MISANS TC VF MEDIUM"/>
+          <w:lang w:eastAsia="zh-TW"/>
+        </w:rPr>
+        <w:t>4. 使用者帳號與資料</w:t>
+      </w:r>
+    </w:p>
+    <w:p>
+      <w:pPr>
+        <w:pStyle w:val="Heading2"/>
+        <w:spacing w:before="280" w:after="100"/>
+        <w:rPr>
+          <w:rFonts w:ascii="MISANS TC VF MEDIUM" w:eastAsia="MISANS TC VF MEDIUM" w:hAnsi="MISANS TC VF MEDIUM"/>
+          <w:lang w:eastAsia="zh-TW"/>
+        </w:rPr>
+      </w:pPr>
+      <w:r>
+        <w:rPr>
+          <w:rFonts w:ascii="MISANS TC VF MEDIUM" w:eastAsia="MISANS TC VF MEDIUM" w:hAnsi="MISANS TC VF MEDIUM"/>
+          <w:lang w:eastAsia="zh-TW"/>
+        </w:rPr>
+        <w:t>4.1 我們收集及儲存的資料</w:t>
+      </w:r>
+    </w:p>
+    <w:p>
+      <w:pPr>
+        <w:spacing w:after="120"/>
+        <w:rPr>
+          <w:rFonts w:ascii="MISANS TC VF MEDIUM" w:eastAsia="MISANS TC VF MEDIUM" w:hAnsi="MISANS TC VF MEDIUM"/>
+          <w:lang w:eastAsia="zh-TW"/>
+        </w:rPr>
+      </w:pPr>
+      <w:r>
+        <w:rPr>
+          <w:rFonts w:ascii="MISANS TC VF MEDIUM" w:eastAsia="MISANS TC VF MEDIUM" w:hAnsi="MISANS TC VF MEDIUM"/>
+          <w:lang w:eastAsia="zh-TW"/>
+        </w:rPr>
+        <w:t>我們的伺服器僅儲存與您帳號相關的以下資訊：</w:t>
       </w:r>
     </w:p>
     <w:p>
@@ -586,7 +547,7 @@
         <w:rPr>
           <w:rFonts w:ascii="MISANS TC VF MEDIUM" w:eastAsia="MISANS TC VF MEDIUM" w:hAnsi="MISANS TC VF MEDIUM"/>
         </w:rPr>
-        <w:t>您的顯示名稱</w:t>
+        <w:t>您的電子郵件地址</w:t>
       </w:r>
     </w:p>
     <w:p>
@@ -605,7 +566,7 @@
         <w:rPr>
           <w:rFonts w:ascii="MISANS TC VF MEDIUM" w:eastAsia="MISANS TC VF MEDIUM" w:hAnsi="MISANS TC VF MEDIUM"/>
         </w:rPr>
-        <w:t>您的 Food Ninja 訂閱狀態</w:t>
+        <w:t>您的顯示名稱</w:t>
       </w:r>
     </w:p>
     <w:p>
@@ -624,7 +585,7 @@
         <w:rPr>
           <w:rFonts w:ascii="MISANS TC VF MEDIUM" w:eastAsia="MISANS TC VF MEDIUM" w:hAnsi="MISANS TC VF MEDIUM"/>
         </w:rPr>
-        <w:t>您的 AI 點數使用量</w:t>
+        <w:t>您的 Food Ninja 訂閱狀態</w:t>
       </w:r>
     </w:p>
     <w:p>
@@ -643,120 +604,7 @@
         <w:rPr>
           <w:rFonts w:ascii="MISANS TC VF MEDIUM" w:eastAsia="MISANS TC VF MEDIUM" w:hAnsi="MISANS TC VF MEDIUM"/>
         </w:rPr>
-        <w:t>您的 Google OAuth 重新整理權杖（僅限使用 Google 登入的使用者）——僅用於以下兩項用途：（1）若您啟用同步功能，用於將食物效期紀錄同步至 Google 日曆及 Google Tasks；（2）帳號刪除時撤銷我們的 OAuth 授權。除此之外，絕不用於任何其他目的。</w:t>
-      </w:r>
-    </w:p>
-    <w:p>
-      <w:pPr>
-        <w:spacing w:after="120"/>
-        <w:rPr>
-          <w:rFonts w:ascii="MISANS TC VF MEDIUM" w:eastAsia="MISANS TC VF MEDIUM" w:hAnsi="MISANS TC VF MEDIUM"/>
-          <w:lang w:eastAsia="zh-TW"/>
-        </w:rPr>
-      </w:pPr>
-      <w:r>
-        <w:rPr>
-          <w:rFonts w:ascii="MISANS TC VF MEDIUM" w:eastAsia="MISANS TC VF MEDIUM" w:hAnsi="MISANS TC VF MEDIUM"/>
-          <w:lang w:eastAsia="zh-TW"/>
-        </w:rPr>
-        <w:t>除上述資料外，我們不在伺服器儲存任何其他個人資料。您的食物紀錄、效期資料及其他本機產生的內容，均保留於您的裝置上，除第 4.2 條及第 8 條說明之情況外，不會傳輸至或儲存於我們的伺服器。</w:t>
-      </w:r>
-    </w:p>
-    <w:p>
-      <w:pPr>
-        <w:pStyle w:val="Heading2"/>
-        <w:spacing w:before="280" w:after="100"/>
-        <w:rPr>
-          <w:rFonts w:ascii="MISANS TC VF MEDIUM" w:eastAsia="MISANS TC VF MEDIUM" w:hAnsi="MISANS TC VF MEDIUM"/>
-          <w:lang w:eastAsia="zh-TW"/>
-        </w:rPr>
-      </w:pPr>
-      <w:r>
-        <w:rPr>
-          <w:rFonts w:ascii="MISANS TC VF MEDIUM" w:eastAsia="MISANS TC VF MEDIUM" w:hAnsi="MISANS TC VF MEDIUM"/>
-          <w:lang w:eastAsia="zh-TW"/>
-        </w:rPr>
-        <w:t>4.2 裝置端處理</w:t>
-      </w:r>
-    </w:p>
-    <w:p>
-      <w:pPr>
-        <w:spacing w:after="120"/>
-        <w:rPr>
-          <w:rFonts w:ascii="MISANS TC VF MEDIUM" w:eastAsia="MISANS TC VF MEDIUM" w:hAnsi="MISANS TC VF MEDIUM"/>
-          <w:lang w:eastAsia="zh-TW"/>
-        </w:rPr>
-      </w:pPr>
-      <w:r>
-        <w:rPr>
-          <w:rFonts w:ascii="MISANS TC VF MEDIUM" w:eastAsia="MISANS TC VF MEDIUM" w:hAnsi="MISANS TC VF MEDIUM"/>
-          <w:lang w:eastAsia="zh-TW"/>
-        </w:rPr>
-        <w:t>相機輸入、OCR 處理、影像分類及語音輸入均完全在您的裝置端進行。我們不儲存原始影像、音訊錄音或任何中間處理結果。</w:t>
-      </w:r>
-    </w:p>
-    <w:p>
-      <w:pPr>
-        <w:spacing w:after="120"/>
-        <w:rPr>
-          <w:rFonts w:ascii="MISANS TC VF MEDIUM" w:eastAsia="MISANS TC VF MEDIUM" w:hAnsi="MISANS TC VF MEDIUM"/>
-          <w:lang w:eastAsia="zh-TW"/>
-        </w:rPr>
-      </w:pPr>
-      <w:r>
-        <w:rPr>
-          <w:rFonts w:ascii="MISANS TC VF MEDIUM" w:eastAsia="MISANS TC VF MEDIUM" w:hAnsi="MISANS TC VF MEDIUM"/>
-          <w:lang w:eastAsia="zh-TW"/>
-        </w:rPr>
-        <w:t>當您使用 AI 功能時，您的提示訊息、相關食物紀錄及相關捐贈中心資料，將傳輸至我們的伺服器以產生 AI 回應。這些資料僅進行即時處理，回應傳回您的裝置後，我們不以任何形式儲存、記錄或保留相關資料。</w:t>
-      </w:r>
-    </w:p>
-    <w:p>
-      <w:pPr>
-        <w:pStyle w:val="Heading2"/>
-        <w:spacing w:before="280" w:after="100"/>
-        <w:rPr>
-          <w:rFonts w:ascii="MISANS TC VF MEDIUM" w:eastAsia="MISANS TC VF MEDIUM" w:hAnsi="MISANS TC VF MEDIUM"/>
-          <w:lang w:eastAsia="zh-TW"/>
-        </w:rPr>
-      </w:pPr>
-      <w:r>
-        <w:rPr>
-          <w:rFonts w:ascii="MISANS TC VF MEDIUM" w:eastAsia="MISANS TC VF MEDIUM" w:hAnsi="MISANS TC VF MEDIUM"/>
-          <w:lang w:eastAsia="zh-TW"/>
-        </w:rPr>
-        <w:t>4.3 帳號刪除</w:t>
-      </w:r>
-    </w:p>
-    <w:p>
-      <w:pPr>
-        <w:spacing w:after="120"/>
-        <w:rPr>
-          <w:rFonts w:ascii="MISANS TC VF MEDIUM" w:eastAsia="MISANS TC VF MEDIUM" w:hAnsi="MISANS TC VF MEDIUM"/>
-          <w:lang w:eastAsia="zh-TW"/>
-        </w:rPr>
-      </w:pPr>
-      <w:r>
-        <w:rPr>
-          <w:rFonts w:ascii="MISANS TC VF MEDIUM" w:eastAsia="MISANS TC VF MEDIUM" w:hAnsi="MISANS TC VF MEDIUM"/>
-          <w:lang w:eastAsia="zh-TW"/>
-        </w:rPr>
-        <w:lastRenderedPageBreak/>
-        <w:t>您可隨時在應用程式中前往「設定 &gt; 帳號」，確認刪除操作以永久刪除您的帳號。確認時需輸入您社交帳號登入時所使用的電子郵件地址，及／或通過 Face ID 驗證。</w:t>
-      </w:r>
-    </w:p>
-    <w:p>
-      <w:pPr>
-        <w:spacing w:after="120"/>
-        <w:rPr>
-          <w:rFonts w:ascii="MISANS TC VF MEDIUM" w:eastAsia="MISANS TC VF MEDIUM" w:hAnsi="MISANS TC VF MEDIUM"/>
-        </w:rPr>
-      </w:pPr>
-      <w:r>
-        <w:rPr>
-          <w:rFonts w:ascii="MISANS TC VF MEDIUM" w:eastAsia="MISANS TC VF MEDIUM" w:hAnsi="MISANS TC VF MEDIUM"/>
-        </w:rPr>
-        <w:t>確認刪除後，我們將：</w:t>
+        <w:t>您的 AI 點數使用量</w:t>
       </w:r>
     </w:p>
     <w:p>
@@ -769,15 +617,158 @@
         <w:spacing w:after="80"/>
         <w:rPr>
           <w:rFonts w:ascii="MISANS TC VF MEDIUM" w:eastAsia="MISANS TC VF MEDIUM" w:hAnsi="MISANS TC VF MEDIUM"/>
-          <w:lang w:eastAsia="zh-TW"/>
-        </w:rPr>
-      </w:pPr>
-      <w:r>
-        <w:rPr>
-          <w:rFonts w:ascii="MISANS TC VF MEDIUM" w:eastAsia="MISANS TC VF MEDIUM" w:hAnsi="MISANS TC VF MEDIUM"/>
-          <w:lang w:eastAsia="zh-TW"/>
-        </w:rPr>
-        <w:t>永久且不可逆地從我們的伺服器中刪除您的所有資料</w:t>
+        </w:rPr>
+      </w:pPr>
+      <w:r>
+        <w:rPr>
+          <w:rFonts w:ascii="MISANS TC VF MEDIUM" w:eastAsia="MISANS TC VF MEDIUM" w:hAnsi="MISANS TC VF MEDIUM"/>
+        </w:rPr>
+        <w:t>您的 Google OAuth 重新整理權杖（僅限使用 Google 登入的使用者）——僅用於以下兩項用途：（1）若您啟用同步功能，用於將食物效期紀錄同步至 Google 日曆及 Google Tasks；（2）帳號刪除時撤銷我們的 OAuth 授權。除此之外，絕不用於任何其他目的。</w:t>
+      </w:r>
+    </w:p>
+    <w:p>
+      <w:pPr>
+        <w:spacing w:after="120"/>
+        <w:rPr>
+          <w:rFonts w:ascii="MISANS TC VF MEDIUM" w:eastAsia="MISANS TC VF MEDIUM" w:hAnsi="MISANS TC VF MEDIUM"/>
+          <w:lang w:eastAsia="zh-TW"/>
+        </w:rPr>
+      </w:pPr>
+      <w:r>
+        <w:rPr>
+          <w:rFonts w:ascii="MISANS TC VF MEDIUM" w:eastAsia="MISANS TC VF MEDIUM" w:hAnsi="MISANS TC VF MEDIUM"/>
+          <w:lang w:eastAsia="zh-TW"/>
+        </w:rPr>
+        <w:t>除上述資料外，我們不在伺服器儲存任何其他個人資料。您的食物紀錄、效期資料及其他本機產生的內容，均保留於您的裝置上，除第 4.2 條及第 8 條說明之情況外，不會傳輸至或儲存於我們的伺服器。</w:t>
+      </w:r>
+    </w:p>
+    <w:p>
+      <w:pPr>
+        <w:pStyle w:val="Heading2"/>
+        <w:spacing w:before="280" w:after="100"/>
+        <w:rPr>
+          <w:rFonts w:ascii="MISANS TC VF MEDIUM" w:eastAsia="MISANS TC VF MEDIUM" w:hAnsi="MISANS TC VF MEDIUM"/>
+          <w:lang w:eastAsia="zh-TW"/>
+        </w:rPr>
+      </w:pPr>
+      <w:r>
+        <w:rPr>
+          <w:rFonts w:ascii="MISANS TC VF MEDIUM" w:eastAsia="MISANS TC VF MEDIUM" w:hAnsi="MISANS TC VF MEDIUM"/>
+          <w:lang w:eastAsia="zh-TW"/>
+        </w:rPr>
+        <w:t>4.2 裝置端處理</w:t>
+      </w:r>
+    </w:p>
+    <w:p>
+      <w:pPr>
+        <w:spacing w:after="120"/>
+        <w:rPr>
+          <w:rFonts w:ascii="MISANS TC VF MEDIUM" w:eastAsia="MISANS TC VF MEDIUM" w:hAnsi="MISANS TC VF MEDIUM"/>
+          <w:lang w:eastAsia="zh-TW"/>
+        </w:rPr>
+      </w:pPr>
+      <w:r>
+        <w:rPr>
+          <w:rFonts w:ascii="MISANS TC VF MEDIUM" w:eastAsia="MISANS TC VF MEDIUM" w:hAnsi="MISANS TC VF MEDIUM"/>
+          <w:lang w:eastAsia="zh-TW"/>
+        </w:rPr>
+        <w:t>相機輸入、OCR 處理、影像分類及語音輸入均完全在您的裝置端進行。我們不儲存原始影像、音訊錄音或任何中間處理結果。</w:t>
+      </w:r>
+    </w:p>
+    <w:p>
+      <w:pPr>
+        <w:spacing w:after="120"/>
+        <w:rPr>
+          <w:rFonts w:ascii="MISANS TC VF MEDIUM" w:eastAsia="MISANS TC VF MEDIUM" w:hAnsi="MISANS TC VF MEDIUM"/>
+          <w:lang w:eastAsia="zh-TW"/>
+        </w:rPr>
+      </w:pPr>
+      <w:r>
+        <w:rPr>
+          <w:rFonts w:ascii="MISANS TC VF MEDIUM" w:eastAsia="MISANS TC VF MEDIUM" w:hAnsi="MISANS TC VF MEDIUM"/>
+          <w:lang w:eastAsia="zh-TW"/>
+        </w:rPr>
+        <w:t>當您使用 AI 功能時，您的提示訊息、相關食物紀錄及相關捐贈中心資料，將傳輸至我們的伺服器以產生 AI 回應。這些資料僅進行即時處理，回應傳回您的裝置後，我們不以任何形式儲存、記錄或保留相關資料。</w:t>
+      </w:r>
+    </w:p>
+    <w:p>
+      <w:pPr>
+        <w:spacing w:after="120"/>
+        <w:rPr>
+          <w:rFonts w:ascii="MISANS TC VF MEDIUM" w:eastAsia="MISANS TC VF MEDIUM" w:hAnsi="MISANS TC VF MEDIUM"/>
+          <w:lang w:eastAsia="zh-TW"/>
+        </w:rPr>
+      </w:pPr>
+      <w:r>
+        <w:rPr>
+          <w:rFonts w:ascii="MISANS TC VF MEDIUM" w:eastAsia="MISANS TC VF MEDIUM" w:hAnsi="MISANS TC VF MEDIUM" w:cs="MS Gothic"/>
+          <w:lang w:eastAsia="zh-TW"/>
+        </w:rPr>
+        <w:lastRenderedPageBreak/>
+        <w:t>藥物提醒功能中儲存的藥物紀錄、提醒排程及劑量資訊，僅儲存於您的裝置端，不會以任何方式傳輸至或由我們的伺服器存取。</w:t>
+      </w:r>
+    </w:p>
+    <w:p>
+      <w:pPr>
+        <w:spacing w:after="120"/>
+        <w:rPr>
+          <w:rFonts w:ascii="MISANS TC VF MEDIUM" w:eastAsia="MISANS TC VF MEDIUM" w:hAnsi="MISANS TC VF MEDIUM"/>
+          <w:lang w:eastAsia="zh-TW"/>
+        </w:rPr>
+      </w:pPr>
+      <w:r>
+        <w:rPr>
+          <w:rFonts w:ascii="MISANS TC VF MEDIUM" w:eastAsia="MISANS TC VF MEDIUM" w:hAnsi="MISANS TC VF MEDIUM" w:cs="MS Gothic"/>
+          <w:lang w:eastAsia="zh-TW"/>
+        </w:rPr>
+        <w:t>當您使用藥物提醒功能中的相機拍攝子功能時，擷取的照片及 OCR 分析結果將傳輸至我們的伺服器，並由 Google Gemini（Google 提供的第三方服務）進行處理以擷取藥物資訊。這些資料僅進行即時處理，結果傳回您的裝置後，我們及 Google 均不以任何形式儲存、記錄或保留相關資料。</w:t>
+      </w:r>
+    </w:p>
+    <w:p>
+      <w:pPr>
+        <w:pStyle w:val="Heading2"/>
+        <w:spacing w:before="280" w:after="100"/>
+        <w:rPr>
+          <w:rFonts w:ascii="MISANS TC VF MEDIUM" w:eastAsia="MISANS TC VF MEDIUM" w:hAnsi="MISANS TC VF MEDIUM"/>
+          <w:lang w:eastAsia="zh-TW"/>
+        </w:rPr>
+      </w:pPr>
+      <w:r>
+        <w:rPr>
+          <w:rFonts w:ascii="MISANS TC VF MEDIUM" w:eastAsia="MISANS TC VF MEDIUM" w:hAnsi="MISANS TC VF MEDIUM"/>
+          <w:lang w:eastAsia="zh-TW"/>
+        </w:rPr>
+        <w:t>4.3 帳號刪除</w:t>
+      </w:r>
+    </w:p>
+    <w:p>
+      <w:pPr>
+        <w:spacing w:after="120"/>
+        <w:rPr>
+          <w:rFonts w:ascii="MISANS TC VF MEDIUM" w:eastAsia="MISANS TC VF MEDIUM" w:hAnsi="MISANS TC VF MEDIUM"/>
+          <w:lang w:eastAsia="zh-TW"/>
+        </w:rPr>
+      </w:pPr>
+      <w:r>
+        <w:rPr>
+          <w:rFonts w:ascii="MISANS TC VF MEDIUM" w:eastAsia="MISANS TC VF MEDIUM" w:hAnsi="MISANS TC VF MEDIUM"/>
+          <w:lang w:eastAsia="zh-TW"/>
+        </w:rPr>
+        <w:t>您可隨時在應用程式中前往「設定 &gt; 帳號」，確認刪除操作以永久刪除您的帳號。確認時需輸入您社交帳號登入時所使用的電子郵件地址，及／或通過 Face ID 驗證。</w:t>
+      </w:r>
+    </w:p>
+    <w:p>
+      <w:pPr>
+        <w:spacing w:after="120"/>
+        <w:rPr>
+          <w:rFonts w:ascii="MISANS TC VF MEDIUM" w:eastAsia="MISANS TC VF MEDIUM" w:hAnsi="MISANS TC VF MEDIUM"/>
+        </w:rPr>
+      </w:pPr>
+      <w:r>
+        <w:rPr>
+          <w:rFonts w:ascii="MISANS TC VF MEDIUM" w:eastAsia="MISANS TC VF MEDIUM" w:hAnsi="MISANS TC VF MEDIUM"/>
+        </w:rPr>
+        <w:t>確認刪除後，我們將：</w:t>
       </w:r>
     </w:p>
     <w:p>
@@ -798,7 +789,7 @@
           <w:rFonts w:ascii="MISANS TC VF MEDIUM" w:eastAsia="MISANS TC VF MEDIUM" w:hAnsi="MISANS TC VF MEDIUM"/>
           <w:lang w:eastAsia="zh-TW"/>
         </w:rPr>
-        <w:t>透過 Google OAuth 撤銷端點，自動撤銷我們對您 Google 帳號的存取授權</w:t>
+        <w:t>永久且不可逆地從我們的伺服器中刪除您的所有資料</w:t>
       </w:r>
     </w:p>
     <w:p>
@@ -819,302 +810,7 @@
           <w:rFonts w:ascii="MISANS TC VF MEDIUM" w:eastAsia="MISANS TC VF MEDIUM" w:hAnsi="MISANS TC VF MEDIUM"/>
           <w:lang w:eastAsia="zh-TW"/>
         </w:rPr>
-        <w:t>終止您目前的工作階段及所有相關 JWT 權杖</w:t>
-      </w:r>
-    </w:p>
-    <w:p>
-      <w:pPr>
-        <w:spacing w:after="120"/>
-        <w:rPr>
-          <w:rFonts w:ascii="MISANS TC VF MEDIUM" w:eastAsia="MISANS TC VF MEDIUM" w:hAnsi="MISANS TC VF MEDIUM"/>
-          <w:lang w:eastAsia="zh-TW"/>
-        </w:rPr>
-      </w:pPr>
-      <w:r>
-        <w:rPr>
-          <w:rFonts w:ascii="MISANS TC VF MEDIUM" w:eastAsia="MISANS TC VF MEDIUM" w:hAnsi="MISANS TC VF MEDIUM"/>
-          <w:lang w:eastAsia="zh-TW"/>
-        </w:rPr>
-        <w:t>帳號刪除為不可逆操作，已刪除的資料無法復原。</w:t>
-      </w:r>
-    </w:p>
-    <w:p>
-      <w:pPr>
-        <w:pStyle w:val="Heading1"/>
-        <w:spacing w:before="400" w:after="160"/>
-        <w:rPr>
-          <w:rFonts w:ascii="MISANS TC VF MEDIUM" w:eastAsia="MISANS TC VF MEDIUM" w:hAnsi="MISANS TC VF MEDIUM"/>
-          <w:lang w:eastAsia="zh-TW"/>
-        </w:rPr>
-      </w:pPr>
-      <w:r>
-        <w:rPr>
-          <w:rFonts w:ascii="MISANS TC VF MEDIUM" w:eastAsia="MISANS TC VF MEDIUM" w:hAnsi="MISANS TC VF MEDIUM"/>
-          <w:lang w:eastAsia="zh-TW"/>
-        </w:rPr>
-        <w:t>5. 訂閱與 App 內購</w:t>
-      </w:r>
-    </w:p>
-    <w:p>
-      <w:pPr>
-        <w:spacing w:after="120"/>
-        <w:rPr>
-          <w:rFonts w:ascii="MISANS TC VF MEDIUM" w:eastAsia="MISANS TC VF MEDIUM" w:hAnsi="MISANS TC VF MEDIUM"/>
-          <w:lang w:eastAsia="zh-TW"/>
-        </w:rPr>
-      </w:pPr>
-      <w:r>
-        <w:rPr>
-          <w:rFonts w:ascii="MISANS TC VF MEDIUM" w:eastAsia="MISANS TC VF MEDIUM" w:hAnsi="MISANS TC VF MEDIUM"/>
-          <w:lang w:eastAsia="zh-TW"/>
-        </w:rPr>
-        <w:t>Food Ninja 透過 Apple App Store 提供可選的進階功能，包括 App 內購買及自動續訂訂閱。所有帳單、續訂及退款事宜，均由 Apple 依其《銷售條款》及訂閱條款全權處理。</w:t>
-      </w:r>
-    </w:p>
-    <w:p>
-      <w:pPr>
-        <w:spacing w:after="120"/>
-        <w:rPr>
-          <w:rFonts w:ascii="MISANS TC VF MEDIUM" w:eastAsia="MISANS TC VF MEDIUM" w:hAnsi="MISANS TC VF MEDIUM"/>
-          <w:lang w:eastAsia="zh-TW"/>
-        </w:rPr>
-      </w:pPr>
-      <w:r>
-        <w:rPr>
-          <w:rFonts w:ascii="MISANS TC VF MEDIUM" w:eastAsia="MISANS TC VF MEDIUM" w:hAnsi="MISANS TC VF MEDIUM"/>
-          <w:lang w:eastAsia="zh-TW"/>
-        </w:rPr>
-        <w:t>訂閱即表示您授權 Apple 定期向您的 Apple ID 帳號扣款。您可隨時透過裝置的 App Store 訂閱設定管理或取消訂閱；取消於當前帳單週期結束時生效。</w:t>
-      </w:r>
-    </w:p>
-    <w:p>
-      <w:pPr>
-        <w:spacing w:after="120"/>
-        <w:rPr>
-          <w:rFonts w:ascii="MISANS TC VF MEDIUM" w:eastAsia="MISANS TC VF MEDIUM" w:hAnsi="MISANS TC VF MEDIUM"/>
-          <w:lang w:eastAsia="zh-TW"/>
-        </w:rPr>
-      </w:pPr>
-      <w:r>
-        <w:rPr>
-          <w:rFonts w:ascii="MISANS TC VF MEDIUM" w:eastAsia="MISANS TC VF MEDIUM" w:hAnsi="MISANS TC VF MEDIUM"/>
-          <w:lang w:eastAsia="zh-TW"/>
-        </w:rPr>
-        <w:t>我們不收集、處理或儲存任何支付卡資訊，所有付款處理均由 Apple 全權執行。</w:t>
-      </w:r>
-    </w:p>
-    <w:p>
-      <w:pPr>
-        <w:pStyle w:val="Heading1"/>
-        <w:spacing w:before="400" w:after="160"/>
-        <w:rPr>
-          <w:rFonts w:ascii="MISANS TC VF MEDIUM" w:eastAsia="MISANS TC VF MEDIUM" w:hAnsi="MISANS TC VF MEDIUM"/>
-          <w:lang w:eastAsia="zh-TW"/>
-        </w:rPr>
-      </w:pPr>
-      <w:r>
-        <w:rPr>
-          <w:rFonts w:ascii="MISANS TC VF MEDIUM" w:eastAsia="MISANS TC VF MEDIUM" w:hAnsi="MISANS TC VF MEDIUM"/>
-          <w:lang w:eastAsia="zh-TW"/>
-        </w:rPr>
-        <w:t>6. AI 功能與免責聲明</w:t>
-      </w:r>
-    </w:p>
-    <w:p>
-      <w:pPr>
-        <w:spacing w:after="120"/>
-        <w:rPr>
-          <w:rFonts w:ascii="MISANS TC VF MEDIUM" w:eastAsia="MISANS TC VF MEDIUM" w:hAnsi="MISANS TC VF MEDIUM"/>
-          <w:lang w:eastAsia="zh-TW"/>
-        </w:rPr>
-      </w:pPr>
-      <w:r>
-        <w:rPr>
-          <w:rFonts w:ascii="MISANS TC VF MEDIUM" w:eastAsia="MISANS TC VF MEDIUM" w:hAnsi="MISANS TC VF MEDIUM"/>
-          <w:lang w:eastAsia="zh-TW"/>
-        </w:rPr>
-        <w:t>Food Ninja 包含 AI 驅動功能，包括食譜生成、餐點規劃建議及捐贈資格評估。這些功能僅供資訊參考及便利使用。</w:t>
-      </w:r>
-    </w:p>
-    <w:p>
-      <w:pPr>
-        <w:spacing w:after="120"/>
-        <w:rPr>
-          <w:rFonts w:ascii="MISANS TC VF MEDIUM" w:eastAsia="MISANS TC VF MEDIUM" w:hAnsi="MISANS TC VF MEDIUM"/>
-          <w:lang w:eastAsia="zh-TW"/>
-        </w:rPr>
-      </w:pPr>
-      <w:r>
-        <w:rPr>
-          <w:rFonts w:ascii="MISANS TC VF MEDIUM" w:eastAsia="MISANS TC VF MEDIUM" w:hAnsi="MISANS TC VF MEDIUM"/>
-          <w:b/>
-          <w:bCs/>
-          <w:lang w:eastAsia="zh-TW"/>
-        </w:rPr>
-        <w:t>重要免責聲明：</w:t>
-      </w:r>
-      <w:r>
-        <w:rPr>
-          <w:rFonts w:ascii="MISANS TC VF MEDIUM" w:eastAsia="MISANS TC VF MEDIUM" w:hAnsi="MISANS TC VF MEDIUM"/>
-          <w:lang w:eastAsia="zh-TW"/>
-        </w:rPr>
-        <w:t>AI 生成的內容，包括食譜建議、餐點規劃及捐贈資格評估，可能存在不準確、不完整或不適合您特定情況的情形。對於任何 AI 生成輸出的準確性、可靠性、完整性或特定用途適用性，我們不作任何明示或默示之聲明或保證。</w:t>
-      </w:r>
-    </w:p>
-    <w:p>
-      <w:pPr>
-        <w:spacing w:after="120"/>
-        <w:rPr>
-          <w:rFonts w:ascii="MISANS TC VF MEDIUM" w:eastAsia="MISANS TC VF MEDIUM" w:hAnsi="MISANS TC VF MEDIUM"/>
-          <w:lang w:eastAsia="zh-TW"/>
-        </w:rPr>
-      </w:pPr>
-      <w:r>
-        <w:rPr>
-          <w:rFonts w:ascii="MISANS TC VF MEDIUM" w:eastAsia="MISANS TC VF MEDIUM" w:hAnsi="MISANS TC VF MEDIUM"/>
-          <w:b/>
-          <w:bCs/>
-          <w:lang w:eastAsia="zh-TW"/>
-        </w:rPr>
-        <w:t>AI 責任全面排除：</w:t>
-      </w:r>
-      <w:r>
-        <w:rPr>
-          <w:rFonts w:ascii="MISANS TC VF MEDIUM" w:eastAsia="MISANS TC VF MEDIUM" w:hAnsi="MISANS TC VF MEDIUM"/>
-          <w:lang w:eastAsia="zh-TW"/>
-        </w:rPr>
-        <w:t>在適用法律允許的最大範圍內，Albert Huang 對於因使用或依賴任何 AI 生成內容而導致的任何傷害、損失、疾病、受傷、死亡、財務損害、財產損害或其他任何性質之不良後果，概不負任何責任，無論該索賠基於何種法律理論（包括合約、侵權、過失、嚴格責任或其他），且即使已被告知此類損害之可能性亦然。本排除條款完全適用，且不受第 12 條一般責任上限之約束。</w:t>
-      </w:r>
-    </w:p>
-    <w:p>
-      <w:pPr>
-        <w:spacing w:after="120"/>
-        <w:rPr>
-          <w:rFonts w:ascii="MISANS TC VF MEDIUM" w:eastAsia="MISANS TC VF MEDIUM" w:hAnsi="MISANS TC VF MEDIUM"/>
-          <w:lang w:eastAsia="zh-TW"/>
-        </w:rPr>
-      </w:pPr>
-      <w:r>
-        <w:rPr>
-          <w:rFonts w:ascii="MISANS TC VF MEDIUM" w:eastAsia="MISANS TC VF MEDIUM" w:hAnsi="MISANS TC VF MEDIUM"/>
-          <w:lang w:eastAsia="zh-TW"/>
-        </w:rPr>
-        <w:t>在採取任何行動前，請務必獨立判斷，並視情況諮詢合格專業人士（包括醫療、營養或食品安全專業人士）。</w:t>
-      </w:r>
-    </w:p>
-    <w:p>
-      <w:pPr>
-        <w:spacing w:after="120"/>
-        <w:rPr>
-          <w:rFonts w:ascii="MISANS TC VF MEDIUM" w:eastAsia="MISANS TC VF MEDIUM" w:hAnsi="MISANS TC VF MEDIUM"/>
-          <w:lang w:eastAsia="zh-TW"/>
-        </w:rPr>
-      </w:pPr>
-      <w:r>
-        <w:rPr>
-          <w:rFonts w:ascii="MISANS TC VF MEDIUM" w:eastAsia="MISANS TC VF MEDIUM" w:hAnsi="MISANS TC VF MEDIUM"/>
-          <w:lang w:eastAsia="zh-TW"/>
-        </w:rPr>
-        <w:t>AI 提供的捐贈資格資訊僅供參考，最終資格認定由各捐贈中心自行決定。</w:t>
-      </w:r>
-    </w:p>
-    <w:p>
-      <w:pPr>
-        <w:pStyle w:val="Heading1"/>
-        <w:spacing w:before="400" w:after="160"/>
-        <w:rPr>
-          <w:rFonts w:ascii="MISANS TC VF MEDIUM" w:eastAsia="MISANS TC VF MEDIUM" w:hAnsi="MISANS TC VF MEDIUM"/>
-          <w:lang w:eastAsia="zh-TW"/>
-        </w:rPr>
-      </w:pPr>
-      <w:r>
-        <w:rPr>
-          <w:rFonts w:ascii="MISANS TC VF MEDIUM" w:eastAsia="MISANS TC VF MEDIUM" w:hAnsi="MISANS TC VF MEDIUM"/>
-          <w:lang w:eastAsia="zh-TW"/>
-        </w:rPr>
-        <w:lastRenderedPageBreak/>
-        <w:t>7. 地圖、定位服務與捐贈中心資料庫</w:t>
-      </w:r>
-    </w:p>
-    <w:p>
-      <w:pPr>
-        <w:spacing w:after="120"/>
-        <w:rPr>
-          <w:rFonts w:ascii="MISANS TC VF MEDIUM" w:eastAsia="MISANS TC VF MEDIUM" w:hAnsi="MISANS TC VF MEDIUM"/>
-          <w:lang w:eastAsia="zh-TW"/>
-        </w:rPr>
-      </w:pPr>
-      <w:r>
-        <w:rPr>
-          <w:rFonts w:ascii="MISANS TC VF MEDIUM" w:eastAsia="MISANS TC VF MEDIUM" w:hAnsi="MISANS TC VF MEDIUM"/>
-          <w:lang w:eastAsia="zh-TW"/>
-        </w:rPr>
-        <w:t>本服務使用 Apple Maps（MapKit）顯示捐贈中心位置。用於地圖顯示的定位資料依 Apple 隱私政策處理，我們不在伺服器儲存您的精確位置。</w:t>
-      </w:r>
-    </w:p>
-    <w:p>
-      <w:pPr>
-        <w:spacing w:after="120"/>
-        <w:rPr>
-          <w:rFonts w:ascii="MISANS TC VF MEDIUM" w:eastAsia="MISANS TC VF MEDIUM" w:hAnsi="MISANS TC VF MEDIUM"/>
-          <w:lang w:eastAsia="zh-TW"/>
-        </w:rPr>
-      </w:pPr>
-      <w:r>
-        <w:rPr>
-          <w:rFonts w:ascii="MISANS TC VF MEDIUM" w:eastAsia="MISANS TC VF MEDIUM" w:hAnsi="MISANS TC VF MEDIUM"/>
-          <w:lang w:eastAsia="zh-TW"/>
-        </w:rPr>
-        <w:t>定位存取權限僅用於提供應用程式內的地圖功能。您可在裝置設定中拒絕定位權限，但部分地圖功能可能因此受限。</w:t>
-      </w:r>
-    </w:p>
-    <w:p>
-      <w:pPr>
-        <w:spacing w:after="120"/>
-        <w:rPr>
-          <w:rFonts w:ascii="MISANS TC VF MEDIUM" w:eastAsia="MISANS TC VF MEDIUM" w:hAnsi="MISANS TC VF MEDIUM"/>
-          <w:lang w:eastAsia="zh-TW"/>
-        </w:rPr>
-      </w:pPr>
-      <w:r>
-        <w:rPr>
-          <w:rFonts w:ascii="MISANS TC VF MEDIUM" w:eastAsia="MISANS TC VF MEDIUM" w:hAnsi="MISANS TC VF MEDIUM"/>
-          <w:lang w:eastAsia="zh-TW"/>
-        </w:rPr>
-        <w:t>Food Ninja 的捐贈中心資料庫由開發者人工整理及維護。雖然我們致力確保資料的準確性及時效性，但我們對任何列出的捐贈中心之準確性、完整性、目前營運狀態或收受標準，不作任何聲明或保證。資料可能已過時或有誤，建議您在前往捐贈或進行捐贈前，自行向相關捐贈中心確認最新資訊。</w:t>
-      </w:r>
-    </w:p>
-    <w:p>
-      <w:pPr>
-        <w:pStyle w:val="Heading1"/>
-        <w:spacing w:before="400" w:after="160"/>
-        <w:rPr>
-          <w:rFonts w:ascii="MISANS TC VF MEDIUM" w:eastAsia="MISANS TC VF MEDIUM" w:hAnsi="MISANS TC VF MEDIUM"/>
-          <w:lang w:eastAsia="zh-TW"/>
-        </w:rPr>
-      </w:pPr>
-      <w:r>
-        <w:rPr>
-          <w:rFonts w:ascii="MISANS TC VF MEDIUM" w:eastAsia="MISANS TC VF MEDIUM" w:hAnsi="MISANS TC VF MEDIUM"/>
-          <w:lang w:eastAsia="zh-TW"/>
-        </w:rPr>
-        <w:t>8. 第三方服務與日曆整合</w:t>
-      </w:r>
-    </w:p>
-    <w:p>
-      <w:pPr>
-        <w:spacing w:after="120"/>
-        <w:rPr>
-          <w:rFonts w:ascii="MISANS TC VF MEDIUM" w:eastAsia="MISANS TC VF MEDIUM" w:hAnsi="MISANS TC VF MEDIUM"/>
-          <w:lang w:eastAsia="zh-TW"/>
-        </w:rPr>
-      </w:pPr>
-      <w:r>
-        <w:rPr>
-          <w:rFonts w:ascii="MISANS TC VF MEDIUM" w:eastAsia="MISANS TC VF MEDIUM" w:hAnsi="MISANS TC VF MEDIUM"/>
-          <w:lang w:eastAsia="zh-TW"/>
-        </w:rPr>
-        <w:t>本服務整合以下第三方服務：</w:t>
+        <w:t>透過 Google OAuth 撤銷端點，自動撤銷我們對您 Google 帳號的存取授權</w:t>
       </w:r>
     </w:p>
     <w:p>
@@ -1127,13 +823,430 @@
         <w:spacing w:after="80"/>
         <w:rPr>
           <w:rFonts w:ascii="MISANS TC VF MEDIUM" w:eastAsia="MISANS TC VF MEDIUM" w:hAnsi="MISANS TC VF MEDIUM"/>
-        </w:rPr>
-      </w:pPr>
-      <w:r>
-        <w:rPr>
-          <w:rFonts w:ascii="MISANS TC VF MEDIUM" w:eastAsia="MISANS TC VF MEDIUM" w:hAnsi="MISANS TC VF MEDIUM"/>
-        </w:rPr>
-        <w:t>使用 Apple 登入——受 Apple 服務條款及隱私政策約束</w:t>
+          <w:lang w:eastAsia="zh-TW"/>
+        </w:rPr>
+      </w:pPr>
+      <w:r>
+        <w:rPr>
+          <w:rFonts w:ascii="MISANS TC VF MEDIUM" w:eastAsia="MISANS TC VF MEDIUM" w:hAnsi="MISANS TC VF MEDIUM"/>
+          <w:lang w:eastAsia="zh-TW"/>
+        </w:rPr>
+        <w:t>終止您目前的工作階段及所有相關 JWT 權杖</w:t>
+      </w:r>
+    </w:p>
+    <w:p>
+      <w:pPr>
+        <w:spacing w:after="120"/>
+        <w:rPr>
+          <w:rFonts w:ascii="MISANS TC VF MEDIUM" w:eastAsia="MISANS TC VF MEDIUM" w:hAnsi="MISANS TC VF MEDIUM"/>
+          <w:lang w:eastAsia="zh-TW"/>
+        </w:rPr>
+      </w:pPr>
+      <w:r>
+        <w:rPr>
+          <w:rFonts w:ascii="MISANS TC VF MEDIUM" w:eastAsia="MISANS TC VF MEDIUM" w:hAnsi="MISANS TC VF MEDIUM"/>
+          <w:lang w:eastAsia="zh-TW"/>
+        </w:rPr>
+        <w:t>帳號刪除為不可逆操作，已刪除的資料無法復原。</w:t>
+      </w:r>
+    </w:p>
+    <w:p>
+      <w:pPr>
+        <w:pStyle w:val="Heading1"/>
+        <w:spacing w:before="400" w:after="160"/>
+        <w:rPr>
+          <w:rFonts w:ascii="MISANS TC VF MEDIUM" w:eastAsia="MISANS TC VF MEDIUM" w:hAnsi="MISANS TC VF MEDIUM"/>
+          <w:lang w:eastAsia="zh-TW"/>
+        </w:rPr>
+      </w:pPr>
+      <w:r>
+        <w:rPr>
+          <w:rFonts w:ascii="MISANS TC VF MEDIUM" w:eastAsia="MISANS TC VF MEDIUM" w:hAnsi="MISANS TC VF MEDIUM"/>
+          <w:lang w:eastAsia="zh-TW"/>
+        </w:rPr>
+        <w:t>5. 訂閱與 App 內購</w:t>
+      </w:r>
+    </w:p>
+    <w:p>
+      <w:pPr>
+        <w:spacing w:after="120"/>
+        <w:rPr>
+          <w:rFonts w:ascii="MISANS TC VF MEDIUM" w:eastAsia="MISANS TC VF MEDIUM" w:hAnsi="MISANS TC VF MEDIUM"/>
+          <w:lang w:eastAsia="zh-TW"/>
+        </w:rPr>
+      </w:pPr>
+      <w:r>
+        <w:rPr>
+          <w:rFonts w:ascii="MISANS TC VF MEDIUM" w:eastAsia="MISANS TC VF MEDIUM" w:hAnsi="MISANS TC VF MEDIUM"/>
+          <w:lang w:eastAsia="zh-TW"/>
+        </w:rPr>
+        <w:t>Food Ninja 透過 Apple App Store 提供可選的進階功能，包括 App 內購買及自動續訂訂閱。所有帳單、續訂及退款事宜，均由 Apple 依其《銷售條款》及訂閱條款全權處理。</w:t>
+      </w:r>
+    </w:p>
+    <w:p>
+      <w:pPr>
+        <w:spacing w:after="120"/>
+        <w:rPr>
+          <w:rFonts w:ascii="MISANS TC VF MEDIUM" w:eastAsia="MISANS TC VF MEDIUM" w:hAnsi="MISANS TC VF MEDIUM"/>
+          <w:lang w:eastAsia="zh-TW"/>
+        </w:rPr>
+      </w:pPr>
+      <w:r>
+        <w:rPr>
+          <w:rFonts w:ascii="MISANS TC VF MEDIUM" w:eastAsia="MISANS TC VF MEDIUM" w:hAnsi="MISANS TC VF MEDIUM"/>
+          <w:lang w:eastAsia="zh-TW"/>
+        </w:rPr>
+        <w:t>訂閱即表示您授權 Apple 定期向您的 Apple ID 帳號扣款。您可隨時透過裝置的 App Store 訂閱設定管理或取消訂閱；取消於當前帳單週期結束時生效。</w:t>
+      </w:r>
+    </w:p>
+    <w:p>
+      <w:pPr>
+        <w:spacing w:after="120"/>
+        <w:rPr>
+          <w:rFonts w:ascii="MISANS TC VF MEDIUM" w:eastAsia="MISANS TC VF MEDIUM" w:hAnsi="MISANS TC VF MEDIUM"/>
+          <w:lang w:eastAsia="zh-TW"/>
+        </w:rPr>
+      </w:pPr>
+      <w:r>
+        <w:rPr>
+          <w:rFonts w:ascii="MISANS TC VF MEDIUM" w:eastAsia="MISANS TC VF MEDIUM" w:hAnsi="MISANS TC VF MEDIUM"/>
+          <w:lang w:eastAsia="zh-TW"/>
+        </w:rPr>
+        <w:t>我們不收集、處理或儲存任何支付卡資訊，所有付款處理均由 Apple 全權執行。</w:t>
+      </w:r>
+    </w:p>
+    <w:p>
+      <w:pPr>
+        <w:pStyle w:val="Heading1"/>
+        <w:spacing w:before="400" w:after="160"/>
+        <w:rPr>
+          <w:rFonts w:ascii="MISANS TC VF MEDIUM" w:eastAsia="MISANS TC VF MEDIUM" w:hAnsi="MISANS TC VF MEDIUM"/>
+          <w:lang w:eastAsia="zh-TW"/>
+        </w:rPr>
+      </w:pPr>
+      <w:r>
+        <w:rPr>
+          <w:rFonts w:ascii="MISANS TC VF MEDIUM" w:eastAsia="MISANS TC VF MEDIUM" w:hAnsi="MISANS TC VF MEDIUM"/>
+          <w:lang w:eastAsia="zh-TW"/>
+        </w:rPr>
+        <w:t>6. AI 功能與免責聲明</w:t>
+      </w:r>
+    </w:p>
+    <w:p>
+      <w:pPr>
+        <w:spacing w:after="120"/>
+        <w:rPr>
+          <w:rFonts w:ascii="MISANS TC VF MEDIUM" w:eastAsia="MISANS TC VF MEDIUM" w:hAnsi="MISANS TC VF MEDIUM"/>
+          <w:lang w:eastAsia="zh-TW"/>
+        </w:rPr>
+      </w:pPr>
+      <w:r>
+        <w:rPr>
+          <w:rFonts w:ascii="MISANS TC VF MEDIUM" w:eastAsia="MISANS TC VF MEDIUM" w:hAnsi="MISANS TC VF MEDIUM"/>
+          <w:lang w:eastAsia="zh-TW"/>
+        </w:rPr>
+        <w:t>Food Ninja 包含 AI 驅動功能，包括食譜生成、餐點規劃建議及捐贈資格評估。這些功能僅供資訊參考及便利使用。</w:t>
+      </w:r>
+    </w:p>
+    <w:p>
+      <w:pPr>
+        <w:spacing w:after="120"/>
+        <w:rPr>
+          <w:rFonts w:ascii="MISANS TC VF MEDIUM" w:eastAsia="MISANS TC VF MEDIUM" w:hAnsi="MISANS TC VF MEDIUM"/>
+          <w:lang w:eastAsia="zh-TW"/>
+        </w:rPr>
+      </w:pPr>
+      <w:r>
+        <w:rPr>
+          <w:rFonts w:ascii="MISANS TC VF MEDIUM" w:eastAsia="MISANS TC VF MEDIUM" w:hAnsi="MISANS TC VF MEDIUM"/>
+          <w:b/>
+          <w:bCs/>
+          <w:lang w:eastAsia="zh-TW"/>
+        </w:rPr>
+        <w:t>重要免責聲明：</w:t>
+      </w:r>
+      <w:r>
+        <w:rPr>
+          <w:rFonts w:ascii="MISANS TC VF MEDIUM" w:eastAsia="MISANS TC VF MEDIUM" w:hAnsi="MISANS TC VF MEDIUM"/>
+          <w:lang w:eastAsia="zh-TW"/>
+        </w:rPr>
+        <w:t>AI 生成的內容，包括食譜建議、餐點規劃及捐贈資格評估，可能存在不準確、不完整或不適合您特定情況的情形。對於任何 AI 生成輸出的準確性、可靠性、完整性或特定用途適用性，我們不作任何明示或默示之聲明或保證。</w:t>
+      </w:r>
+    </w:p>
+    <w:p>
+      <w:pPr>
+        <w:spacing w:after="120"/>
+        <w:rPr>
+          <w:rFonts w:ascii="MISANS TC VF MEDIUM" w:eastAsia="MISANS TC VF MEDIUM" w:hAnsi="MISANS TC VF MEDIUM"/>
+          <w:lang w:eastAsia="zh-TW"/>
+        </w:rPr>
+      </w:pPr>
+      <w:r>
+        <w:rPr>
+          <w:rFonts w:ascii="MISANS TC VF MEDIUM" w:eastAsia="MISANS TC VF MEDIUM" w:hAnsi="MISANS TC VF MEDIUM"/>
+          <w:b/>
+          <w:bCs/>
+          <w:lang w:eastAsia="zh-TW"/>
+        </w:rPr>
+        <w:lastRenderedPageBreak/>
+        <w:t>AI 責任全面排除：</w:t>
+      </w:r>
+      <w:r>
+        <w:rPr>
+          <w:rFonts w:ascii="MISANS TC VF MEDIUM" w:eastAsia="MISANS TC VF MEDIUM" w:hAnsi="MISANS TC VF MEDIUM"/>
+          <w:lang w:eastAsia="zh-TW"/>
+        </w:rPr>
+        <w:t>在適用法律允許的最大範圍內，Albert Huang 對於因使用或依賴任何 AI 生成內容而導致的任何傷害、損失、疾病、受傷、死亡、財務損害、財產損害或其他任何性質之不良後果，概不負任何責任，無論該索賠基於何種法律理論（包括合約、侵權、過失、嚴格責任或其他），且即使已被告知此類損害之可能性亦然。本排除條款完全適用，且不受第 12 條一般責任上限之約束。</w:t>
+      </w:r>
+    </w:p>
+    <w:p>
+      <w:pPr>
+        <w:spacing w:after="120"/>
+        <w:rPr>
+          <w:rFonts w:ascii="MISANS TC VF MEDIUM" w:eastAsia="MISANS TC VF MEDIUM" w:hAnsi="MISANS TC VF MEDIUM"/>
+          <w:lang w:eastAsia="zh-TW"/>
+        </w:rPr>
+      </w:pPr>
+      <w:r>
+        <w:rPr>
+          <w:rFonts w:ascii="MISANS TC VF MEDIUM" w:eastAsia="MISANS TC VF MEDIUM" w:hAnsi="MISANS TC VF MEDIUM"/>
+          <w:lang w:eastAsia="zh-TW"/>
+        </w:rPr>
+        <w:t>在採取任何行動前，請務必獨立判斷，並視情況諮詢合格專業人士（包括醫療、營養或食品安全專業人士）。</w:t>
+      </w:r>
+    </w:p>
+    <w:p>
+      <w:pPr>
+        <w:spacing w:after="120"/>
+        <w:rPr>
+          <w:rFonts w:ascii="MISANS TC VF MEDIUM" w:eastAsia="MISANS TC VF MEDIUM" w:hAnsi="MISANS TC VF MEDIUM"/>
+          <w:lang w:eastAsia="zh-TW"/>
+        </w:rPr>
+      </w:pPr>
+      <w:r>
+        <w:rPr>
+          <w:rFonts w:ascii="MISANS TC VF MEDIUM" w:eastAsia="MISANS TC VF MEDIUM" w:hAnsi="MISANS TC VF MEDIUM"/>
+          <w:lang w:eastAsia="zh-TW"/>
+        </w:rPr>
+        <w:t>AI 提供的捐贈資格資訊僅供參考，最終資格認定由各捐贈中心自行決定。</w:t>
+      </w:r>
+    </w:p>
+    <w:p>
+      <w:pPr>
+        <w:pStyle w:val="Heading1"/>
+        <w:spacing w:before="400" w:after="160"/>
+        <w:rPr>
+          <w:rFonts w:ascii="MISANS TC VF MEDIUM" w:eastAsia="MISANS TC VF MEDIUM" w:hAnsi="MISANS TC VF MEDIUM"/>
+          <w:b w:val="0"/>
+          <w:bCs w:val="0"/>
+          <w:lang w:eastAsia="zh-TW"/>
+        </w:rPr>
+      </w:pPr>
+      <w:r>
+        <w:rPr>
+          <w:rFonts w:ascii="MISANS TC VF MEDIUM" w:eastAsia="MISANS TC VF MEDIUM" w:hAnsi="MISANS TC VF MEDIUM" w:cs="MS Gothic"/>
+          <w:b w:val="0"/>
+          <w:bCs w:val="0"/>
+          <w:lang w:eastAsia="zh-TW"/>
+        </w:rPr>
+        <w:t>6A. 藥物提醒功能與免責聲明</w:t>
+      </w:r>
+    </w:p>
+    <w:p>
+      <w:pPr>
+        <w:spacing w:after="120"/>
+        <w:rPr>
+          <w:rFonts w:ascii="MISANS TC VF MEDIUM" w:eastAsia="MISANS TC VF MEDIUM" w:hAnsi="MISANS TC VF MEDIUM"/>
+          <w:lang w:eastAsia="zh-TW"/>
+        </w:rPr>
+      </w:pPr>
+      <w:r>
+        <w:rPr>
+          <w:rFonts w:ascii="MISANS TC VF MEDIUM" w:eastAsia="MISANS TC VF MEDIUM" w:hAnsi="MISANS TC VF MEDIUM" w:cs="MS Gothic"/>
+          <w:lang w:eastAsia="zh-TW"/>
+        </w:rPr>
+        <w:t>Food Ninja 的藥物提醒功能可讓您設定裝置端鬧鐘，提醒您按時服藥。本功能旨在協助減少藥物浪費，僅作為個人便利工具。</w:t>
+      </w:r>
+    </w:p>
+    <w:p>
+      <w:pPr>
+        <w:spacing w:after="120"/>
+        <w:rPr>
+          <w:rFonts w:ascii="MISANS TC VF MEDIUM" w:eastAsia="MISANS TC VF MEDIUM" w:hAnsi="MISANS TC VF MEDIUM"/>
+          <w:lang w:eastAsia="zh-TW"/>
+        </w:rPr>
+      </w:pPr>
+      <w:r>
+        <w:rPr>
+          <w:rFonts w:ascii="MISANS TC VF MEDIUM" w:eastAsia="MISANS TC VF MEDIUM" w:hAnsi="MISANS TC VF MEDIUM"/>
+          <w:b/>
+          <w:bCs/>
+          <w:lang w:eastAsia="zh-TW"/>
+        </w:rPr>
+        <w:t>重要免責聲明：</w:t>
+      </w:r>
+      <w:r>
+        <w:rPr>
+          <w:rFonts w:ascii="MISANS TC VF MEDIUM" w:eastAsia="MISANS TC VF MEDIUM" w:hAnsi="MISANS TC VF MEDIUM"/>
+          <w:lang w:eastAsia="zh-TW"/>
+        </w:rPr>
+        <w:t>藥物提醒功能並非專業醫療服務，亦不保證藥物管理的完全可靠性。提醒鬧鐘的觸發受裝置狀況、作業系統限制及使用者設定影響。我們對藥物提醒的準確性、可靠性或完整性不作任何明示或默示之聲明或保證。</w:t>
+      </w:r>
+    </w:p>
+    <w:p>
+      <w:pPr>
+        <w:spacing w:after="120"/>
+        <w:rPr>
+          <w:rFonts w:ascii="MISANS TC VF MEDIUM" w:eastAsia="MISANS TC VF MEDIUM" w:hAnsi="MISANS TC VF MEDIUM"/>
+          <w:lang w:eastAsia="zh-TW"/>
+        </w:rPr>
+      </w:pPr>
+      <w:r>
+        <w:rPr>
+          <w:rFonts w:ascii="MISANS TC VF MEDIUM" w:eastAsia="MISANS TC VF MEDIUM" w:hAnsi="MISANS TC VF MEDIUM"/>
+          <w:b/>
+          <w:bCs/>
+          <w:lang w:eastAsia="zh-TW"/>
+        </w:rPr>
+        <w:t>藥物提醒功能責任全面排除：</w:t>
+      </w:r>
+      <w:r>
+        <w:rPr>
+          <w:rFonts w:ascii="MISANS TC VF MEDIUM" w:eastAsia="MISANS TC VF MEDIUM" w:hAnsi="MISANS TC VF MEDIUM"/>
+          <w:lang w:eastAsia="zh-TW"/>
+        </w:rPr>
+        <w:t>在適用法律允許的最大範圍內，Albert Huang 對於因使用或依賴藥物提醒功能而導致的任何漏服藥物、用藥錯誤、傷害、損失、疾病、受傷、死亡或其他任何性質之不良後果，概不負任何責任，無論該索賠基於何種法律理論（包括合約、侵權、過失、嚴格責任或其他）。本排除條款完全適用，且不受第 12 條一般責任上限之約束。</w:t>
+      </w:r>
+    </w:p>
+    <w:p>
+      <w:pPr>
+        <w:spacing w:after="120"/>
+        <w:rPr>
+          <w:rFonts w:ascii="MISANS TC VF MEDIUM" w:eastAsia="MISANS TC VF MEDIUM" w:hAnsi="MISANS TC VF MEDIUM"/>
+          <w:lang w:eastAsia="zh-TW"/>
+        </w:rPr>
+      </w:pPr>
+      <w:r>
+        <w:rPr>
+          <w:rFonts w:ascii="MISANS TC VF MEDIUM" w:eastAsia="MISANS TC VF MEDIUM" w:hAnsi="MISANS TC VF MEDIUM" w:cs="MS Gothic"/>
+          <w:lang w:eastAsia="zh-TW"/>
+        </w:rPr>
+        <w:t>請就您的用藥方案諮詢合格的醫療專業人員。請勿僅依賴本功能進行重要的藥物管理。</w:t>
+      </w:r>
+    </w:p>
+    <w:p>
+      <w:pPr>
+        <w:spacing w:after="120"/>
+        <w:rPr>
+          <w:rFonts w:ascii="MISANS TC VF MEDIUM" w:eastAsia="MISANS TC VF MEDIUM" w:hAnsi="MISANS TC VF MEDIUM"/>
+          <w:lang w:eastAsia="zh-TW"/>
+        </w:rPr>
+      </w:pPr>
+      <w:r>
+        <w:rPr>
+          <w:rFonts w:ascii="MISANS TC VF MEDIUM" w:eastAsia="MISANS TC VF MEDIUM" w:hAnsi="MISANS TC VF MEDIUM" w:cs="MS Gothic"/>
+          <w:lang w:eastAsia="zh-TW"/>
+        </w:rPr>
+        <w:t>當您使用相機拍攝子功能拍攝藥物標籤時，照片及 OCR 分析結果將傳輸至我們的伺服器，並由 Google Gemini 進行處理以自動填入藥物資訊。這些資料結果傳回您的裝置後，我們及 Google 均不儲存、記錄或保留相關資料。</w:t>
+      </w:r>
+    </w:p>
+    <w:p>
+      <w:pPr>
+        <w:pStyle w:val="Heading1"/>
+        <w:spacing w:before="400" w:after="160"/>
+        <w:rPr>
+          <w:rFonts w:ascii="MISANS TC VF MEDIUM" w:eastAsia="MISANS TC VF MEDIUM" w:hAnsi="MISANS TC VF MEDIUM"/>
+          <w:lang w:eastAsia="zh-TW"/>
+        </w:rPr>
+      </w:pPr>
+      <w:r>
+        <w:rPr>
+          <w:rFonts w:ascii="MISANS TC VF MEDIUM" w:eastAsia="MISANS TC VF MEDIUM" w:hAnsi="MISANS TC VF MEDIUM"/>
+          <w:lang w:eastAsia="zh-TW"/>
+        </w:rPr>
+        <w:t>7. 地圖、定位服務與捐贈中心資料庫</w:t>
+      </w:r>
+    </w:p>
+    <w:p>
+      <w:pPr>
+        <w:spacing w:after="120"/>
+        <w:rPr>
+          <w:rFonts w:ascii="MISANS TC VF MEDIUM" w:eastAsia="MISANS TC VF MEDIUM" w:hAnsi="MISANS TC VF MEDIUM"/>
+          <w:lang w:eastAsia="zh-TW"/>
+        </w:rPr>
+      </w:pPr>
+      <w:r>
+        <w:rPr>
+          <w:rFonts w:ascii="MISANS TC VF MEDIUM" w:eastAsia="MISANS TC VF MEDIUM" w:hAnsi="MISANS TC VF MEDIUM"/>
+          <w:lang w:eastAsia="zh-TW"/>
+        </w:rPr>
+        <w:t>本服務使用 Apple Maps（MapKit）顯示捐贈中心位置。用於地圖顯示的定位資料依 Apple 隱私政策處理，我們不在伺服器儲存您的精確位置。</w:t>
+      </w:r>
+    </w:p>
+    <w:p>
+      <w:pPr>
+        <w:spacing w:after="120"/>
+        <w:rPr>
+          <w:rFonts w:ascii="MISANS TC VF MEDIUM" w:eastAsia="MISANS TC VF MEDIUM" w:hAnsi="MISANS TC VF MEDIUM"/>
+          <w:lang w:eastAsia="zh-TW"/>
+        </w:rPr>
+      </w:pPr>
+      <w:r>
+        <w:rPr>
+          <w:rFonts w:ascii="MISANS TC VF MEDIUM" w:eastAsia="MISANS TC VF MEDIUM" w:hAnsi="MISANS TC VF MEDIUM"/>
+          <w:lang w:eastAsia="zh-TW"/>
+        </w:rPr>
+        <w:t>定位存取權限僅用於提供應用程式內的地圖功能。您可在裝置設定中拒絕定位權限，但部分地圖功能可能因此受限。</w:t>
+      </w:r>
+    </w:p>
+    <w:p>
+      <w:pPr>
+        <w:spacing w:after="120"/>
+        <w:rPr>
+          <w:rFonts w:ascii="MISANS TC VF MEDIUM" w:eastAsia="MISANS TC VF MEDIUM" w:hAnsi="MISANS TC VF MEDIUM"/>
+          <w:lang w:eastAsia="zh-TW"/>
+        </w:rPr>
+      </w:pPr>
+      <w:r>
+        <w:rPr>
+          <w:rFonts w:ascii="MISANS TC VF MEDIUM" w:eastAsia="MISANS TC VF MEDIUM" w:hAnsi="MISANS TC VF MEDIUM"/>
+          <w:lang w:eastAsia="zh-TW"/>
+        </w:rPr>
+        <w:lastRenderedPageBreak/>
+        <w:t>Food Ninja 的捐贈中心資料庫由開發者人工整理及維護。雖然我們致力確保資料的準確性及時效性，但我們對任何列出的捐贈中心之準確性、完整性、目前營運狀態或收受標準，不作任何聲明或保證。資料可能已過時或有誤，建議您在前往捐贈或進行捐贈前，自行向相關捐贈中心確認最新資訊。</w:t>
+      </w:r>
+    </w:p>
+    <w:p>
+      <w:pPr>
+        <w:pStyle w:val="Heading1"/>
+        <w:spacing w:before="400" w:after="160"/>
+        <w:rPr>
+          <w:rFonts w:ascii="MISANS TC VF MEDIUM" w:eastAsia="MISANS TC VF MEDIUM" w:hAnsi="MISANS TC VF MEDIUM"/>
+          <w:lang w:eastAsia="zh-TW"/>
+        </w:rPr>
+      </w:pPr>
+      <w:r>
+        <w:rPr>
+          <w:rFonts w:ascii="MISANS TC VF MEDIUM" w:eastAsia="MISANS TC VF MEDIUM" w:hAnsi="MISANS TC VF MEDIUM"/>
+          <w:lang w:eastAsia="zh-TW"/>
+        </w:rPr>
+        <w:t>8. 第三方服務與日曆整合</w:t>
+      </w:r>
+    </w:p>
+    <w:p>
+      <w:pPr>
+        <w:spacing w:after="120"/>
+        <w:rPr>
+          <w:rFonts w:ascii="MISANS TC VF MEDIUM" w:eastAsia="MISANS TC VF MEDIUM" w:hAnsi="MISANS TC VF MEDIUM"/>
+          <w:lang w:eastAsia="zh-TW"/>
+        </w:rPr>
+      </w:pPr>
+      <w:r>
+        <w:rPr>
+          <w:rFonts w:ascii="MISANS TC VF MEDIUM" w:eastAsia="MISANS TC VF MEDIUM" w:hAnsi="MISANS TC VF MEDIUM"/>
+          <w:lang w:eastAsia="zh-TW"/>
+        </w:rPr>
+        <w:t>本服務整合以下第三方服務：</w:t>
       </w:r>
     </w:p>
     <w:p>
@@ -1152,7 +1265,7 @@
         <w:rPr>
           <w:rFonts w:ascii="MISANS TC VF MEDIUM" w:eastAsia="MISANS TC VF MEDIUM" w:hAnsi="MISANS TC VF MEDIUM"/>
         </w:rPr>
-        <w:t>使用 Google 登入——受 Google 服務條款及隱私政策約束</w:t>
+        <w:t>使用 Apple 登入——受 Apple 服務條款及隱私政策約束</w:t>
       </w:r>
     </w:p>
     <w:p>
@@ -1171,7 +1284,7 @@
         <w:rPr>
           <w:rFonts w:ascii="MISANS TC VF MEDIUM" w:eastAsia="MISANS TC VF MEDIUM" w:hAnsi="MISANS TC VF MEDIUM"/>
         </w:rPr>
-        <w:t>Apple Maps（MapKit）——受 Apple 服務條款約束</w:t>
+        <w:t>使用 Google 登入——受 Google 服務條款及隱私政策約束</w:t>
       </w:r>
     </w:p>
     <w:p>
@@ -1190,7 +1303,7 @@
         <w:rPr>
           <w:rFonts w:ascii="MISANS TC VF MEDIUM" w:eastAsia="MISANS TC VF MEDIUM" w:hAnsi="MISANS TC VF MEDIUM"/>
         </w:rPr>
-        <w:t>Google 日曆及 Google Tasks（可選，由使用者自行啟用）——受 Google 服務條款及隱私政策約束</w:t>
+        <w:t>Apple Maps（MapKit）——受 Apple 服務條款約束</w:t>
       </w:r>
     </w:p>
     <w:p>
@@ -1209,7 +1322,7 @@
         <w:rPr>
           <w:rFonts w:ascii="MISANS TC VF MEDIUM" w:eastAsia="MISANS TC VF MEDIUM" w:hAnsi="MISANS TC VF MEDIUM"/>
         </w:rPr>
-        <w:t>Apple 日曆及 Apple 提醒事項（可選，由使用者自行啟用）——受 Apple 服務條款及隱私政策約束</w:t>
+        <w:t>Google 日曆及 Google Tasks（可選，由使用者自行啟用）——受 Google 服務條款及隱私政策約束</w:t>
       </w:r>
     </w:p>
     <w:p>
@@ -1222,190 +1335,13 @@
         <w:spacing w:after="80"/>
         <w:rPr>
           <w:rFonts w:ascii="MISANS TC VF MEDIUM" w:eastAsia="MISANS TC VF MEDIUM" w:hAnsi="MISANS TC VF MEDIUM"/>
-          <w:lang w:eastAsia="zh-TW"/>
-        </w:rPr>
-      </w:pPr>
-      <w:proofErr w:type="spellStart"/>
-      <w:r>
-        <w:rPr>
-          <w:rFonts w:ascii="MISANS TC VF MEDIUM" w:eastAsia="MISANS TC VF MEDIUM" w:hAnsi="MISANS TC VF MEDIUM"/>
-          <w:lang w:val="en-US" w:eastAsia="zh-TW"/>
-        </w:rPr>
-        <w:t>TheGoodAPI</w:t>
-      </w:r>
-      <w:proofErr w:type="spellEnd"/>
-      <w:r>
-        <w:rPr>
-          <w:rFonts w:ascii="MISANS TC VF MEDIUM" w:eastAsia="MISANS TC VF MEDIUM" w:hAnsi="MISANS TC VF MEDIUM"/>
-          <w:lang w:val="en-US" w:eastAsia="zh-TW"/>
-        </w:rPr>
-        <w:t xml:space="preserve"> </w:t>
-      </w:r>
-      <w:r>
-        <w:rPr>
-          <w:rFonts w:ascii="MISANS TC VF MEDIUM" w:eastAsia="MISANS TC VF MEDIUM" w:hAnsi="MISANS TC VF MEDIUM"/>
-          <w:lang w:eastAsia="zh-TW"/>
-        </w:rPr>
-        <w:t>——</w:t>
-      </w:r>
-      <w:r>
-        <w:rPr>
-          <w:rFonts w:ascii="MISANS TC VF MEDIUM" w:eastAsia="MISANS TC VF MEDIUM" w:hAnsi="MISANS TC VF MEDIUM" w:hint="eastAsia"/>
-          <w:lang w:eastAsia="zh-TW"/>
-        </w:rPr>
-        <w:t xml:space="preserve"> </w:t>
-      </w:r>
-      <w:r>
-        <w:rPr>
-          <w:rFonts w:ascii="MISANS TC VF MEDIUM" w:eastAsia="MISANS TC VF MEDIUM" w:hAnsi="MISANS TC VF MEDIUM" w:hint="eastAsia"/>
-          <w:lang w:val="en-US" w:eastAsia="zh-TW"/>
-        </w:rPr>
-        <w:t>服務內種樹的功能合作方</w:t>
-      </w:r>
-      <w:r>
-        <w:rPr>
-          <w:rFonts w:ascii="MISANS TC VF MEDIUM" w:eastAsia="MISANS TC VF MEDIUM" w:hAnsi="MISANS TC VF MEDIUM" w:hint="eastAsia"/>
-          <w:lang w:eastAsia="zh-TW"/>
-        </w:rPr>
-        <w:t xml:space="preserve"> </w:t>
-      </w:r>
-      <w:r>
-        <w:rPr>
-          <w:rFonts w:ascii="MISANS TC VF MEDIUM" w:eastAsia="MISANS TC VF MEDIUM" w:hAnsi="MISANS TC VF MEDIUM"/>
-          <w:lang w:eastAsia="zh-TW"/>
-        </w:rPr>
-        <w:t>——</w:t>
-      </w:r>
-      <w:r>
-        <w:rPr>
-          <w:rFonts w:ascii="MISANS TC VF MEDIUM" w:eastAsia="MISANS TC VF MEDIUM" w:hAnsi="MISANS TC VF MEDIUM" w:hint="eastAsia"/>
-          <w:lang w:eastAsia="zh-TW"/>
-        </w:rPr>
-        <w:t>不分享資料</w:t>
-      </w:r>
-    </w:p>
-    <w:p>
-      <w:pPr>
-        <w:spacing w:after="80"/>
-        <w:rPr>
-          <w:rFonts w:ascii="MISANS TC VF MEDIUM" w:eastAsia="MISANS TC VF MEDIUM" w:hAnsi="MISANS TC VF MEDIUM"/>
-          <w:lang w:eastAsia="zh-TW"/>
-        </w:rPr>
-      </w:pPr>
-    </w:p>
-    <w:p>
-      <w:pPr>
-        <w:spacing w:after="120"/>
-        <w:rPr>
-          <w:rFonts w:ascii="MISANS TC VF MEDIUM" w:eastAsia="MISANS TC VF MEDIUM" w:hAnsi="MISANS TC VF MEDIUM"/>
-          <w:lang w:eastAsia="zh-TW"/>
-        </w:rPr>
-      </w:pPr>
-      <w:r>
-        <w:rPr>
-          <w:rFonts w:ascii="MISANS TC VF MEDIUM" w:eastAsia="MISANS TC VF MEDIUM" w:hAnsi="MISANS TC VF MEDIUM"/>
-          <w:lang w:eastAsia="zh-TW"/>
-        </w:rPr>
-        <w:t>日曆與提醒事項同步：您可選擇啟用將食物效期紀錄同步至 Google 日曆、Google Tasks、Apple 日曆及／或 Apple 提醒事項的功能。啟用此功能需在您的裝置上授予應用程式相應權限。針對 Google 日曆及 Google Tasks 同步，我們僅使用您儲存的 Google OAuth 重新整理權杖代表您執行同步操作，該權杖不作其他任何用途。您可隨時在應用程式中停用同步功能，或透過刪除帳號來撤銷此項授權。</w:t>
-      </w:r>
-    </w:p>
-    <w:p>
-      <w:pPr>
-        <w:spacing w:after="120"/>
-        <w:rPr>
-          <w:rFonts w:ascii="MISANS TC VF MEDIUM" w:eastAsia="MISANS TC VF MEDIUM" w:hAnsi="MISANS TC VF MEDIUM"/>
-          <w:lang w:eastAsia="zh-TW"/>
-        </w:rPr>
-      </w:pPr>
-      <w:r>
-        <w:rPr>
-          <w:rFonts w:ascii="MISANS TC VF MEDIUM" w:eastAsia="MISANS TC VF MEDIUM" w:hAnsi="MISANS TC VF MEDIUM"/>
-          <w:lang w:eastAsia="zh-TW"/>
-        </w:rPr>
-        <w:t>我們對上述第三方服務的隱私實踐或內容不負任何責任，您使用這些服務須遵守其各自的條款及政策。</w:t>
-      </w:r>
-    </w:p>
-    <w:p>
-      <w:pPr>
-        <w:pStyle w:val="Heading1"/>
-        <w:spacing w:before="400" w:after="160"/>
-        <w:rPr>
-          <w:rFonts w:ascii="MISANS TC VF MEDIUM" w:eastAsia="MISANS TC VF MEDIUM" w:hAnsi="MISANS TC VF MEDIUM"/>
-          <w:lang w:eastAsia="zh-TW"/>
-        </w:rPr>
-      </w:pPr>
-      <w:r>
-        <w:rPr>
-          <w:rFonts w:ascii="MISANS TC VF MEDIUM" w:eastAsia="MISANS TC VF MEDIUM" w:hAnsi="MISANS TC VF MEDIUM"/>
-          <w:lang w:eastAsia="zh-TW"/>
-        </w:rPr>
-        <w:lastRenderedPageBreak/>
-        <w:t>9. 智慧財產權</w:t>
-      </w:r>
-    </w:p>
-    <w:p>
-      <w:pPr>
-        <w:spacing w:after="120"/>
-        <w:rPr>
-          <w:rFonts w:ascii="MISANS TC VF MEDIUM" w:eastAsia="MISANS TC VF MEDIUM" w:hAnsi="MISANS TC VF MEDIUM"/>
-          <w:lang w:eastAsia="zh-TW"/>
-        </w:rPr>
-      </w:pPr>
-      <w:r>
-        <w:rPr>
-          <w:rFonts w:ascii="MISANS TC VF MEDIUM" w:eastAsia="MISANS TC VF MEDIUM" w:hAnsi="MISANS TC VF MEDIUM"/>
-          <w:lang w:eastAsia="zh-TW"/>
-        </w:rPr>
-        <w:t>服務內的所有內容、設計、程式碼、商標及資料，包括但不限於 Food Ninja 名稱、標誌、使用者介面及原創文字，均為 Albert Huang 的專屬智慧財產，受適用著作權法、商標法及智慧財產法律保護。</w:t>
-      </w:r>
-    </w:p>
-    <w:p>
-      <w:pPr>
-        <w:spacing w:after="120"/>
-        <w:rPr>
-          <w:rFonts w:ascii="MISANS TC VF MEDIUM" w:eastAsia="MISANS TC VF MEDIUM" w:hAnsi="MISANS TC VF MEDIUM"/>
-          <w:lang w:eastAsia="zh-TW"/>
-        </w:rPr>
-      </w:pPr>
-      <w:r>
-        <w:rPr>
-          <w:rFonts w:ascii="MISANS TC VF MEDIUM" w:eastAsia="MISANS TC VF MEDIUM" w:hAnsi="MISANS TC VF MEDIUM"/>
-          <w:lang w:eastAsia="zh-TW"/>
-        </w:rPr>
-        <w:t>您獲授予有限、非獨家、不可轉讓、可撤銷的授權，得依本條款為個人非商業目的使用本服務。未經我們事先書面同意，您不得複製、修改、散布、銷售、再授權或就本服務任何部分創作衍生著作。</w:t>
-      </w:r>
-    </w:p>
-    <w:p>
-      <w:pPr>
-        <w:pStyle w:val="Heading1"/>
-        <w:spacing w:before="400" w:after="160"/>
-        <w:rPr>
-          <w:rFonts w:ascii="MISANS TC VF MEDIUM" w:eastAsia="MISANS TC VF MEDIUM" w:hAnsi="MISANS TC VF MEDIUM"/>
-          <w:lang w:eastAsia="zh-TW"/>
-        </w:rPr>
-      </w:pPr>
-      <w:r>
-        <w:rPr>
-          <w:rFonts w:ascii="MISANS TC VF MEDIUM" w:eastAsia="MISANS TC VF MEDIUM" w:hAnsi="MISANS TC VF MEDIUM"/>
-          <w:lang w:eastAsia="zh-TW"/>
-        </w:rPr>
-        <w:t>10. 禁止行為</w:t>
-      </w:r>
-    </w:p>
-    <w:p>
-      <w:pPr>
-        <w:spacing w:after="120"/>
-        <w:rPr>
-          <w:rFonts w:ascii="MISANS TC VF MEDIUM" w:eastAsia="MISANS TC VF MEDIUM" w:hAnsi="MISANS TC VF MEDIUM"/>
-          <w:lang w:eastAsia="zh-TW"/>
-        </w:rPr>
-      </w:pPr>
-      <w:r>
-        <w:rPr>
-          <w:rFonts w:ascii="MISANS TC VF MEDIUM" w:eastAsia="MISANS TC VF MEDIUM" w:hAnsi="MISANS TC VF MEDIUM"/>
-          <w:lang w:eastAsia="zh-TW"/>
-        </w:rPr>
-        <w:t>您同意不得進行以下行為：</w:t>
+        </w:rPr>
+      </w:pPr>
+      <w:r>
+        <w:rPr>
+          <w:rFonts w:ascii="MISANS TC VF MEDIUM" w:eastAsia="MISANS TC VF MEDIUM" w:hAnsi="MISANS TC VF MEDIUM"/>
+        </w:rPr>
+        <w:t>Apple 日曆及 Apple 提醒事項（可選，由使用者自行啟用）——受 Apple 服務條款及隱私政策約束</w:t>
       </w:r>
     </w:p>
     <w:p>
@@ -1424,9 +1360,175 @@
       <w:r>
         <w:rPr>
           <w:rFonts w:ascii="MISANS TC VF MEDIUM" w:eastAsia="MISANS TC VF MEDIUM" w:hAnsi="MISANS TC VF MEDIUM"/>
-          <w:lang w:eastAsia="zh-TW"/>
-        </w:rPr>
-        <w:t>以任何非法目的或違反本條款的方式使用本服務</w:t>
+          <w:lang w:val="en-US" w:eastAsia="zh-TW"/>
+        </w:rPr>
+        <w:t xml:space="preserve">TheGoodAPI </w:t>
+      </w:r>
+      <w:r>
+        <w:rPr>
+          <w:rFonts w:ascii="MISANS TC VF MEDIUM" w:eastAsia="MISANS TC VF MEDIUM" w:hAnsi="MISANS TC VF MEDIUM"/>
+          <w:lang w:eastAsia="zh-TW"/>
+        </w:rPr>
+        <w:t>——</w:t>
+      </w:r>
+      <w:r>
+        <w:rPr>
+          <w:rFonts w:ascii="MISANS TC VF MEDIUM" w:eastAsia="MISANS TC VF MEDIUM" w:hAnsi="MISANS TC VF MEDIUM" w:hint="eastAsia"/>
+          <w:lang w:eastAsia="zh-TW"/>
+        </w:rPr>
+        <w:t xml:space="preserve"> </w:t>
+      </w:r>
+      <w:r>
+        <w:rPr>
+          <w:rFonts w:ascii="MISANS TC VF MEDIUM" w:eastAsia="MISANS TC VF MEDIUM" w:hAnsi="MISANS TC VF MEDIUM" w:hint="eastAsia"/>
+          <w:lang w:val="en-US" w:eastAsia="zh-TW"/>
+        </w:rPr>
+        <w:t>服務內種樹的功能合作方</w:t>
+      </w:r>
+      <w:r>
+        <w:rPr>
+          <w:rFonts w:ascii="MISANS TC VF MEDIUM" w:eastAsia="MISANS TC VF MEDIUM" w:hAnsi="MISANS TC VF MEDIUM" w:hint="eastAsia"/>
+          <w:lang w:eastAsia="zh-TW"/>
+        </w:rPr>
+        <w:t xml:space="preserve"> </w:t>
+      </w:r>
+      <w:r>
+        <w:rPr>
+          <w:rFonts w:ascii="MISANS TC VF MEDIUM" w:eastAsia="MISANS TC VF MEDIUM" w:hAnsi="MISANS TC VF MEDIUM"/>
+          <w:lang w:eastAsia="zh-TW"/>
+        </w:rPr>
+        <w:t>——</w:t>
+      </w:r>
+      <w:r>
+        <w:rPr>
+          <w:rFonts w:ascii="MISANS TC VF MEDIUM" w:eastAsia="MISANS TC VF MEDIUM" w:hAnsi="MISANS TC VF MEDIUM" w:hint="eastAsia"/>
+          <w:lang w:eastAsia="zh-TW"/>
+        </w:rPr>
+        <w:t>不分享資料</w:t>
+      </w:r>
+    </w:p>
+    <w:p>
+      <w:pPr>
+        <w:spacing w:after="80"/>
+        <w:rPr>
+          <w:rFonts w:ascii="MISANS TC VF MEDIUM" w:eastAsia="MISANS TC VF MEDIUM" w:hAnsi="MISANS TC VF MEDIUM"/>
+          <w:lang w:eastAsia="zh-TW"/>
+        </w:rPr>
+      </w:pPr>
+    </w:p>
+    <w:p>
+      <w:pPr>
+        <w:spacing w:after="120"/>
+        <w:rPr>
+          <w:rFonts w:ascii="MISANS TC VF MEDIUM" w:eastAsia="MISANS TC VF MEDIUM" w:hAnsi="MISANS TC VF MEDIUM"/>
+          <w:lang w:eastAsia="zh-TW"/>
+        </w:rPr>
+      </w:pPr>
+      <w:r>
+        <w:rPr>
+          <w:rFonts w:ascii="MISANS TC VF MEDIUM" w:eastAsia="MISANS TC VF MEDIUM" w:hAnsi="MISANS TC VF MEDIUM"/>
+          <w:lang w:eastAsia="zh-TW"/>
+        </w:rPr>
+        <w:t>日曆與提醒事項同步：您可選擇啟用將食物效期紀錄同步至 Google 日曆、Google Tasks、Apple 日曆及／或 Apple 提醒事項的功能。啟用此功能需在您的裝置上授予應用程式相應權限。針對 Google 日曆及 Google Tasks 同步，我們僅使用您儲存的 Google OAuth 重新整理權杖代表您執行同步操作，該權杖不作其他任何用途。您可隨時在應用程式中停用同步功能，或透過刪除帳號來撤銷此項授權。</w:t>
+      </w:r>
+    </w:p>
+    <w:p>
+      <w:pPr>
+        <w:spacing w:after="120"/>
+        <w:rPr>
+          <w:rFonts w:ascii="MISANS TC VF MEDIUM" w:eastAsia="MISANS TC VF MEDIUM" w:hAnsi="MISANS TC VF MEDIUM"/>
+          <w:lang w:eastAsia="zh-TW"/>
+        </w:rPr>
+      </w:pPr>
+      <w:r>
+        <w:rPr>
+          <w:rFonts w:ascii="MISANS TC VF MEDIUM" w:eastAsia="MISANS TC VF MEDIUM" w:hAnsi="MISANS TC VF MEDIUM"/>
+          <w:lang w:eastAsia="zh-TW"/>
+        </w:rPr>
+        <w:t>我們對上述第三方服務的隱私實踐或內容不負任何責任，您使用這些服務須遵守其各自的條款及政策。</w:t>
+      </w:r>
+    </w:p>
+    <w:p>
+      <w:pPr>
+        <w:pStyle w:val="Heading1"/>
+        <w:spacing w:before="400" w:after="160"/>
+        <w:rPr>
+          <w:rFonts w:ascii="MISANS TC VF MEDIUM" w:eastAsia="MISANS TC VF MEDIUM" w:hAnsi="MISANS TC VF MEDIUM"/>
+          <w:lang w:eastAsia="zh-TW"/>
+        </w:rPr>
+      </w:pPr>
+      <w:r>
+        <w:rPr>
+          <w:rFonts w:ascii="MISANS TC VF MEDIUM" w:eastAsia="MISANS TC VF MEDIUM" w:hAnsi="MISANS TC VF MEDIUM"/>
+          <w:lang w:eastAsia="zh-TW"/>
+        </w:rPr>
+        <w:t>9. 智慧財產權</w:t>
+      </w:r>
+    </w:p>
+    <w:p>
+      <w:pPr>
+        <w:spacing w:after="120"/>
+        <w:rPr>
+          <w:rFonts w:ascii="MISANS TC VF MEDIUM" w:eastAsia="MISANS TC VF MEDIUM" w:hAnsi="MISANS TC VF MEDIUM"/>
+          <w:lang w:eastAsia="zh-TW"/>
+        </w:rPr>
+      </w:pPr>
+      <w:r>
+        <w:rPr>
+          <w:rFonts w:ascii="MISANS TC VF MEDIUM" w:eastAsia="MISANS TC VF MEDIUM" w:hAnsi="MISANS TC VF MEDIUM"/>
+          <w:lang w:eastAsia="zh-TW"/>
+        </w:rPr>
+        <w:t>服務內的所有內容、設計、程式碼、商標及資料，包括但不限於 Food Ninja 名稱、標誌、使用者介面及原創文字，均為 Albert Huang 的專屬智慧財產，受適用著作權法、商標法及智慧財產法律保護。</w:t>
+      </w:r>
+    </w:p>
+    <w:p>
+      <w:pPr>
+        <w:spacing w:after="120"/>
+        <w:rPr>
+          <w:rFonts w:ascii="MISANS TC VF MEDIUM" w:eastAsia="MISANS TC VF MEDIUM" w:hAnsi="MISANS TC VF MEDIUM"/>
+          <w:lang w:eastAsia="zh-TW"/>
+        </w:rPr>
+      </w:pPr>
+      <w:r>
+        <w:rPr>
+          <w:rFonts w:ascii="MISANS TC VF MEDIUM" w:eastAsia="MISANS TC VF MEDIUM" w:hAnsi="MISANS TC VF MEDIUM"/>
+          <w:lang w:eastAsia="zh-TW"/>
+        </w:rPr>
+        <w:lastRenderedPageBreak/>
+        <w:t>您獲授予有限、非獨家、不可轉讓、可撤銷的授權，得依本條款為個人非商業目的使用本服務。未經我們事先書面同意，您不得複製、修改、散布、銷售、再授權或就本服務任何部分創作衍生著作。</w:t>
+      </w:r>
+    </w:p>
+    <w:p>
+      <w:pPr>
+        <w:pStyle w:val="Heading1"/>
+        <w:spacing w:before="400" w:after="160"/>
+        <w:rPr>
+          <w:rFonts w:ascii="MISANS TC VF MEDIUM" w:eastAsia="MISANS TC VF MEDIUM" w:hAnsi="MISANS TC VF MEDIUM"/>
+          <w:lang w:eastAsia="zh-TW"/>
+        </w:rPr>
+      </w:pPr>
+      <w:r>
+        <w:rPr>
+          <w:rFonts w:ascii="MISANS TC VF MEDIUM" w:eastAsia="MISANS TC VF MEDIUM" w:hAnsi="MISANS TC VF MEDIUM"/>
+          <w:lang w:eastAsia="zh-TW"/>
+        </w:rPr>
+        <w:t>10. 禁止行為</w:t>
+      </w:r>
+    </w:p>
+    <w:p>
+      <w:pPr>
+        <w:spacing w:after="120"/>
+        <w:rPr>
+          <w:rFonts w:ascii="MISANS TC VF MEDIUM" w:eastAsia="MISANS TC VF MEDIUM" w:hAnsi="MISANS TC VF MEDIUM"/>
+          <w:lang w:eastAsia="zh-TW"/>
+        </w:rPr>
+      </w:pPr>
+      <w:r>
+        <w:rPr>
+          <w:rFonts w:ascii="MISANS TC VF MEDIUM" w:eastAsia="MISANS TC VF MEDIUM" w:hAnsi="MISANS TC VF MEDIUM"/>
+          <w:lang w:eastAsia="zh-TW"/>
+        </w:rPr>
+        <w:t>您同意不得進行以下行為：</w:t>
       </w:r>
     </w:p>
     <w:p>
@@ -1447,7 +1549,7 @@
           <w:rFonts w:ascii="MISANS TC VF MEDIUM" w:eastAsia="MISANS TC VF MEDIUM" w:hAnsi="MISANS TC VF MEDIUM"/>
           <w:lang w:eastAsia="zh-TW"/>
         </w:rPr>
-        <w:t>嘗試對本服務的任何部分進行逆向工程、反組譯或反編譯</w:t>
+        <w:t>以任何非法目的或違反本條款的方式使用本服務</w:t>
       </w:r>
     </w:p>
     <w:p>
@@ -1468,7 +1570,7 @@
           <w:rFonts w:ascii="MISANS TC VF MEDIUM" w:eastAsia="MISANS TC VF MEDIUM" w:hAnsi="MISANS TC VF MEDIUM"/>
           <w:lang w:eastAsia="zh-TW"/>
         </w:rPr>
-        <w:t>干擾或破壞本服務或其伺服器的完整性或效能</w:t>
+        <w:t>嘗試對本服務的任何部分進行逆向工程、反組譯或反編譯</w:t>
       </w:r>
     </w:p>
     <w:p>
@@ -1489,7 +1591,7 @@
           <w:rFonts w:ascii="MISANS TC VF MEDIUM" w:eastAsia="MISANS TC VF MEDIUM" w:hAnsi="MISANS TC VF MEDIUM"/>
           <w:lang w:eastAsia="zh-TW"/>
         </w:rPr>
-        <w:t>使用自動化腳本、機器人或其他手段未經授權存取本服務</w:t>
+        <w:t>干擾或破壞本服務或其伺服器的完整性或效能</w:t>
       </w:r>
     </w:p>
     <w:p>
@@ -1510,7 +1612,7 @@
           <w:rFonts w:ascii="MISANS TC VF MEDIUM" w:eastAsia="MISANS TC VF MEDIUM" w:hAnsi="MISANS TC VF MEDIUM"/>
           <w:lang w:eastAsia="zh-TW"/>
         </w:rPr>
-        <w:t>冒充任何個人或實體，或虛偽陳述您與任何個人或實體的關係</w:t>
+        <w:t>使用自動化腳本、機器人或其他手段未經授權存取本服務</w:t>
       </w:r>
     </w:p>
     <w:p>
@@ -1531,7 +1633,7 @@
           <w:rFonts w:ascii="MISANS TC VF MEDIUM" w:eastAsia="MISANS TC VF MEDIUM" w:hAnsi="MISANS TC VF MEDIUM"/>
           <w:lang w:eastAsia="zh-TW"/>
         </w:rPr>
-        <w:t>上傳或傳輸任何惡意程式碼、病毒或有害資料</w:t>
+        <w:t>冒充任何個人或實體，或虛偽陳述您與任何個人或實體的關係</w:t>
       </w:r>
     </w:p>
     <w:p>
@@ -1552,6 +1654,27 @@
           <w:rFonts w:ascii="MISANS TC VF MEDIUM" w:eastAsia="MISANS TC VF MEDIUM" w:hAnsi="MISANS TC VF MEDIUM"/>
           <w:lang w:eastAsia="zh-TW"/>
         </w:rPr>
+        <w:t>上傳或傳輸任何惡意程式碼、病毒或有害資料</w:t>
+      </w:r>
+    </w:p>
+    <w:p>
+      <w:pPr>
+        <w:pStyle w:val="ListParagraph"/>
+        <w:numPr>
+          <w:ilvl w:val="0"/>
+          <w:numId w:val="2"/>
+        </w:numPr>
+        <w:spacing w:after="80"/>
+        <w:rPr>
+          <w:rFonts w:ascii="MISANS TC VF MEDIUM" w:eastAsia="MISANS TC VF MEDIUM" w:hAnsi="MISANS TC VF MEDIUM"/>
+          <w:lang w:eastAsia="zh-TW"/>
+        </w:rPr>
+      </w:pPr>
+      <w:r>
+        <w:rPr>
+          <w:rFonts w:ascii="MISANS TC VF MEDIUM" w:eastAsia="MISANS TC VF MEDIUM" w:hAnsi="MISANS TC VF MEDIUM"/>
+          <w:lang w:eastAsia="zh-TW"/>
+        </w:rPr>
         <w:t>嘗試未經授權存取本服務的任何部分或功能</w:t>
       </w:r>
     </w:p>
@@ -1650,7 +1773,6 @@
           <w:rFonts w:ascii="MISANS TC VF MEDIUM" w:eastAsia="MISANS TC VF MEDIUM" w:hAnsi="MISANS TC VF MEDIUM"/>
           <w:lang w:eastAsia="zh-TW"/>
         </w:rPr>
-        <w:lastRenderedPageBreak/>
         <w:t>我們對您因本條款所生任何索賠的全部責任，不超過您在索賠前六（6）個月內支付給我們的金額，或新台幣 1,000 元，以較高者為準。</w:t>
       </w:r>
     </w:p>
@@ -1684,6 +1806,7 @@
           <w:rFonts w:ascii="MISANS TC VF MEDIUM" w:eastAsia="MISANS TC VF MEDIUM" w:hAnsi="MISANS TC VF MEDIUM"/>
           <w:lang w:eastAsia="zh-TW"/>
         </w:rPr>
+        <w:lastRenderedPageBreak/>
         <w:t>您同意就您使用本服務、違反本條款或侵害任何第三方權利所引起或相關的任何索賠、責任、損害、損失及費用（包括合理律師費），對 Albert Huang 及其關聯人員予以賠償、抗辯並使其免受損害。</w:t>
       </w:r>
     </w:p>
@@ -1880,7 +2003,6 @@
           <w:rFonts w:ascii="MISANS TC VF MEDIUM" w:eastAsia="MISANS TC VF MEDIUM" w:hAnsi="MISANS TC VF MEDIUM"/>
           <w:lang w:eastAsia="zh-TW"/>
         </w:rPr>
-        <w:lastRenderedPageBreak/>
         <w:t>若您對本條款有任何疑問、疑慮或意見，請透過以下方式聯絡我們：</w:t>
       </w:r>
     </w:p>
@@ -1920,35 +2042,66 @@
         <w:rPr>
           <w:rFonts w:ascii="MISANS TC VF MEDIUM" w:eastAsia="MISANS TC VF MEDIUM" w:hAnsi="MISANS TC VF MEDIUM"/>
         </w:rPr>
+        <w:t>隱私相關：privacy@food-ninja.com</w:t>
+      </w:r>
+    </w:p>
+    <w:p>
+      <w:pPr>
+        <w:spacing w:after="80"/>
+        <w:rPr>
+          <w:rFonts w:ascii="MISANS TC VF MEDIUM" w:eastAsia="MISANS TC VF MEDIUM" w:hAnsi="MISANS TC VF MEDIUM"/>
+        </w:rPr>
+      </w:pPr>
+      <w:r>
+        <w:rPr>
+          <w:rFonts w:ascii="MISANS TC VF MEDIUM" w:eastAsia="MISANS TC VF MEDIUM" w:hAnsi="MISANS TC VF MEDIUM"/>
+        </w:rPr>
+        <w:lastRenderedPageBreak/>
+        <w:t>法律相關：legal@food-ninja.com</w:t>
+      </w:r>
+    </w:p>
+    <w:p>
+      <w:pPr>
+        <w:spacing w:after="80"/>
+        <w:rPr>
+          <w:rFonts w:ascii="MISANS TC VF MEDIUM" w:eastAsia="MISANS TC VF MEDIUM" w:hAnsi="MISANS TC VF MEDIUM" w:hint="eastAsia"/>
+          <w:lang w:eastAsia="zh-TW"/>
+        </w:rPr>
+      </w:pPr>
+      <w:r>
+        <w:rPr>
+          <w:rFonts w:ascii="MISANS TC VF MEDIUM" w:eastAsia="MISANS TC VF MEDIUM" w:hAnsi="MISANS TC VF MEDIUM" w:hint="eastAsia"/>
+          <w:lang w:eastAsia="zh-TW"/>
+        </w:rPr>
+        <w:t>環保相關：</w:t>
+      </w:r>
+      <w:r>
+        <w:rPr>
+          <w:rFonts w:ascii="MISANS TC VF MEDIUM" w:eastAsia="MISANS TC VF MEDIUM" w:hAnsi="MISANS TC VF MEDIUM"/>
+          <w:lang w:eastAsia="zh-TW"/>
+        </w:rPr>
+        <w:t>trees@food-ninja</w:t>
+      </w:r>
+      <w:r>
+        <w:rPr>
+          <w:rFonts w:ascii="MISANS TC VF MEDIUM" w:eastAsia="MISANS TC VF MEDIUM" w:hAnsi="MISANS TC VF MEDIUM"/>
+          <w:lang w:eastAsia="zh-TW"/>
+        </w:rPr>
+        <w:t>.com</w:t>
+      </w:r>
+    </w:p>
+    <w:p>
+      <w:pPr>
+        <w:spacing w:after="80"/>
+        <w:rPr>
+          <w:rFonts w:ascii="MISANS TC VF MEDIUM" w:eastAsia="MISANS TC VF MEDIUM" w:hAnsi="MISANS TC VF MEDIUM"/>
+        </w:rPr>
+      </w:pPr>
+      <w:r>
+        <w:rPr>
+          <w:rFonts w:ascii="MISANS TC VF MEDIUM" w:eastAsia="MISANS TC VF MEDIUM" w:hAnsi="MISANS TC VF MEDIUM"/>
+        </w:rPr>
         <w:t>一般支援：support@food-ninja.com</w:t>
-      </w:r>
-    </w:p>
-    <w:p>
-      <w:pPr>
-        <w:spacing w:after="80"/>
-        <w:rPr>
-          <w:rFonts w:ascii="MISANS TC VF MEDIUM" w:eastAsia="MISANS TC VF MEDIUM" w:hAnsi="MISANS TC VF MEDIUM"/>
-        </w:rPr>
-      </w:pPr>
-      <w:r>
-        <w:rPr>
-          <w:rFonts w:ascii="MISANS TC VF MEDIUM" w:eastAsia="MISANS TC VF MEDIUM" w:hAnsi="MISANS TC VF MEDIUM"/>
-        </w:rPr>
-        <w:t>隱私相關：privacy@food-ninja.com</w:t>
-      </w:r>
-    </w:p>
-    <w:p>
-      <w:pPr>
-        <w:spacing w:after="80"/>
-        <w:rPr>
-          <w:rFonts w:ascii="MISANS TC VF MEDIUM" w:eastAsia="MISANS TC VF MEDIUM" w:hAnsi="MISANS TC VF MEDIUM"/>
-        </w:rPr>
-      </w:pPr>
-      <w:r>
-        <w:rPr>
-          <w:rFonts w:ascii="MISANS TC VF MEDIUM" w:eastAsia="MISANS TC VF MEDIUM" w:hAnsi="MISANS TC VF MEDIUM"/>
-        </w:rPr>
-        <w:t>法律相關：legal@food-ninja.com</w:t>
       </w:r>
     </w:p>
     <w:p>
@@ -2938,6 +3091,18 @@
     <w:uiPriority w:val="99"/>
     <w:rsid w:val="00602AB1"/>
   </w:style>
+  <w:style w:type="character" w:styleId="UnresolvedMention">
+    <w:name w:val="Unresolved Mention"/>
+    <w:basedOn w:val="DefaultParagraphFont"/>
+    <w:uiPriority w:val="99"/>
+    <w:semiHidden/>
+    <w:unhideWhenUsed/>
+    <w:rsid w:val="00FB5FE8"/>
+    <w:rPr>
+      <w:color w:val="605E5C"/>
+      <w:shd w:val="clear" w:color="auto" w:fill="E1DFDD"/>
+    </w:rPr>
+  </w:style>
 </w:styles>
 </file>
 
